--- a/Pharmacology I Exam 3/pharm-exam-3-side-effects.docx
+++ b/Pharmacology I Exam 3/pharm-exam-3-side-effects.docx
@@ -62,7 +62,7 @@
           <w:b w:val="0"/>
           <w:i w:val="0"/>
         </w:rPr>
-        <w:t>51 entries across the Exam 3 lectures, each citing its slide, with black box warnings shaded. Companion to the contraindications and indications charts.</w:t>
+        <w:t>82 entries across the Exam 3 lectures, each citing its slide, with black box warnings shaded. Companion to the contraindications and indications charts.</w:t>
       </w:r>
     </w:p>
     <w:p>
@@ -142,13 +142,27 @@
                 <w:b w:val="0"/>
                 <w:i w:val="0"/>
               </w:rPr>
-              <w:t xml:space="preserve"> The course director ranks them above ordinary adverse effects; 5 rows here carry one and are shaded. Most common systems: </w:t>
+              <w:t xml:space="preserve"> The course director ranks them above ordinary adverse effects; 14 rows here carry one and are shaded. Most common systems: </w:t>
             </w:r>
             <w:r>
               <w:rPr>
                 <w:b/>
                 <w:i w:val="0"/>
               </w:rPr>
+              <w:t>Cardiovascular</w:t>
+            </w:r>
+            <w:r>
+              <w:rPr>
+                <w:b w:val="0"/>
+                <w:i w:val="0"/>
+              </w:rPr>
+              <w:t xml:space="preserve"> (30), </w:t>
+            </w:r>
+            <w:r>
+              <w:rPr>
+                <w:b/>
+                <w:i w:val="0"/>
+              </w:rPr>
               <w:t>Electrolytes</w:t>
             </w:r>
             <w:r>
@@ -163,14 +177,14 @@
                 <w:b/>
                 <w:i w:val="0"/>
               </w:rPr>
-              <w:t>Cardiovascular</w:t>
-            </w:r>
-            <w:r>
-              <w:rPr>
-                <w:b w:val="0"/>
-                <w:i w:val="0"/>
-              </w:rPr>
-              <w:t xml:space="preserve"> (11), </w:t>
+              <w:t>Respiratory</w:t>
+            </w:r>
+            <w:r>
+              <w:rPr>
+                <w:b w:val="0"/>
+                <w:i w:val="0"/>
+              </w:rPr>
+              <w:t xml:space="preserve"> (8), </w:t>
             </w:r>
             <w:r>
               <w:rPr>
@@ -205,28 +219,14 @@
                 <w:b/>
                 <w:i w:val="0"/>
               </w:rPr>
-              <w:t>Neurologic</w:t>
-            </w:r>
-            <w:r>
-              <w:rPr>
-                <w:b w:val="0"/>
-                <w:i w:val="0"/>
-              </w:rPr>
-              <w:t xml:space="preserve"> (4), </w:t>
-            </w:r>
-            <w:r>
-              <w:rPr>
-                <w:b/>
-                <w:i w:val="0"/>
-              </w:rPr>
-              <w:t>Acid-base</w:t>
-            </w:r>
-            <w:r>
-              <w:rPr>
-                <w:b w:val="0"/>
-                <w:i w:val="0"/>
-              </w:rPr>
-              <w:t xml:space="preserve"> (4).</w:t>
+              <w:t>Gastrointestinal</w:t>
+            </w:r>
+            <w:r>
+              <w:rPr>
+                <w:b w:val="0"/>
+                <w:i w:val="0"/>
+              </w:rPr>
+              <w:t xml:space="preserve"> (6).</w:t>
             </w:r>
           </w:p>
         </w:tc>
@@ -8544,6 +8544,5271 @@
                 <w:sz w:val="18"/>
               </w:rPr>
               <w:t>slide 82</w:t>
+            </w:r>
+          </w:p>
+        </w:tc>
+      </w:tr>
+    </w:tbl>
+    <w:p>
+      <w:pPr>
+        <w:spacing w:after="80"/>
+      </w:pPr>
+    </w:p>
+    <w:p>
+      <w:pPr>
+        <w:pStyle w:val="Heading1"/>
+        <w:spacing w:before="280" w:after="100"/>
+      </w:pPr>
+      <w:r>
+        <w:rPr>
+          <w:rFonts w:ascii="Georgia" w:hAnsi="Georgia"/>
+          <w:color w:val="6B3524"/>
+        </w:rPr>
+        <w:t>Lecture 10 — Antiarrhythmic Drugs 31 entries</w:t>
+      </w:r>
+    </w:p>
+    <w:tbl>
+      <w:tblPr>
+        <w:tblStyle w:val="TableGrid"/>
+        <w:tblW w:type="auto" w:w="0"/>
+        <w:jc w:val="center"/>
+        <w:tblLook w:firstColumn="1" w:firstRow="1" w:lastColumn="0" w:lastRow="0" w:noHBand="0" w:noVBand="1" w:val="04A0"/>
+        <w:tblBorders>
+          <w:top w:val="single" w:sz="4" w:space="0" w:color="D8D2D4"/>
+          <w:left w:val="single" w:sz="4" w:space="0" w:color="D8D2D4"/>
+          <w:bottom w:val="single" w:sz="4" w:space="0" w:color="D8D2D4"/>
+          <w:right w:val="single" w:sz="4" w:space="0" w:color="D8D2D4"/>
+          <w:insideH w:val="single" w:sz="4" w:space="0" w:color="D8D2D4"/>
+          <w:insideV w:val="single" w:sz="4" w:space="0" w:color="D8D2D4"/>
+        </w:tblBorders>
+      </w:tblPr>
+      <w:tblGrid>
+        <w:gridCol w:w="2909"/>
+        <w:gridCol w:w="2909"/>
+        <w:gridCol w:w="2909"/>
+        <w:gridCol w:w="2909"/>
+        <w:gridCol w:w="2909"/>
+      </w:tblGrid>
+      <w:tr>
+        <w:tc>
+          <w:tcPr>
+            <w:tcW w:type="dxa" w:w="2909"/>
+            <w:shd w:val="clear" w:color="auto" w:fill="6B3524"/>
+          </w:tcPr>
+          <w:p>
+            <w:pPr>
+              <w:spacing w:after="40"/>
+            </w:pPr>
+            <w:r>
+              <w:rPr>
+                <w:b/>
+                <w:color w:val="FFFFFF"/>
+                <w:sz w:val="18"/>
+              </w:rPr>
+            </w:r>
+            <w:r>
+              <w:rPr>
+                <w:b/>
+                <w:i w:val="0"/>
+                <w:color w:val="FFFFFF"/>
+                <w:sz w:val="18"/>
+              </w:rPr>
+              <w:t>Drug or class</w:t>
+            </w:r>
+          </w:p>
+        </w:tc>
+        <w:tc>
+          <w:tcPr>
+            <w:tcW w:type="dxa" w:w="2909"/>
+            <w:shd w:val="clear" w:color="auto" w:fill="6B3524"/>
+          </w:tcPr>
+          <w:p>
+            <w:pPr>
+              <w:spacing w:after="40"/>
+            </w:pPr>
+            <w:r>
+              <w:rPr>
+                <w:b/>
+                <w:color w:val="FFFFFF"/>
+                <w:sz w:val="18"/>
+              </w:rPr>
+            </w:r>
+            <w:r>
+              <w:rPr>
+                <w:b/>
+                <w:i w:val="0"/>
+                <w:color w:val="FFFFFF"/>
+                <w:sz w:val="18"/>
+              </w:rPr>
+              <w:t>Side effects</w:t>
+            </w:r>
+          </w:p>
+        </w:tc>
+        <w:tc>
+          <w:tcPr>
+            <w:tcW w:type="dxa" w:w="2909"/>
+            <w:shd w:val="clear" w:color="auto" w:fill="6B3524"/>
+          </w:tcPr>
+          <w:p>
+            <w:pPr>
+              <w:spacing w:after="40"/>
+            </w:pPr>
+            <w:r>
+              <w:rPr>
+                <w:b/>
+                <w:color w:val="FFFFFF"/>
+                <w:sz w:val="18"/>
+              </w:rPr>
+            </w:r>
+            <w:r>
+              <w:rPr>
+                <w:b/>
+                <w:i w:val="0"/>
+                <w:color w:val="FFFFFF"/>
+                <w:sz w:val="18"/>
+              </w:rPr>
+              <w:t>Monitoring &amp; what to watch</w:t>
+            </w:r>
+          </w:p>
+        </w:tc>
+        <w:tc>
+          <w:tcPr>
+            <w:tcW w:type="dxa" w:w="2909"/>
+            <w:shd w:val="clear" w:color="auto" w:fill="6B3524"/>
+          </w:tcPr>
+          <w:p>
+            <w:pPr>
+              <w:spacing w:after="40"/>
+            </w:pPr>
+            <w:r>
+              <w:rPr>
+                <w:b/>
+                <w:color w:val="FFFFFF"/>
+                <w:sz w:val="18"/>
+              </w:rPr>
+            </w:r>
+            <w:r>
+              <w:rPr>
+                <w:b/>
+                <w:i w:val="0"/>
+                <w:color w:val="FFFFFF"/>
+                <w:sz w:val="18"/>
+              </w:rPr>
+              <w:t>System</w:t>
+            </w:r>
+          </w:p>
+        </w:tc>
+        <w:tc>
+          <w:tcPr>
+            <w:tcW w:type="dxa" w:w="2909"/>
+            <w:shd w:val="clear" w:color="auto" w:fill="6B3524"/>
+          </w:tcPr>
+          <w:p>
+            <w:pPr>
+              <w:spacing w:after="40"/>
+            </w:pPr>
+            <w:r>
+              <w:rPr>
+                <w:b/>
+                <w:color w:val="FFFFFF"/>
+                <w:sz w:val="18"/>
+              </w:rPr>
+            </w:r>
+            <w:r>
+              <w:rPr>
+                <w:b/>
+                <w:i w:val="0"/>
+                <w:color w:val="FFFFFF"/>
+                <w:sz w:val="18"/>
+              </w:rPr>
+              <w:t>Source</w:t>
+            </w:r>
+          </w:p>
+        </w:tc>
+      </w:tr>
+      <w:tr>
+        <w:tc>
+          <w:tcPr>
+            <w:tcW w:type="dxa" w:w="14545"/>
+            <w:gridSpan w:val="5"/>
+          </w:tcPr>
+          <w:p>
+            <w:pPr>
+              <w:spacing w:after="40"/>
+            </w:pPr>
+            <w:r/>
+          </w:p>
+        </w:tc>
+      </w:tr>
+      <w:tr>
+        <w:tc>
+          <w:tcPr>
+            <w:tcW w:type="dxa" w:w="2909"/>
+          </w:tcPr>
+          <w:p>
+            <w:pPr>
+              <w:spacing w:after="40"/>
+            </w:pPr>
+            <w:r>
+              <w:rPr>
+                <w:sz w:val="18"/>
+              </w:rPr>
+            </w:r>
+            <w:r>
+              <w:rPr>
+                <w:b w:val="0"/>
+                <w:i w:val="0"/>
+                <w:sz w:val="18"/>
+              </w:rPr>
+              <w:t>All antiarrhythmics</w:t>
+            </w:r>
+            <w:r>
+              <w:rPr>
+                <w:sz w:val="18"/>
+              </w:rPr>
+              <w:br/>
+            </w:r>
+            <w:r>
+              <w:rPr>
+                <w:b w:val="0"/>
+                <w:i w:val="0"/>
+                <w:sz w:val="18"/>
+              </w:rPr>
+              <w:t>proarrhythmia</w:t>
+            </w:r>
+          </w:p>
+        </w:tc>
+        <w:tc>
+          <w:tcPr>
+            <w:tcW w:type="dxa" w:w="2909"/>
+          </w:tcPr>
+          <w:p>
+            <w:pPr>
+              <w:spacing w:after="40"/>
+            </w:pPr>
+            <w:r>
+              <w:rPr>
+                <w:sz w:val="18"/>
+              </w:rPr>
+            </w:r>
+            <w:r>
+              <w:rPr>
+                <w:b/>
+                <w:i w:val="0"/>
+                <w:sz w:val="18"/>
+              </w:rPr>
+              <w:t>All antiarrhythmics may induce arrhythmias.</w:t>
+            </w:r>
+          </w:p>
+        </w:tc>
+        <w:tc>
+          <w:tcPr>
+            <w:tcW w:type="dxa" w:w="2909"/>
+          </w:tcPr>
+          <w:p>
+            <w:pPr>
+              <w:spacing w:after="40"/>
+            </w:pPr>
+            <w:r>
+              <w:rPr>
+                <w:sz w:val="18"/>
+              </w:rPr>
+            </w:r>
+            <w:r>
+              <w:rPr>
+                <w:b w:val="0"/>
+                <w:i w:val="0"/>
+                <w:sz w:val="18"/>
+              </w:rPr>
+              <w:t>Understand the mechanism and weigh the goal (termination or prevention) against the risk; remove precipitating factors first.</w:t>
+            </w:r>
+          </w:p>
+        </w:tc>
+        <w:tc>
+          <w:tcPr>
+            <w:tcW w:type="dxa" w:w="2909"/>
+          </w:tcPr>
+          <w:p>
+            <w:pPr>
+              <w:spacing w:after="40"/>
+            </w:pPr>
+            <w:r>
+              <w:rPr>
+                <w:sz w:val="18"/>
+              </w:rPr>
+            </w:r>
+            <w:r>
+              <w:rPr>
+                <w:b w:val="0"/>
+                <w:i w:val="0"/>
+                <w:sz w:val="18"/>
+              </w:rPr>
+              <w:t>Cardiovascular</w:t>
+            </w:r>
+          </w:p>
+        </w:tc>
+        <w:tc>
+          <w:tcPr>
+            <w:tcW w:type="dxa" w:w="2909"/>
+          </w:tcPr>
+          <w:p>
+            <w:pPr>
+              <w:spacing w:after="40"/>
+            </w:pPr>
+            <w:r>
+              <w:rPr>
+                <w:sz w:val="18"/>
+              </w:rPr>
+            </w:r>
+            <w:r>
+              <w:rPr>
+                <w:b w:val="0"/>
+                <w:i w:val="0"/>
+                <w:sz w:val="18"/>
+              </w:rPr>
+              <w:t>L10</w:t>
+            </w:r>
+            <w:r>
+              <w:rPr>
+                <w:sz w:val="18"/>
+              </w:rPr>
+              <w:br/>
+            </w:r>
+            <w:r>
+              <w:rPr>
+                <w:b w:val="0"/>
+                <w:i w:val="0"/>
+                <w:sz w:val="18"/>
+              </w:rPr>
+              <w:t>slide 3</w:t>
+            </w:r>
+          </w:p>
+        </w:tc>
+      </w:tr>
+      <w:tr>
+        <w:tc>
+          <w:tcPr>
+            <w:tcW w:type="dxa" w:w="14545"/>
+            <w:gridSpan w:val="5"/>
+          </w:tcPr>
+          <w:p>
+            <w:pPr>
+              <w:spacing w:after="40"/>
+            </w:pPr>
+            <w:r/>
+          </w:p>
+        </w:tc>
+      </w:tr>
+      <w:tr>
+        <w:tc>
+          <w:tcPr>
+            <w:tcW w:type="dxa" w:w="2909"/>
+          </w:tcPr>
+          <w:p>
+            <w:pPr>
+              <w:spacing w:after="40"/>
+            </w:pPr>
+            <w:r>
+              <w:rPr>
+                <w:sz w:val="18"/>
+              </w:rPr>
+            </w:r>
+            <w:r>
+              <w:rPr>
+                <w:b w:val="0"/>
+                <w:i w:val="0"/>
+                <w:sz w:val="18"/>
+              </w:rPr>
+              <w:t>Quinidine</w:t>
+            </w:r>
+            <w:r>
+              <w:rPr>
+                <w:sz w:val="18"/>
+              </w:rPr>
+              <w:br/>
+            </w:r>
+            <w:r>
+              <w:rPr>
+                <w:b w:val="0"/>
+                <w:i w:val="0"/>
+                <w:sz w:val="18"/>
+              </w:rPr>
+              <w:t>class IA</w:t>
+            </w:r>
+          </w:p>
+        </w:tc>
+        <w:tc>
+          <w:tcPr>
+            <w:tcW w:type="dxa" w:w="2909"/>
+          </w:tcPr>
+          <w:p>
+            <w:pPr>
+              <w:spacing w:after="40"/>
+            </w:pPr>
+            <w:r>
+              <w:rPr>
+                <w:sz w:val="18"/>
+              </w:rPr>
+            </w:r>
+            <w:r>
+              <w:rPr>
+                <w:b/>
+                <w:i w:val="0"/>
+                <w:sz w:val="18"/>
+              </w:rPr>
+              <w:t>Nausea, vomiting and diarrhea (30 to 50 percent).</w:t>
+            </w:r>
+          </w:p>
+        </w:tc>
+        <w:tc>
+          <w:tcPr>
+            <w:tcW w:type="dxa" w:w="2909"/>
+          </w:tcPr>
+          <w:p>
+            <w:pPr>
+              <w:spacing w:after="40"/>
+            </w:pPr>
+            <w:r>
+              <w:rPr>
+                <w:sz w:val="18"/>
+              </w:rPr>
+            </w:r>
+            <w:r>
+              <w:rPr>
+                <w:b w:val="0"/>
+                <w:i w:val="0"/>
+                <w:sz w:val="18"/>
+              </w:rPr>
+              <w:t>The most common reason the drug is poorly tolerated.</w:t>
+            </w:r>
+          </w:p>
+        </w:tc>
+        <w:tc>
+          <w:tcPr>
+            <w:tcW w:type="dxa" w:w="2909"/>
+          </w:tcPr>
+          <w:p>
+            <w:pPr>
+              <w:spacing w:after="40"/>
+            </w:pPr>
+            <w:r>
+              <w:rPr>
+                <w:sz w:val="18"/>
+              </w:rPr>
+            </w:r>
+            <w:r>
+              <w:rPr>
+                <w:b w:val="0"/>
+                <w:i w:val="0"/>
+                <w:sz w:val="18"/>
+              </w:rPr>
+              <w:t>Gastrointestinal</w:t>
+            </w:r>
+          </w:p>
+        </w:tc>
+        <w:tc>
+          <w:tcPr>
+            <w:tcW w:type="dxa" w:w="2909"/>
+          </w:tcPr>
+          <w:p>
+            <w:pPr>
+              <w:spacing w:after="40"/>
+            </w:pPr>
+            <w:r>
+              <w:rPr>
+                <w:sz w:val="18"/>
+              </w:rPr>
+            </w:r>
+            <w:r>
+              <w:rPr>
+                <w:b w:val="0"/>
+                <w:i w:val="0"/>
+                <w:sz w:val="18"/>
+              </w:rPr>
+              <w:t>L10</w:t>
+            </w:r>
+            <w:r>
+              <w:rPr>
+                <w:sz w:val="18"/>
+              </w:rPr>
+              <w:br/>
+            </w:r>
+            <w:r>
+              <w:rPr>
+                <w:b w:val="0"/>
+                <w:i w:val="0"/>
+                <w:sz w:val="18"/>
+              </w:rPr>
+              <w:t>slide 11</w:t>
+            </w:r>
+          </w:p>
+        </w:tc>
+      </w:tr>
+      <w:tr>
+        <w:tc>
+          <w:tcPr>
+            <w:tcW w:type="dxa" w:w="2909"/>
+          </w:tcPr>
+          <w:p>
+            <w:pPr>
+              <w:spacing w:after="40"/>
+            </w:pPr>
+            <w:r>
+              <w:rPr>
+                <w:sz w:val="18"/>
+              </w:rPr>
+            </w:r>
+            <w:r>
+              <w:rPr>
+                <w:b w:val="0"/>
+                <w:i w:val="0"/>
+                <w:sz w:val="18"/>
+              </w:rPr>
+              <w:t>Quinidine</w:t>
+            </w:r>
+            <w:r>
+              <w:rPr>
+                <w:sz w:val="18"/>
+              </w:rPr>
+              <w:br/>
+            </w:r>
+            <w:r>
+              <w:rPr>
+                <w:b w:val="0"/>
+                <w:i w:val="0"/>
+                <w:sz w:val="18"/>
+              </w:rPr>
+              <w:t>class IA</w:t>
+            </w:r>
+            <w:r>
+              <w:rPr>
+                <w:b w:val="0"/>
+                <w:i w:val="0"/>
+                <w:sz w:val="18"/>
+              </w:rPr>
+              <w:t>Black box</w:t>
+            </w:r>
+          </w:p>
+        </w:tc>
+        <w:tc>
+          <w:tcPr>
+            <w:tcW w:type="dxa" w:w="2909"/>
+          </w:tcPr>
+          <w:p>
+            <w:pPr>
+              <w:spacing w:after="40"/>
+            </w:pPr>
+            <w:r>
+              <w:rPr>
+                <w:sz w:val="18"/>
+              </w:rPr>
+            </w:r>
+            <w:r>
+              <w:rPr>
+                <w:b/>
+                <w:i w:val="0"/>
+                <w:sz w:val="18"/>
+              </w:rPr>
+              <w:t>Arrhythmias (ventricular and atrial), quinidine sudden death, torsades de pointes (2 to 8 percent).</w:t>
+            </w:r>
+            <w:r>
+              <w:rPr>
+                <w:b w:val="0"/>
+                <w:i w:val="0"/>
+                <w:sz w:val="18"/>
+              </w:rPr>
+              <w:t xml:space="preserve"> </w:t>
+            </w:r>
+            <w:r>
+              <w:rPr>
+                <w:b w:val="0"/>
+                <w:i/>
+                <w:sz w:val="18"/>
+              </w:rPr>
+              <w:t>Added background (not on the slides): quinidine carries a Food and Drug Administration (FDA) boxed warning for increased mortality when it is used for arrhythmias that are not life-threatening.</w:t>
+            </w:r>
+          </w:p>
+        </w:tc>
+        <w:tc>
+          <w:tcPr>
+            <w:tcW w:type="dxa" w:w="2909"/>
+          </w:tcPr>
+          <w:p>
+            <w:pPr>
+              <w:spacing w:after="40"/>
+            </w:pPr>
+            <w:r>
+              <w:rPr>
+                <w:sz w:val="18"/>
+              </w:rPr>
+            </w:r>
+            <w:r>
+              <w:rPr>
+                <w:b w:val="0"/>
+                <w:i w:val="0"/>
+                <w:sz w:val="18"/>
+              </w:rPr>
+              <w:t>Watch the rhythm and the QT interval; magnesium sulfate is the treatment of torsades.</w:t>
+            </w:r>
+          </w:p>
+        </w:tc>
+        <w:tc>
+          <w:tcPr>
+            <w:tcW w:type="dxa" w:w="2909"/>
+          </w:tcPr>
+          <w:p>
+            <w:pPr>
+              <w:spacing w:after="40"/>
+            </w:pPr>
+            <w:r>
+              <w:rPr>
+                <w:sz w:val="18"/>
+              </w:rPr>
+            </w:r>
+            <w:r>
+              <w:rPr>
+                <w:b w:val="0"/>
+                <w:i w:val="0"/>
+                <w:sz w:val="18"/>
+              </w:rPr>
+              <w:t>Cardiovascular</w:t>
+            </w:r>
+          </w:p>
+        </w:tc>
+        <w:tc>
+          <w:tcPr>
+            <w:tcW w:type="dxa" w:w="2909"/>
+          </w:tcPr>
+          <w:p>
+            <w:pPr>
+              <w:spacing w:after="40"/>
+            </w:pPr>
+            <w:r>
+              <w:rPr>
+                <w:sz w:val="18"/>
+              </w:rPr>
+            </w:r>
+            <w:r>
+              <w:rPr>
+                <w:b w:val="0"/>
+                <w:i w:val="0"/>
+                <w:sz w:val="18"/>
+              </w:rPr>
+              <w:t>L10</w:t>
+            </w:r>
+            <w:r>
+              <w:rPr>
+                <w:sz w:val="18"/>
+              </w:rPr>
+              <w:br/>
+            </w:r>
+            <w:r>
+              <w:rPr>
+                <w:b w:val="0"/>
+                <w:i w:val="0"/>
+                <w:sz w:val="18"/>
+              </w:rPr>
+              <w:t>slide 11</w:t>
+            </w:r>
+          </w:p>
+        </w:tc>
+      </w:tr>
+      <w:tr>
+        <w:tc>
+          <w:tcPr>
+            <w:tcW w:type="dxa" w:w="2909"/>
+          </w:tcPr>
+          <w:p>
+            <w:pPr>
+              <w:spacing w:after="40"/>
+            </w:pPr>
+            <w:r>
+              <w:rPr>
+                <w:sz w:val="18"/>
+              </w:rPr>
+            </w:r>
+            <w:r>
+              <w:rPr>
+                <w:b w:val="0"/>
+                <w:i w:val="0"/>
+                <w:sz w:val="18"/>
+              </w:rPr>
+              <w:t>Quinidine</w:t>
+            </w:r>
+            <w:r>
+              <w:rPr>
+                <w:sz w:val="18"/>
+              </w:rPr>
+              <w:br/>
+            </w:r>
+            <w:r>
+              <w:rPr>
+                <w:b w:val="0"/>
+                <w:i w:val="0"/>
+                <w:sz w:val="18"/>
+              </w:rPr>
+              <w:t>class IA</w:t>
+            </w:r>
+          </w:p>
+        </w:tc>
+        <w:tc>
+          <w:tcPr>
+            <w:tcW w:type="dxa" w:w="2909"/>
+          </w:tcPr>
+          <w:p>
+            <w:pPr>
+              <w:spacing w:after="40"/>
+            </w:pPr>
+            <w:r>
+              <w:rPr>
+                <w:sz w:val="18"/>
+              </w:rPr>
+            </w:r>
+            <w:r>
+              <w:rPr>
+                <w:b/>
+                <w:i w:val="0"/>
+                <w:sz w:val="18"/>
+              </w:rPr>
+              <w:t>Hypotension</w:t>
+            </w:r>
+            <w:r>
+              <w:rPr>
+                <w:b w:val="0"/>
+                <w:i w:val="0"/>
+                <w:sz w:val="18"/>
+              </w:rPr>
+              <w:t xml:space="preserve"> (alpha blockade at higher doses) and anticholinergic effects.</w:t>
+            </w:r>
+          </w:p>
+        </w:tc>
+        <w:tc>
+          <w:tcPr>
+            <w:tcW w:type="dxa" w:w="2909"/>
+          </w:tcPr>
+          <w:p>
+            <w:pPr>
+              <w:spacing w:after="40"/>
+            </w:pPr>
+            <w:r>
+              <w:rPr>
+                <w:sz w:val="18"/>
+              </w:rPr>
+            </w:r>
+            <w:r>
+              <w:rPr>
+                <w:b w:val="0"/>
+                <w:i w:val="0"/>
+                <w:sz w:val="18"/>
+              </w:rPr>
+              <w:t>Blood pressure.</w:t>
+            </w:r>
+          </w:p>
+        </w:tc>
+        <w:tc>
+          <w:tcPr>
+            <w:tcW w:type="dxa" w:w="2909"/>
+          </w:tcPr>
+          <w:p>
+            <w:pPr>
+              <w:spacing w:after="40"/>
+            </w:pPr>
+            <w:r>
+              <w:rPr>
+                <w:sz w:val="18"/>
+              </w:rPr>
+            </w:r>
+            <w:r>
+              <w:rPr>
+                <w:b w:val="0"/>
+                <w:i w:val="0"/>
+                <w:sz w:val="18"/>
+              </w:rPr>
+              <w:t>Cardiovascular / Autonomic</w:t>
+            </w:r>
+          </w:p>
+        </w:tc>
+        <w:tc>
+          <w:tcPr>
+            <w:tcW w:type="dxa" w:w="2909"/>
+          </w:tcPr>
+          <w:p>
+            <w:pPr>
+              <w:spacing w:after="40"/>
+            </w:pPr>
+            <w:r>
+              <w:rPr>
+                <w:sz w:val="18"/>
+              </w:rPr>
+            </w:r>
+            <w:r>
+              <w:rPr>
+                <w:b w:val="0"/>
+                <w:i w:val="0"/>
+                <w:sz w:val="18"/>
+              </w:rPr>
+              <w:t>L10</w:t>
+            </w:r>
+            <w:r>
+              <w:rPr>
+                <w:sz w:val="18"/>
+              </w:rPr>
+              <w:br/>
+            </w:r>
+            <w:r>
+              <w:rPr>
+                <w:b w:val="0"/>
+                <w:i w:val="0"/>
+                <w:sz w:val="18"/>
+              </w:rPr>
+              <w:t>slide 11</w:t>
+            </w:r>
+          </w:p>
+        </w:tc>
+      </w:tr>
+      <w:tr>
+        <w:tc>
+          <w:tcPr>
+            <w:tcW w:type="dxa" w:w="2909"/>
+          </w:tcPr>
+          <w:p>
+            <w:pPr>
+              <w:spacing w:after="40"/>
+            </w:pPr>
+            <w:r>
+              <w:rPr>
+                <w:sz w:val="18"/>
+              </w:rPr>
+            </w:r>
+            <w:r>
+              <w:rPr>
+                <w:b w:val="0"/>
+                <w:i w:val="0"/>
+                <w:sz w:val="18"/>
+              </w:rPr>
+              <w:t>Quinidine</w:t>
+            </w:r>
+            <w:r>
+              <w:rPr>
+                <w:sz w:val="18"/>
+              </w:rPr>
+              <w:br/>
+            </w:r>
+            <w:r>
+              <w:rPr>
+                <w:b w:val="0"/>
+                <w:i w:val="0"/>
+                <w:sz w:val="18"/>
+              </w:rPr>
+              <w:t>class IA</w:t>
+            </w:r>
+          </w:p>
+        </w:tc>
+        <w:tc>
+          <w:tcPr>
+            <w:tcW w:type="dxa" w:w="2909"/>
+          </w:tcPr>
+          <w:p>
+            <w:pPr>
+              <w:spacing w:after="40"/>
+            </w:pPr>
+            <w:r>
+              <w:rPr>
+                <w:sz w:val="18"/>
+              </w:rPr>
+            </w:r>
+            <w:r>
+              <w:rPr>
+                <w:b/>
+                <w:i w:val="0"/>
+                <w:sz w:val="18"/>
+              </w:rPr>
+              <w:t>Thrombocytopenia (may be fatal)</w:t>
+            </w:r>
+            <w:r>
+              <w:rPr>
+                <w:b w:val="0"/>
+                <w:i w:val="0"/>
+                <w:sz w:val="18"/>
+              </w:rPr>
+              <w:t>; immunological reactions.</w:t>
+            </w:r>
+          </w:p>
+        </w:tc>
+        <w:tc>
+          <w:tcPr>
+            <w:tcW w:type="dxa" w:w="2909"/>
+          </w:tcPr>
+          <w:p>
+            <w:pPr>
+              <w:spacing w:after="40"/>
+            </w:pPr>
+            <w:r>
+              <w:rPr>
+                <w:sz w:val="18"/>
+              </w:rPr>
+            </w:r>
+            <w:r>
+              <w:rPr>
+                <w:b w:val="0"/>
+                <w:i w:val="0"/>
+                <w:sz w:val="18"/>
+              </w:rPr>
+              <w:t>Platelet count; report bruising or bleeding.</w:t>
+            </w:r>
+          </w:p>
+        </w:tc>
+        <w:tc>
+          <w:tcPr>
+            <w:tcW w:type="dxa" w:w="2909"/>
+          </w:tcPr>
+          <w:p>
+            <w:pPr>
+              <w:spacing w:after="40"/>
+            </w:pPr>
+            <w:r>
+              <w:rPr>
+                <w:sz w:val="18"/>
+              </w:rPr>
+            </w:r>
+            <w:r>
+              <w:rPr>
+                <w:b w:val="0"/>
+                <w:i w:val="0"/>
+                <w:sz w:val="18"/>
+              </w:rPr>
+              <w:t>Blood / Immune</w:t>
+            </w:r>
+          </w:p>
+        </w:tc>
+        <w:tc>
+          <w:tcPr>
+            <w:tcW w:type="dxa" w:w="2909"/>
+          </w:tcPr>
+          <w:p>
+            <w:pPr>
+              <w:spacing w:after="40"/>
+            </w:pPr>
+            <w:r>
+              <w:rPr>
+                <w:sz w:val="18"/>
+              </w:rPr>
+            </w:r>
+            <w:r>
+              <w:rPr>
+                <w:b w:val="0"/>
+                <w:i w:val="0"/>
+                <w:sz w:val="18"/>
+              </w:rPr>
+              <w:t>L10</w:t>
+            </w:r>
+            <w:r>
+              <w:rPr>
+                <w:sz w:val="18"/>
+              </w:rPr>
+              <w:br/>
+            </w:r>
+            <w:r>
+              <w:rPr>
+                <w:b w:val="0"/>
+                <w:i w:val="0"/>
+                <w:sz w:val="18"/>
+              </w:rPr>
+              <w:t>slide 11</w:t>
+            </w:r>
+          </w:p>
+        </w:tc>
+      </w:tr>
+      <w:tr>
+        <w:tc>
+          <w:tcPr>
+            <w:tcW w:type="dxa" w:w="2909"/>
+          </w:tcPr>
+          <w:p>
+            <w:pPr>
+              <w:spacing w:after="40"/>
+            </w:pPr>
+            <w:r>
+              <w:rPr>
+                <w:sz w:val="18"/>
+              </w:rPr>
+            </w:r>
+            <w:r>
+              <w:rPr>
+                <w:b w:val="0"/>
+                <w:i w:val="0"/>
+                <w:sz w:val="18"/>
+              </w:rPr>
+              <w:t>Quinidine</w:t>
+            </w:r>
+            <w:r>
+              <w:rPr>
+                <w:sz w:val="18"/>
+              </w:rPr>
+              <w:br/>
+            </w:r>
+            <w:r>
+              <w:rPr>
+                <w:b w:val="0"/>
+                <w:i w:val="0"/>
+                <w:sz w:val="18"/>
+              </w:rPr>
+              <w:t>class IA</w:t>
+            </w:r>
+          </w:p>
+        </w:tc>
+        <w:tc>
+          <w:tcPr>
+            <w:tcW w:type="dxa" w:w="2909"/>
+          </w:tcPr>
+          <w:p>
+            <w:pPr>
+              <w:spacing w:after="40"/>
+            </w:pPr>
+            <w:r>
+              <w:rPr>
+                <w:sz w:val="18"/>
+              </w:rPr>
+            </w:r>
+            <w:r>
+              <w:rPr>
+                <w:b/>
+                <w:i w:val="0"/>
+                <w:sz w:val="18"/>
+              </w:rPr>
+              <w:t>Cinchonism: tinnitus, dizziness, blurred vision.</w:t>
+            </w:r>
+          </w:p>
+        </w:tc>
+        <w:tc>
+          <w:tcPr>
+            <w:tcW w:type="dxa" w:w="2909"/>
+          </w:tcPr>
+          <w:p>
+            <w:pPr>
+              <w:spacing w:after="40"/>
+            </w:pPr>
+            <w:r>
+              <w:rPr>
+                <w:sz w:val="18"/>
+              </w:rPr>
+            </w:r>
+            <w:r>
+              <w:rPr>
+                <w:b w:val="0"/>
+                <w:i w:val="0"/>
+                <w:sz w:val="18"/>
+              </w:rPr>
+              <w:t>Ask about ringing in the ears and vision.</w:t>
+            </w:r>
+          </w:p>
+        </w:tc>
+        <w:tc>
+          <w:tcPr>
+            <w:tcW w:type="dxa" w:w="2909"/>
+          </w:tcPr>
+          <w:p>
+            <w:pPr>
+              <w:spacing w:after="40"/>
+            </w:pPr>
+            <w:r>
+              <w:rPr>
+                <w:sz w:val="18"/>
+              </w:rPr>
+            </w:r>
+            <w:r>
+              <w:rPr>
+                <w:b w:val="0"/>
+                <w:i w:val="0"/>
+                <w:sz w:val="18"/>
+              </w:rPr>
+              <w:t>Nervous system / Ear and eye</w:t>
+            </w:r>
+          </w:p>
+        </w:tc>
+        <w:tc>
+          <w:tcPr>
+            <w:tcW w:type="dxa" w:w="2909"/>
+          </w:tcPr>
+          <w:p>
+            <w:pPr>
+              <w:spacing w:after="40"/>
+            </w:pPr>
+            <w:r>
+              <w:rPr>
+                <w:sz w:val="18"/>
+              </w:rPr>
+            </w:r>
+            <w:r>
+              <w:rPr>
+                <w:b w:val="0"/>
+                <w:i w:val="0"/>
+                <w:sz w:val="18"/>
+              </w:rPr>
+              <w:t>L10</w:t>
+            </w:r>
+            <w:r>
+              <w:rPr>
+                <w:sz w:val="18"/>
+              </w:rPr>
+              <w:br/>
+            </w:r>
+            <w:r>
+              <w:rPr>
+                <w:b w:val="0"/>
+                <w:i w:val="0"/>
+                <w:sz w:val="18"/>
+              </w:rPr>
+              <w:t>slide 11</w:t>
+            </w:r>
+          </w:p>
+        </w:tc>
+      </w:tr>
+      <w:tr>
+        <w:tc>
+          <w:tcPr>
+            <w:tcW w:type="dxa" w:w="2909"/>
+          </w:tcPr>
+          <w:p>
+            <w:pPr>
+              <w:spacing w:after="40"/>
+            </w:pPr>
+            <w:r>
+              <w:rPr>
+                <w:sz w:val="18"/>
+              </w:rPr>
+            </w:r>
+            <w:r>
+              <w:rPr>
+                <w:b w:val="0"/>
+                <w:i w:val="0"/>
+                <w:sz w:val="18"/>
+              </w:rPr>
+              <w:t>Procainamide</w:t>
+            </w:r>
+            <w:r>
+              <w:rPr>
+                <w:sz w:val="18"/>
+              </w:rPr>
+              <w:br/>
+            </w:r>
+            <w:r>
+              <w:rPr>
+                <w:b w:val="0"/>
+                <w:i w:val="0"/>
+                <w:sz w:val="18"/>
+              </w:rPr>
+              <w:t>class IA</w:t>
+            </w:r>
+          </w:p>
+        </w:tc>
+        <w:tc>
+          <w:tcPr>
+            <w:tcW w:type="dxa" w:w="2909"/>
+          </w:tcPr>
+          <w:p>
+            <w:pPr>
+              <w:spacing w:after="40"/>
+            </w:pPr>
+            <w:r>
+              <w:rPr>
+                <w:sz w:val="18"/>
+              </w:rPr>
+            </w:r>
+            <w:r>
+              <w:rPr>
+                <w:b/>
+                <w:i w:val="0"/>
+                <w:sz w:val="18"/>
+              </w:rPr>
+              <w:t>Hypotension</w:t>
+            </w:r>
+            <w:r>
+              <w:rPr>
+                <w:b w:val="0"/>
+                <w:i w:val="0"/>
+                <w:sz w:val="18"/>
+              </w:rPr>
+              <w:t xml:space="preserve">, slowing of conduction, nausea, </w:t>
+            </w:r>
+            <w:r>
+              <w:rPr>
+                <w:b/>
+                <w:i w:val="0"/>
+                <w:sz w:val="18"/>
+              </w:rPr>
+              <w:t>torsades de pointes</w:t>
+            </w:r>
+            <w:r>
+              <w:rPr>
+                <w:b w:val="0"/>
+                <w:i w:val="0"/>
+                <w:sz w:val="18"/>
+              </w:rPr>
+              <w:t>.</w:t>
+            </w:r>
+          </w:p>
+        </w:tc>
+        <w:tc>
+          <w:tcPr>
+            <w:tcW w:type="dxa" w:w="2909"/>
+          </w:tcPr>
+          <w:p>
+            <w:pPr>
+              <w:spacing w:after="40"/>
+            </w:pPr>
+            <w:r>
+              <w:rPr>
+                <w:sz w:val="18"/>
+              </w:rPr>
+            </w:r>
+            <w:r>
+              <w:rPr>
+                <w:b w:val="0"/>
+                <w:i w:val="0"/>
+                <w:sz w:val="18"/>
+              </w:rPr>
+              <w:t>Blood pressure and the rhythm. Intravenous use is better tolerated than quinidine; oral use is poorly tolerated long term.</w:t>
+            </w:r>
+          </w:p>
+        </w:tc>
+        <w:tc>
+          <w:tcPr>
+            <w:tcW w:type="dxa" w:w="2909"/>
+          </w:tcPr>
+          <w:p>
+            <w:pPr>
+              <w:spacing w:after="40"/>
+            </w:pPr>
+            <w:r>
+              <w:rPr>
+                <w:sz w:val="18"/>
+              </w:rPr>
+            </w:r>
+            <w:r>
+              <w:rPr>
+                <w:b w:val="0"/>
+                <w:i w:val="0"/>
+                <w:sz w:val="18"/>
+              </w:rPr>
+              <w:t>Cardiovascular / Gastrointestinal</w:t>
+            </w:r>
+          </w:p>
+        </w:tc>
+        <w:tc>
+          <w:tcPr>
+            <w:tcW w:type="dxa" w:w="2909"/>
+          </w:tcPr>
+          <w:p>
+            <w:pPr>
+              <w:spacing w:after="40"/>
+            </w:pPr>
+            <w:r>
+              <w:rPr>
+                <w:sz w:val="18"/>
+              </w:rPr>
+            </w:r>
+            <w:r>
+              <w:rPr>
+                <w:b w:val="0"/>
+                <w:i w:val="0"/>
+                <w:sz w:val="18"/>
+              </w:rPr>
+              <w:t>L10</w:t>
+            </w:r>
+            <w:r>
+              <w:rPr>
+                <w:sz w:val="18"/>
+              </w:rPr>
+              <w:br/>
+            </w:r>
+            <w:r>
+              <w:rPr>
+                <w:b w:val="0"/>
+                <w:i w:val="0"/>
+                <w:sz w:val="18"/>
+              </w:rPr>
+              <w:t>slide 13</w:t>
+            </w:r>
+          </w:p>
+        </w:tc>
+      </w:tr>
+      <w:tr>
+        <w:tc>
+          <w:tcPr>
+            <w:tcW w:type="dxa" w:w="2909"/>
+          </w:tcPr>
+          <w:p>
+            <w:pPr>
+              <w:spacing w:after="40"/>
+            </w:pPr>
+            <w:r>
+              <w:rPr>
+                <w:sz w:val="18"/>
+              </w:rPr>
+            </w:r>
+            <w:r>
+              <w:rPr>
+                <w:b w:val="0"/>
+                <w:i w:val="0"/>
+                <w:sz w:val="18"/>
+              </w:rPr>
+              <w:t>Procainamide</w:t>
+            </w:r>
+            <w:r>
+              <w:rPr>
+                <w:sz w:val="18"/>
+              </w:rPr>
+              <w:br/>
+            </w:r>
+            <w:r>
+              <w:rPr>
+                <w:b w:val="0"/>
+                <w:i w:val="0"/>
+                <w:sz w:val="18"/>
+              </w:rPr>
+              <w:t>class IA</w:t>
+            </w:r>
+            <w:r>
+              <w:rPr>
+                <w:b w:val="0"/>
+                <w:i w:val="0"/>
+                <w:sz w:val="18"/>
+              </w:rPr>
+              <w:t>Black box</w:t>
+            </w:r>
+          </w:p>
+        </w:tc>
+        <w:tc>
+          <w:tcPr>
+            <w:tcW w:type="dxa" w:w="2909"/>
+          </w:tcPr>
+          <w:p>
+            <w:pPr>
+              <w:spacing w:after="40"/>
+            </w:pPr>
+            <w:r>
+              <w:rPr>
+                <w:sz w:val="18"/>
+              </w:rPr>
+            </w:r>
+            <w:r>
+              <w:rPr>
+                <w:b/>
+                <w:i w:val="0"/>
+                <w:sz w:val="18"/>
+              </w:rPr>
+              <w:t>Lupus-like syndrome (25 to 50 percent), more often in slow acetylators.</w:t>
+            </w:r>
+            <w:r>
+              <w:rPr>
+                <w:b w:val="0"/>
+                <w:i w:val="0"/>
+                <w:sz w:val="18"/>
+              </w:rPr>
+              <w:t xml:space="preserve"> </w:t>
+            </w:r>
+            <w:r>
+              <w:rPr>
+                <w:b w:val="0"/>
+                <w:i/>
+                <w:sz w:val="18"/>
+              </w:rPr>
+              <w:t>Added background (not on the slides): procainamide carries an FDA boxed warning for a positive antinuclear antibody test, with or without a lupus-like syndrome.</w:t>
+            </w:r>
+          </w:p>
+        </w:tc>
+        <w:tc>
+          <w:tcPr>
+            <w:tcW w:type="dxa" w:w="2909"/>
+          </w:tcPr>
+          <w:p>
+            <w:pPr>
+              <w:spacing w:after="40"/>
+            </w:pPr>
+            <w:r>
+              <w:rPr>
+                <w:sz w:val="18"/>
+              </w:rPr>
+            </w:r>
+            <w:r>
+              <w:rPr>
+                <w:b w:val="0"/>
+                <w:i w:val="0"/>
+                <w:sz w:val="18"/>
+              </w:rPr>
+              <w:t>Acetylator status matters: slow acetylators accumulate the drug; fast acetylators make more of the active metabolite (N-acetylprocainamide, NAPA).</w:t>
+            </w:r>
+          </w:p>
+        </w:tc>
+        <w:tc>
+          <w:tcPr>
+            <w:tcW w:type="dxa" w:w="2909"/>
+          </w:tcPr>
+          <w:p>
+            <w:pPr>
+              <w:spacing w:after="40"/>
+            </w:pPr>
+            <w:r>
+              <w:rPr>
+                <w:sz w:val="18"/>
+              </w:rPr>
+            </w:r>
+            <w:r>
+              <w:rPr>
+                <w:b w:val="0"/>
+                <w:i w:val="0"/>
+                <w:sz w:val="18"/>
+              </w:rPr>
+              <w:t>Immune</w:t>
+            </w:r>
+          </w:p>
+        </w:tc>
+        <w:tc>
+          <w:tcPr>
+            <w:tcW w:type="dxa" w:w="2909"/>
+          </w:tcPr>
+          <w:p>
+            <w:pPr>
+              <w:spacing w:after="40"/>
+            </w:pPr>
+            <w:r>
+              <w:rPr>
+                <w:sz w:val="18"/>
+              </w:rPr>
+            </w:r>
+            <w:r>
+              <w:rPr>
+                <w:b w:val="0"/>
+                <w:i w:val="0"/>
+                <w:sz w:val="18"/>
+              </w:rPr>
+              <w:t>L10</w:t>
+            </w:r>
+            <w:r>
+              <w:rPr>
+                <w:sz w:val="18"/>
+              </w:rPr>
+              <w:br/>
+            </w:r>
+            <w:r>
+              <w:rPr>
+                <w:b w:val="0"/>
+                <w:i w:val="0"/>
+                <w:sz w:val="18"/>
+              </w:rPr>
+              <w:t>slide 13</w:t>
+            </w:r>
+          </w:p>
+        </w:tc>
+      </w:tr>
+      <w:tr>
+        <w:tc>
+          <w:tcPr>
+            <w:tcW w:type="dxa" w:w="2909"/>
+          </w:tcPr>
+          <w:p>
+            <w:pPr>
+              <w:spacing w:after="40"/>
+            </w:pPr>
+            <w:r>
+              <w:rPr>
+                <w:sz w:val="18"/>
+              </w:rPr>
+            </w:r>
+            <w:r>
+              <w:rPr>
+                <w:b w:val="0"/>
+                <w:i w:val="0"/>
+                <w:sz w:val="18"/>
+              </w:rPr>
+              <w:t>Procainamide</w:t>
+            </w:r>
+            <w:r>
+              <w:rPr>
+                <w:sz w:val="18"/>
+              </w:rPr>
+              <w:br/>
+            </w:r>
+            <w:r>
+              <w:rPr>
+                <w:b w:val="0"/>
+                <w:i w:val="0"/>
+                <w:sz w:val="18"/>
+              </w:rPr>
+              <w:t>class IA</w:t>
+            </w:r>
+            <w:r>
+              <w:rPr>
+                <w:b w:val="0"/>
+                <w:i w:val="0"/>
+                <w:sz w:val="18"/>
+              </w:rPr>
+              <w:t>Black box</w:t>
+            </w:r>
+          </w:p>
+        </w:tc>
+        <w:tc>
+          <w:tcPr>
+            <w:tcW w:type="dxa" w:w="2909"/>
+          </w:tcPr>
+          <w:p>
+            <w:pPr>
+              <w:spacing w:after="40"/>
+            </w:pPr>
+            <w:r>
+              <w:rPr>
+                <w:sz w:val="18"/>
+              </w:rPr>
+            </w:r>
+            <w:r>
+              <w:rPr>
+                <w:b/>
+                <w:i w:val="0"/>
+                <w:sz w:val="18"/>
+              </w:rPr>
+              <w:t>Bone marrow suppression (0.2 percent).</w:t>
+            </w:r>
+            <w:r>
+              <w:rPr>
+                <w:b w:val="0"/>
+                <w:i w:val="0"/>
+                <w:sz w:val="18"/>
+              </w:rPr>
+              <w:t xml:space="preserve"> </w:t>
+            </w:r>
+            <w:r>
+              <w:rPr>
+                <w:b w:val="0"/>
+                <w:i/>
+                <w:sz w:val="18"/>
+              </w:rPr>
+              <w:t>Added background (not on the slides): the same boxed warning covers blood dyscrasias such as agranulocytosis.</w:t>
+            </w:r>
+          </w:p>
+        </w:tc>
+        <w:tc>
+          <w:tcPr>
+            <w:tcW w:type="dxa" w:w="2909"/>
+          </w:tcPr>
+          <w:p>
+            <w:pPr>
+              <w:spacing w:after="40"/>
+            </w:pPr>
+            <w:r>
+              <w:rPr>
+                <w:sz w:val="18"/>
+              </w:rPr>
+            </w:r>
+            <w:r>
+              <w:rPr>
+                <w:b w:val="0"/>
+                <w:i w:val="0"/>
+                <w:sz w:val="18"/>
+              </w:rPr>
+              <w:t>Blood counts.</w:t>
+            </w:r>
+          </w:p>
+        </w:tc>
+        <w:tc>
+          <w:tcPr>
+            <w:tcW w:type="dxa" w:w="2909"/>
+          </w:tcPr>
+          <w:p>
+            <w:pPr>
+              <w:spacing w:after="40"/>
+            </w:pPr>
+            <w:r>
+              <w:rPr>
+                <w:sz w:val="18"/>
+              </w:rPr>
+            </w:r>
+            <w:r>
+              <w:rPr>
+                <w:b w:val="0"/>
+                <w:i w:val="0"/>
+                <w:sz w:val="18"/>
+              </w:rPr>
+              <w:t>Blood</w:t>
+            </w:r>
+          </w:p>
+        </w:tc>
+        <w:tc>
+          <w:tcPr>
+            <w:tcW w:type="dxa" w:w="2909"/>
+          </w:tcPr>
+          <w:p>
+            <w:pPr>
+              <w:spacing w:after="40"/>
+            </w:pPr>
+            <w:r>
+              <w:rPr>
+                <w:sz w:val="18"/>
+              </w:rPr>
+            </w:r>
+            <w:r>
+              <w:rPr>
+                <w:b w:val="0"/>
+                <w:i w:val="0"/>
+                <w:sz w:val="18"/>
+              </w:rPr>
+              <w:t>L10</w:t>
+            </w:r>
+            <w:r>
+              <w:rPr>
+                <w:sz w:val="18"/>
+              </w:rPr>
+              <w:br/>
+            </w:r>
+            <w:r>
+              <w:rPr>
+                <w:b w:val="0"/>
+                <w:i w:val="0"/>
+                <w:sz w:val="18"/>
+              </w:rPr>
+              <w:t>slide 13</w:t>
+            </w:r>
+          </w:p>
+        </w:tc>
+      </w:tr>
+      <w:tr>
+        <w:tc>
+          <w:tcPr>
+            <w:tcW w:type="dxa" w:w="2909"/>
+          </w:tcPr>
+          <w:p>
+            <w:pPr>
+              <w:spacing w:after="40"/>
+            </w:pPr>
+            <w:r>
+              <w:rPr>
+                <w:sz w:val="18"/>
+              </w:rPr>
+            </w:r>
+            <w:r>
+              <w:rPr>
+                <w:b w:val="0"/>
+                <w:i w:val="0"/>
+                <w:sz w:val="18"/>
+              </w:rPr>
+              <w:t>Disopyramide</w:t>
+            </w:r>
+            <w:r>
+              <w:rPr>
+                <w:sz w:val="18"/>
+              </w:rPr>
+              <w:br/>
+            </w:r>
+            <w:r>
+              <w:rPr>
+                <w:b w:val="0"/>
+                <w:i w:val="0"/>
+                <w:sz w:val="18"/>
+              </w:rPr>
+              <w:t>class IA</w:t>
+            </w:r>
+          </w:p>
+        </w:tc>
+        <w:tc>
+          <w:tcPr>
+            <w:tcW w:type="dxa" w:w="2909"/>
+          </w:tcPr>
+          <w:p>
+            <w:pPr>
+              <w:spacing w:after="40"/>
+            </w:pPr>
+            <w:r>
+              <w:rPr>
+                <w:sz w:val="18"/>
+              </w:rPr>
+            </w:r>
+            <w:r>
+              <w:rPr>
+                <w:b/>
+                <w:i w:val="0"/>
+                <w:sz w:val="18"/>
+              </w:rPr>
+              <w:t>Hypotension</w:t>
+            </w:r>
+            <w:r>
+              <w:rPr>
+                <w:b w:val="0"/>
+                <w:i w:val="0"/>
+                <w:sz w:val="18"/>
+              </w:rPr>
+              <w:t xml:space="preserve">, </w:t>
+            </w:r>
+            <w:r>
+              <w:rPr>
+                <w:b/>
+                <w:i w:val="0"/>
+                <w:sz w:val="18"/>
+              </w:rPr>
+              <w:t>antimuscarinic effects</w:t>
+            </w:r>
+            <w:r>
+              <w:rPr>
+                <w:b w:val="0"/>
+                <w:i w:val="0"/>
+                <w:sz w:val="18"/>
+              </w:rPr>
+              <w:t xml:space="preserve">, conduction disturbances, </w:t>
+            </w:r>
+            <w:r>
+              <w:rPr>
+                <w:b/>
+                <w:i w:val="0"/>
+                <w:sz w:val="18"/>
+              </w:rPr>
+              <w:t>torsades de pointes</w:t>
+            </w:r>
+            <w:r>
+              <w:rPr>
+                <w:b w:val="0"/>
+                <w:i w:val="0"/>
+                <w:sz w:val="18"/>
+              </w:rPr>
+              <w:t>.</w:t>
+            </w:r>
+          </w:p>
+        </w:tc>
+        <w:tc>
+          <w:tcPr>
+            <w:tcW w:type="dxa" w:w="2909"/>
+          </w:tcPr>
+          <w:p>
+            <w:pPr>
+              <w:spacing w:after="40"/>
+            </w:pPr>
+            <w:r>
+              <w:rPr>
+                <w:sz w:val="18"/>
+              </w:rPr>
+            </w:r>
+            <w:r>
+              <w:rPr>
+                <w:b w:val="0"/>
+                <w:i w:val="0"/>
+                <w:sz w:val="18"/>
+              </w:rPr>
+              <w:t>Blood pressure and the rhythm; its anticholinergic actions are stronger than quinidine's.</w:t>
+            </w:r>
+          </w:p>
+        </w:tc>
+        <w:tc>
+          <w:tcPr>
+            <w:tcW w:type="dxa" w:w="2909"/>
+          </w:tcPr>
+          <w:p>
+            <w:pPr>
+              <w:spacing w:after="40"/>
+            </w:pPr>
+            <w:r>
+              <w:rPr>
+                <w:sz w:val="18"/>
+              </w:rPr>
+            </w:r>
+            <w:r>
+              <w:rPr>
+                <w:b w:val="0"/>
+                <w:i w:val="0"/>
+                <w:sz w:val="18"/>
+              </w:rPr>
+              <w:t>Cardiovascular / Autonomic</w:t>
+            </w:r>
+          </w:p>
+        </w:tc>
+        <w:tc>
+          <w:tcPr>
+            <w:tcW w:type="dxa" w:w="2909"/>
+          </w:tcPr>
+          <w:p>
+            <w:pPr>
+              <w:spacing w:after="40"/>
+            </w:pPr>
+            <w:r>
+              <w:rPr>
+                <w:sz w:val="18"/>
+              </w:rPr>
+            </w:r>
+            <w:r>
+              <w:rPr>
+                <w:b w:val="0"/>
+                <w:i w:val="0"/>
+                <w:sz w:val="18"/>
+              </w:rPr>
+              <w:t>L10</w:t>
+            </w:r>
+            <w:r>
+              <w:rPr>
+                <w:sz w:val="18"/>
+              </w:rPr>
+              <w:br/>
+            </w:r>
+            <w:r>
+              <w:rPr>
+                <w:b w:val="0"/>
+                <w:i w:val="0"/>
+                <w:sz w:val="18"/>
+              </w:rPr>
+              <w:t>slide 15</w:t>
+            </w:r>
+          </w:p>
+        </w:tc>
+      </w:tr>
+      <w:tr>
+        <w:tc>
+          <w:tcPr>
+            <w:tcW w:type="dxa" w:w="2909"/>
+          </w:tcPr>
+          <w:p>
+            <w:pPr>
+              <w:spacing w:after="40"/>
+            </w:pPr>
+            <w:r>
+              <w:rPr>
+                <w:sz w:val="18"/>
+              </w:rPr>
+            </w:r>
+            <w:r>
+              <w:rPr>
+                <w:b w:val="0"/>
+                <w:i w:val="0"/>
+                <w:sz w:val="18"/>
+              </w:rPr>
+              <w:t>Disopyramide</w:t>
+            </w:r>
+            <w:r>
+              <w:rPr>
+                <w:sz w:val="18"/>
+              </w:rPr>
+              <w:br/>
+            </w:r>
+            <w:r>
+              <w:rPr>
+                <w:b w:val="0"/>
+                <w:i w:val="0"/>
+                <w:sz w:val="18"/>
+              </w:rPr>
+              <w:t>class IA</w:t>
+            </w:r>
+          </w:p>
+        </w:tc>
+        <w:tc>
+          <w:tcPr>
+            <w:tcW w:type="dxa" w:w="2909"/>
+          </w:tcPr>
+          <w:p>
+            <w:pPr>
+              <w:spacing w:after="40"/>
+            </w:pPr>
+            <w:r>
+              <w:rPr>
+                <w:sz w:val="18"/>
+              </w:rPr>
+            </w:r>
+            <w:r>
+              <w:rPr>
+                <w:b/>
+                <w:i w:val="0"/>
+                <w:sz w:val="18"/>
+              </w:rPr>
+              <w:t>Congestive heart failure from decreased contractility</w:t>
+            </w:r>
+            <w:r>
+              <w:rPr>
+                <w:b w:val="0"/>
+                <w:i w:val="0"/>
+                <w:sz w:val="18"/>
+              </w:rPr>
+              <w:t xml:space="preserve"> (a negative inotropic effect).</w:t>
+            </w:r>
+          </w:p>
+        </w:tc>
+        <w:tc>
+          <w:tcPr>
+            <w:tcW w:type="dxa" w:w="2909"/>
+          </w:tcPr>
+          <w:p>
+            <w:pPr>
+              <w:spacing w:after="40"/>
+            </w:pPr>
+            <w:r>
+              <w:rPr>
+                <w:sz w:val="18"/>
+              </w:rPr>
+            </w:r>
+            <w:r>
+              <w:rPr>
+                <w:b w:val="0"/>
+                <w:i w:val="0"/>
+                <w:sz w:val="18"/>
+              </w:rPr>
+              <w:t>Watch for signs of heart failure.</w:t>
+            </w:r>
+          </w:p>
+        </w:tc>
+        <w:tc>
+          <w:tcPr>
+            <w:tcW w:type="dxa" w:w="2909"/>
+          </w:tcPr>
+          <w:p>
+            <w:pPr>
+              <w:spacing w:after="40"/>
+            </w:pPr>
+            <w:r>
+              <w:rPr>
+                <w:sz w:val="18"/>
+              </w:rPr>
+            </w:r>
+            <w:r>
+              <w:rPr>
+                <w:b w:val="0"/>
+                <w:i w:val="0"/>
+                <w:sz w:val="18"/>
+              </w:rPr>
+              <w:t>Cardiovascular</w:t>
+            </w:r>
+          </w:p>
+        </w:tc>
+        <w:tc>
+          <w:tcPr>
+            <w:tcW w:type="dxa" w:w="2909"/>
+          </w:tcPr>
+          <w:p>
+            <w:pPr>
+              <w:spacing w:after="40"/>
+            </w:pPr>
+            <w:r>
+              <w:rPr>
+                <w:sz w:val="18"/>
+              </w:rPr>
+            </w:r>
+            <w:r>
+              <w:rPr>
+                <w:b w:val="0"/>
+                <w:i w:val="0"/>
+                <w:sz w:val="18"/>
+              </w:rPr>
+              <w:t>L10</w:t>
+            </w:r>
+            <w:r>
+              <w:rPr>
+                <w:sz w:val="18"/>
+              </w:rPr>
+              <w:br/>
+            </w:r>
+            <w:r>
+              <w:rPr>
+                <w:b w:val="0"/>
+                <w:i w:val="0"/>
+                <w:sz w:val="18"/>
+              </w:rPr>
+              <w:t>slide 15</w:t>
+            </w:r>
+          </w:p>
+        </w:tc>
+      </w:tr>
+      <w:tr>
+        <w:tc>
+          <w:tcPr>
+            <w:tcW w:type="dxa" w:w="14545"/>
+            <w:gridSpan w:val="5"/>
+          </w:tcPr>
+          <w:p>
+            <w:pPr>
+              <w:spacing w:after="40"/>
+            </w:pPr>
+            <w:r/>
+          </w:p>
+        </w:tc>
+      </w:tr>
+      <w:tr>
+        <w:tc>
+          <w:tcPr>
+            <w:tcW w:type="dxa" w:w="2909"/>
+          </w:tcPr>
+          <w:p>
+            <w:pPr>
+              <w:spacing w:after="40"/>
+            </w:pPr>
+            <w:r>
+              <w:rPr>
+                <w:sz w:val="18"/>
+              </w:rPr>
+            </w:r>
+            <w:r>
+              <w:rPr>
+                <w:b w:val="0"/>
+                <w:i w:val="0"/>
+                <w:sz w:val="18"/>
+              </w:rPr>
+              <w:t>Lidocaine</w:t>
+            </w:r>
+            <w:r>
+              <w:rPr>
+                <w:sz w:val="18"/>
+              </w:rPr>
+              <w:br/>
+            </w:r>
+            <w:r>
+              <w:rPr>
+                <w:b w:val="0"/>
+                <w:i w:val="0"/>
+                <w:sz w:val="18"/>
+              </w:rPr>
+              <w:t>class IB</w:t>
+            </w:r>
+          </w:p>
+        </w:tc>
+        <w:tc>
+          <w:tcPr>
+            <w:tcW w:type="dxa" w:w="2909"/>
+          </w:tcPr>
+          <w:p>
+            <w:pPr>
+              <w:spacing w:after="40"/>
+            </w:pPr>
+            <w:r>
+              <w:rPr>
+                <w:sz w:val="18"/>
+              </w:rPr>
+            </w:r>
+            <w:r>
+              <w:rPr>
+                <w:b/>
+                <w:i w:val="0"/>
+                <w:sz w:val="18"/>
+              </w:rPr>
+              <w:t>Central nervous system toxicity: drowsiness, confusion, restlessness, muscle twitches, seizures; nystagmus is an early sign of toxicity.</w:t>
+            </w:r>
+          </w:p>
+        </w:tc>
+        <w:tc>
+          <w:tcPr>
+            <w:tcW w:type="dxa" w:w="2909"/>
+          </w:tcPr>
+          <w:p>
+            <w:pPr>
+              <w:spacing w:after="40"/>
+            </w:pPr>
+            <w:r>
+              <w:rPr>
+                <w:sz w:val="18"/>
+              </w:rPr>
+            </w:r>
+            <w:r>
+              <w:rPr>
+                <w:b/>
+                <w:i w:val="0"/>
+                <w:sz w:val="18"/>
+              </w:rPr>
+              <w:t>Look for nystagmus as the first sign of toxicity.</w:t>
+            </w:r>
+          </w:p>
+        </w:tc>
+        <w:tc>
+          <w:tcPr>
+            <w:tcW w:type="dxa" w:w="2909"/>
+          </w:tcPr>
+          <w:p>
+            <w:pPr>
+              <w:spacing w:after="40"/>
+            </w:pPr>
+            <w:r>
+              <w:rPr>
+                <w:sz w:val="18"/>
+              </w:rPr>
+            </w:r>
+            <w:r>
+              <w:rPr>
+                <w:b w:val="0"/>
+                <w:i w:val="0"/>
+                <w:sz w:val="18"/>
+              </w:rPr>
+              <w:t>Nervous system</w:t>
+            </w:r>
+          </w:p>
+        </w:tc>
+        <w:tc>
+          <w:tcPr>
+            <w:tcW w:type="dxa" w:w="2909"/>
+          </w:tcPr>
+          <w:p>
+            <w:pPr>
+              <w:spacing w:after="40"/>
+            </w:pPr>
+            <w:r>
+              <w:rPr>
+                <w:sz w:val="18"/>
+              </w:rPr>
+            </w:r>
+            <w:r>
+              <w:rPr>
+                <w:b w:val="0"/>
+                <w:i w:val="0"/>
+                <w:sz w:val="18"/>
+              </w:rPr>
+              <w:t>L10</w:t>
+            </w:r>
+            <w:r>
+              <w:rPr>
+                <w:sz w:val="18"/>
+              </w:rPr>
+              <w:br/>
+            </w:r>
+            <w:r>
+              <w:rPr>
+                <w:b w:val="0"/>
+                <w:i w:val="0"/>
+                <w:sz w:val="18"/>
+              </w:rPr>
+              <w:t>slide 19</w:t>
+            </w:r>
+          </w:p>
+        </w:tc>
+      </w:tr>
+      <w:tr>
+        <w:tc>
+          <w:tcPr>
+            <w:tcW w:type="dxa" w:w="2909"/>
+          </w:tcPr>
+          <w:p>
+            <w:pPr>
+              <w:spacing w:after="40"/>
+            </w:pPr>
+            <w:r>
+              <w:rPr>
+                <w:sz w:val="18"/>
+              </w:rPr>
+            </w:r>
+            <w:r>
+              <w:rPr>
+                <w:b w:val="0"/>
+                <w:i w:val="0"/>
+                <w:sz w:val="18"/>
+              </w:rPr>
+              <w:t>Lidocaine</w:t>
+            </w:r>
+            <w:r>
+              <w:rPr>
+                <w:sz w:val="18"/>
+              </w:rPr>
+              <w:br/>
+            </w:r>
+            <w:r>
+              <w:rPr>
+                <w:b w:val="0"/>
+                <w:i w:val="0"/>
+                <w:sz w:val="18"/>
+              </w:rPr>
+              <w:t>class IB</w:t>
+            </w:r>
+          </w:p>
+        </w:tc>
+        <w:tc>
+          <w:tcPr>
+            <w:tcW w:type="dxa" w:w="2909"/>
+          </w:tcPr>
+          <w:p>
+            <w:pPr>
+              <w:spacing w:after="40"/>
+            </w:pPr>
+            <w:r>
+              <w:rPr>
+                <w:sz w:val="18"/>
+              </w:rPr>
+            </w:r>
+            <w:r>
+              <w:rPr>
+                <w:b w:val="0"/>
+                <w:i w:val="0"/>
+                <w:sz w:val="18"/>
+              </w:rPr>
+              <w:t>Hypersensitivity; increases atrioventricular conduction.</w:t>
+            </w:r>
+          </w:p>
+        </w:tc>
+        <w:tc>
+          <w:tcPr>
+            <w:tcW w:type="dxa" w:w="2909"/>
+          </w:tcPr>
+          <w:p>
+            <w:pPr>
+              <w:spacing w:after="40"/>
+            </w:pPr>
+            <w:r>
+              <w:rPr>
+                <w:sz w:val="18"/>
+              </w:rPr>
+            </w:r>
+            <w:r>
+              <w:rPr>
+                <w:b w:val="0"/>
+                <w:i w:val="0"/>
+                <w:sz w:val="18"/>
+              </w:rPr>
+              <w:t>Allergy history.</w:t>
+            </w:r>
+          </w:p>
+        </w:tc>
+        <w:tc>
+          <w:tcPr>
+            <w:tcW w:type="dxa" w:w="2909"/>
+          </w:tcPr>
+          <w:p>
+            <w:pPr>
+              <w:spacing w:after="40"/>
+            </w:pPr>
+            <w:r>
+              <w:rPr>
+                <w:sz w:val="18"/>
+              </w:rPr>
+            </w:r>
+            <w:r>
+              <w:rPr>
+                <w:b w:val="0"/>
+                <w:i w:val="0"/>
+                <w:sz w:val="18"/>
+              </w:rPr>
+              <w:t>Immune / Cardiovascular</w:t>
+            </w:r>
+          </w:p>
+        </w:tc>
+        <w:tc>
+          <w:tcPr>
+            <w:tcW w:type="dxa" w:w="2909"/>
+          </w:tcPr>
+          <w:p>
+            <w:pPr>
+              <w:spacing w:after="40"/>
+            </w:pPr>
+            <w:r>
+              <w:rPr>
+                <w:sz w:val="18"/>
+              </w:rPr>
+            </w:r>
+            <w:r>
+              <w:rPr>
+                <w:b w:val="0"/>
+                <w:i w:val="0"/>
+                <w:sz w:val="18"/>
+              </w:rPr>
+              <w:t>L10</w:t>
+            </w:r>
+            <w:r>
+              <w:rPr>
+                <w:sz w:val="18"/>
+              </w:rPr>
+              <w:br/>
+            </w:r>
+            <w:r>
+              <w:rPr>
+                <w:b w:val="0"/>
+                <w:i w:val="0"/>
+                <w:sz w:val="18"/>
+              </w:rPr>
+              <w:t>slide 19</w:t>
+            </w:r>
+          </w:p>
+        </w:tc>
+      </w:tr>
+      <w:tr>
+        <w:tc>
+          <w:tcPr>
+            <w:tcW w:type="dxa" w:w="14545"/>
+            <w:gridSpan w:val="5"/>
+          </w:tcPr>
+          <w:p>
+            <w:pPr>
+              <w:spacing w:after="40"/>
+            </w:pPr>
+            <w:r/>
+          </w:p>
+        </w:tc>
+      </w:tr>
+      <w:tr>
+        <w:tc>
+          <w:tcPr>
+            <w:tcW w:type="dxa" w:w="2909"/>
+          </w:tcPr>
+          <w:p>
+            <w:pPr>
+              <w:spacing w:after="40"/>
+            </w:pPr>
+            <w:r>
+              <w:rPr>
+                <w:sz w:val="18"/>
+              </w:rPr>
+            </w:r>
+            <w:r>
+              <w:rPr>
+                <w:b w:val="0"/>
+                <w:i w:val="0"/>
+                <w:sz w:val="18"/>
+              </w:rPr>
+              <w:t>Flecainide</w:t>
+            </w:r>
+            <w:r>
+              <w:rPr>
+                <w:sz w:val="18"/>
+              </w:rPr>
+              <w:br/>
+            </w:r>
+            <w:r>
+              <w:rPr>
+                <w:b w:val="0"/>
+                <w:i w:val="0"/>
+                <w:sz w:val="18"/>
+              </w:rPr>
+              <w:t>class IC</w:t>
+            </w:r>
+            <w:r>
+              <w:rPr>
+                <w:b w:val="0"/>
+                <w:i w:val="0"/>
+                <w:sz w:val="18"/>
+              </w:rPr>
+              <w:t>Black box</w:t>
+            </w:r>
+          </w:p>
+        </w:tc>
+        <w:tc>
+          <w:tcPr>
+            <w:tcW w:type="dxa" w:w="2909"/>
+          </w:tcPr>
+          <w:p>
+            <w:pPr>
+              <w:spacing w:after="40"/>
+            </w:pPr>
+            <w:r>
+              <w:rPr>
+                <w:sz w:val="18"/>
+              </w:rPr>
+            </w:r>
+            <w:r>
+              <w:rPr>
+                <w:b/>
+                <w:i w:val="0"/>
+                <w:sz w:val="18"/>
+              </w:rPr>
+              <w:t>Increased mortality after myocardial infarction</w:t>
+            </w:r>
+            <w:r>
+              <w:rPr>
+                <w:b w:val="0"/>
+                <w:i w:val="0"/>
+                <w:sz w:val="18"/>
+              </w:rPr>
+              <w:t xml:space="preserve">; </w:t>
+            </w:r>
+            <w:r>
+              <w:rPr>
+                <w:b/>
+                <w:i w:val="0"/>
+                <w:sz w:val="18"/>
+              </w:rPr>
+              <w:t>ventricular tachycardia resistant to treatment</w:t>
+            </w:r>
+            <w:r>
+              <w:rPr>
+                <w:b w:val="0"/>
+                <w:i w:val="0"/>
+                <w:sz w:val="18"/>
+              </w:rPr>
+              <w:t xml:space="preserve">. </w:t>
+            </w:r>
+            <w:r>
+              <w:rPr>
+                <w:b w:val="0"/>
+                <w:i/>
+                <w:sz w:val="18"/>
+              </w:rPr>
+              <w:t>Added background (not on the slides): flecainide carries an FDA boxed warning, from the Cardiac Arrhythmia Suppression Trial, for excess mortality or nonfatal cardiac arrest after myocardial infarction, and for proarrhythmic effects.</w:t>
+            </w:r>
+          </w:p>
+        </w:tc>
+        <w:tc>
+          <w:tcPr>
+            <w:tcW w:type="dxa" w:w="2909"/>
+          </w:tcPr>
+          <w:p>
+            <w:pPr>
+              <w:spacing w:after="40"/>
+            </w:pPr>
+            <w:r>
+              <w:rPr>
+                <w:sz w:val="18"/>
+              </w:rPr>
+            </w:r>
+            <w:r>
+              <w:rPr>
+                <w:b/>
+                <w:i w:val="0"/>
+                <w:sz w:val="18"/>
+              </w:rPr>
+              <w:t>Use only without significant structural damage to the heart.</w:t>
+            </w:r>
+          </w:p>
+        </w:tc>
+        <w:tc>
+          <w:tcPr>
+            <w:tcW w:type="dxa" w:w="2909"/>
+          </w:tcPr>
+          <w:p>
+            <w:pPr>
+              <w:spacing w:after="40"/>
+            </w:pPr>
+            <w:r>
+              <w:rPr>
+                <w:sz w:val="18"/>
+              </w:rPr>
+            </w:r>
+            <w:r>
+              <w:rPr>
+                <w:b w:val="0"/>
+                <w:i w:val="0"/>
+                <w:sz w:val="18"/>
+              </w:rPr>
+              <w:t>Cardiovascular</w:t>
+            </w:r>
+          </w:p>
+        </w:tc>
+        <w:tc>
+          <w:tcPr>
+            <w:tcW w:type="dxa" w:w="2909"/>
+          </w:tcPr>
+          <w:p>
+            <w:pPr>
+              <w:spacing w:after="40"/>
+            </w:pPr>
+            <w:r>
+              <w:rPr>
+                <w:sz w:val="18"/>
+              </w:rPr>
+            </w:r>
+            <w:r>
+              <w:rPr>
+                <w:b w:val="0"/>
+                <w:i w:val="0"/>
+                <w:sz w:val="18"/>
+              </w:rPr>
+              <w:t>L10</w:t>
+            </w:r>
+            <w:r>
+              <w:rPr>
+                <w:sz w:val="18"/>
+              </w:rPr>
+              <w:br/>
+            </w:r>
+            <w:r>
+              <w:rPr>
+                <w:b w:val="0"/>
+                <w:i w:val="0"/>
+                <w:sz w:val="18"/>
+              </w:rPr>
+              <w:t>slide 23</w:t>
+            </w:r>
+          </w:p>
+        </w:tc>
+      </w:tr>
+      <w:tr>
+        <w:tc>
+          <w:tcPr>
+            <w:tcW w:type="dxa" w:w="2909"/>
+          </w:tcPr>
+          <w:p>
+            <w:pPr>
+              <w:spacing w:after="40"/>
+            </w:pPr>
+            <w:r>
+              <w:rPr>
+                <w:sz w:val="18"/>
+              </w:rPr>
+            </w:r>
+            <w:r>
+              <w:rPr>
+                <w:b w:val="0"/>
+                <w:i w:val="0"/>
+                <w:sz w:val="18"/>
+              </w:rPr>
+              <w:t>Flecainide</w:t>
+            </w:r>
+            <w:r>
+              <w:rPr>
+                <w:sz w:val="18"/>
+              </w:rPr>
+              <w:br/>
+            </w:r>
+            <w:r>
+              <w:rPr>
+                <w:b w:val="0"/>
+                <w:i w:val="0"/>
+                <w:sz w:val="18"/>
+              </w:rPr>
+              <w:t>class IC</w:t>
+            </w:r>
+          </w:p>
+        </w:tc>
+        <w:tc>
+          <w:tcPr>
+            <w:tcW w:type="dxa" w:w="2909"/>
+          </w:tcPr>
+          <w:p>
+            <w:pPr>
+              <w:spacing w:after="40"/>
+            </w:pPr>
+            <w:r>
+              <w:rPr>
+                <w:sz w:val="18"/>
+              </w:rPr>
+            </w:r>
+            <w:r>
+              <w:rPr>
+                <w:b w:val="0"/>
+                <w:i w:val="0"/>
+                <w:sz w:val="18"/>
+              </w:rPr>
+              <w:t>Blurred vision, tremor, bronchospasm, seizures, thrombocytopenia.</w:t>
+            </w:r>
+          </w:p>
+        </w:tc>
+        <w:tc>
+          <w:tcPr>
+            <w:tcW w:type="dxa" w:w="2909"/>
+          </w:tcPr>
+          <w:p>
+            <w:pPr>
+              <w:spacing w:after="40"/>
+            </w:pPr>
+            <w:r>
+              <w:rPr>
+                <w:sz w:val="18"/>
+              </w:rPr>
+            </w:r>
+            <w:r>
+              <w:rPr>
+                <w:b w:val="0"/>
+                <w:i w:val="0"/>
+                <w:sz w:val="18"/>
+              </w:rPr>
+              <w:t>Breathing in patients with asthma; platelet count.</w:t>
+            </w:r>
+          </w:p>
+        </w:tc>
+        <w:tc>
+          <w:tcPr>
+            <w:tcW w:type="dxa" w:w="2909"/>
+          </w:tcPr>
+          <w:p>
+            <w:pPr>
+              <w:spacing w:after="40"/>
+            </w:pPr>
+            <w:r>
+              <w:rPr>
+                <w:sz w:val="18"/>
+              </w:rPr>
+            </w:r>
+            <w:r>
+              <w:rPr>
+                <w:b w:val="0"/>
+                <w:i w:val="0"/>
+                <w:sz w:val="18"/>
+              </w:rPr>
+              <w:t>Nervous system / Respiratory / Blood</w:t>
+            </w:r>
+          </w:p>
+        </w:tc>
+        <w:tc>
+          <w:tcPr>
+            <w:tcW w:type="dxa" w:w="2909"/>
+          </w:tcPr>
+          <w:p>
+            <w:pPr>
+              <w:spacing w:after="40"/>
+            </w:pPr>
+            <w:r>
+              <w:rPr>
+                <w:sz w:val="18"/>
+              </w:rPr>
+            </w:r>
+            <w:r>
+              <w:rPr>
+                <w:b w:val="0"/>
+                <w:i w:val="0"/>
+                <w:sz w:val="18"/>
+              </w:rPr>
+              <w:t>L10</w:t>
+            </w:r>
+            <w:r>
+              <w:rPr>
+                <w:sz w:val="18"/>
+              </w:rPr>
+              <w:br/>
+            </w:r>
+            <w:r>
+              <w:rPr>
+                <w:b w:val="0"/>
+                <w:i w:val="0"/>
+                <w:sz w:val="18"/>
+              </w:rPr>
+              <w:t>slide 23</w:t>
+            </w:r>
+          </w:p>
+        </w:tc>
+      </w:tr>
+      <w:tr>
+        <w:tc>
+          <w:tcPr>
+            <w:tcW w:type="dxa" w:w="2909"/>
+          </w:tcPr>
+          <w:p>
+            <w:pPr>
+              <w:spacing w:after="40"/>
+            </w:pPr>
+            <w:r>
+              <w:rPr>
+                <w:sz w:val="18"/>
+              </w:rPr>
+            </w:r>
+            <w:r>
+              <w:rPr>
+                <w:b w:val="0"/>
+                <w:i w:val="0"/>
+                <w:sz w:val="18"/>
+              </w:rPr>
+              <w:t>Propafenone</w:t>
+            </w:r>
+            <w:r>
+              <w:rPr>
+                <w:sz w:val="18"/>
+              </w:rPr>
+              <w:br/>
+            </w:r>
+            <w:r>
+              <w:rPr>
+                <w:b w:val="0"/>
+                <w:i w:val="0"/>
+                <w:sz w:val="18"/>
+              </w:rPr>
+              <w:t>class IC</w:t>
+            </w:r>
+            <w:r>
+              <w:rPr>
+                <w:b w:val="0"/>
+                <w:i w:val="0"/>
+                <w:sz w:val="18"/>
+              </w:rPr>
+              <w:t>Black box</w:t>
+            </w:r>
+          </w:p>
+        </w:tc>
+        <w:tc>
+          <w:tcPr>
+            <w:tcW w:type="dxa" w:w="2909"/>
+          </w:tcPr>
+          <w:p>
+            <w:pPr>
+              <w:spacing w:after="40"/>
+            </w:pPr>
+            <w:r>
+              <w:rPr>
+                <w:sz w:val="18"/>
+              </w:rPr>
+            </w:r>
+            <w:r>
+              <w:rPr>
+                <w:b/>
+                <w:i w:val="0"/>
+                <w:sz w:val="18"/>
+              </w:rPr>
+              <w:t>Proarrhythmic.</w:t>
+            </w:r>
+            <w:r>
+              <w:rPr>
+                <w:b w:val="0"/>
+                <w:i w:val="0"/>
+                <w:sz w:val="18"/>
+              </w:rPr>
+              <w:t xml:space="preserve"> </w:t>
+            </w:r>
+            <w:r>
+              <w:rPr>
+                <w:b w:val="0"/>
+                <w:i/>
+                <w:sz w:val="18"/>
+              </w:rPr>
+              <w:t>Added background (not on the slides): propafenone carries the same FDA boxed warning for mortality from the Cardiac Arrhythmia Suppression Trial.</w:t>
+            </w:r>
+          </w:p>
+        </w:tc>
+        <w:tc>
+          <w:tcPr>
+            <w:tcW w:type="dxa" w:w="2909"/>
+          </w:tcPr>
+          <w:p>
+            <w:pPr>
+              <w:spacing w:after="40"/>
+            </w:pPr>
+            <w:r>
+              <w:rPr>
+                <w:sz w:val="18"/>
+              </w:rPr>
+            </w:r>
+            <w:r>
+              <w:rPr>
+                <w:b w:val="0"/>
+                <w:i w:val="0"/>
+                <w:sz w:val="18"/>
+              </w:rPr>
+              <w:t>The rhythm.</w:t>
+            </w:r>
+          </w:p>
+        </w:tc>
+        <w:tc>
+          <w:tcPr>
+            <w:tcW w:type="dxa" w:w="2909"/>
+          </w:tcPr>
+          <w:p>
+            <w:pPr>
+              <w:spacing w:after="40"/>
+            </w:pPr>
+            <w:r>
+              <w:rPr>
+                <w:sz w:val="18"/>
+              </w:rPr>
+            </w:r>
+            <w:r>
+              <w:rPr>
+                <w:b w:val="0"/>
+                <w:i w:val="0"/>
+                <w:sz w:val="18"/>
+              </w:rPr>
+              <w:t>Cardiovascular</w:t>
+            </w:r>
+          </w:p>
+        </w:tc>
+        <w:tc>
+          <w:tcPr>
+            <w:tcW w:type="dxa" w:w="2909"/>
+          </w:tcPr>
+          <w:p>
+            <w:pPr>
+              <w:spacing w:after="40"/>
+            </w:pPr>
+            <w:r>
+              <w:rPr>
+                <w:sz w:val="18"/>
+              </w:rPr>
+            </w:r>
+            <w:r>
+              <w:rPr>
+                <w:b w:val="0"/>
+                <w:i w:val="0"/>
+                <w:sz w:val="18"/>
+              </w:rPr>
+              <w:t>L10</w:t>
+            </w:r>
+            <w:r>
+              <w:rPr>
+                <w:sz w:val="18"/>
+              </w:rPr>
+              <w:br/>
+            </w:r>
+            <w:r>
+              <w:rPr>
+                <w:b w:val="0"/>
+                <w:i w:val="0"/>
+                <w:sz w:val="18"/>
+              </w:rPr>
+              <w:t>slide 24</w:t>
+            </w:r>
+          </w:p>
+        </w:tc>
+      </w:tr>
+      <w:tr>
+        <w:tc>
+          <w:tcPr>
+            <w:tcW w:type="dxa" w:w="2909"/>
+          </w:tcPr>
+          <w:p>
+            <w:pPr>
+              <w:spacing w:after="40"/>
+            </w:pPr>
+            <w:r>
+              <w:rPr>
+                <w:sz w:val="18"/>
+              </w:rPr>
+            </w:r>
+            <w:r>
+              <w:rPr>
+                <w:b w:val="0"/>
+                <w:i w:val="0"/>
+                <w:sz w:val="18"/>
+              </w:rPr>
+              <w:t>Propafenone</w:t>
+            </w:r>
+            <w:r>
+              <w:rPr>
+                <w:sz w:val="18"/>
+              </w:rPr>
+              <w:br/>
+            </w:r>
+            <w:r>
+              <w:rPr>
+                <w:b w:val="0"/>
+                <w:i w:val="0"/>
+                <w:sz w:val="18"/>
+              </w:rPr>
+              <w:t>class IC</w:t>
+            </w:r>
+          </w:p>
+        </w:tc>
+        <w:tc>
+          <w:tcPr>
+            <w:tcW w:type="dxa" w:w="2909"/>
+          </w:tcPr>
+          <w:p>
+            <w:pPr>
+              <w:spacing w:after="40"/>
+            </w:pPr>
+            <w:r>
+              <w:rPr>
+                <w:sz w:val="18"/>
+              </w:rPr>
+            </w:r>
+            <w:r>
+              <w:rPr>
+                <w:b w:val="0"/>
+                <w:i w:val="0"/>
+                <w:sz w:val="18"/>
+              </w:rPr>
+              <w:t xml:space="preserve">Dizziness, blurred vision, </w:t>
+            </w:r>
+            <w:r>
+              <w:rPr>
+                <w:b/>
+                <w:i w:val="0"/>
+                <w:sz w:val="18"/>
+              </w:rPr>
+              <w:t>bradycardia</w:t>
+            </w:r>
+            <w:r>
+              <w:rPr>
+                <w:b w:val="0"/>
+                <w:i w:val="0"/>
+                <w:sz w:val="18"/>
+              </w:rPr>
+              <w:t xml:space="preserve">; </w:t>
+            </w:r>
+            <w:r>
+              <w:rPr>
+                <w:b/>
+                <w:i w:val="0"/>
+                <w:sz w:val="18"/>
+              </w:rPr>
+              <w:t>bronchospasm</w:t>
+            </w:r>
+            <w:r>
+              <w:rPr>
+                <w:b w:val="0"/>
+                <w:i w:val="0"/>
+                <w:sz w:val="18"/>
+              </w:rPr>
+              <w:t xml:space="preserve"> (beta-adrenergic blockade); </w:t>
+            </w:r>
+            <w:r>
+              <w:rPr>
+                <w:b/>
+                <w:i w:val="0"/>
+                <w:sz w:val="18"/>
+              </w:rPr>
+              <w:t>agranulocytosis, anemia, thrombocytopenia</w:t>
+            </w:r>
+            <w:r>
+              <w:rPr>
+                <w:b w:val="0"/>
+                <w:i w:val="0"/>
+                <w:sz w:val="18"/>
+              </w:rPr>
+              <w:t xml:space="preserve">; </w:t>
+            </w:r>
+            <w:r>
+              <w:rPr>
+                <w:b/>
+                <w:i w:val="0"/>
+                <w:sz w:val="18"/>
+              </w:rPr>
+              <w:t>worsens heart failure</w:t>
+            </w:r>
+            <w:r>
+              <w:rPr>
+                <w:b w:val="0"/>
+                <w:i w:val="0"/>
+                <w:sz w:val="18"/>
+              </w:rPr>
+              <w:t>.</w:t>
+            </w:r>
+          </w:p>
+        </w:tc>
+        <w:tc>
+          <w:tcPr>
+            <w:tcW w:type="dxa" w:w="2909"/>
+          </w:tcPr>
+          <w:p>
+            <w:pPr>
+              <w:spacing w:after="40"/>
+            </w:pPr>
+            <w:r>
+              <w:rPr>
+                <w:sz w:val="18"/>
+              </w:rPr>
+            </w:r>
+            <w:r>
+              <w:rPr>
+                <w:b w:val="0"/>
+                <w:i w:val="0"/>
+                <w:sz w:val="18"/>
+              </w:rPr>
+              <w:t>Heart rate, breathing and blood counts.</w:t>
+            </w:r>
+          </w:p>
+        </w:tc>
+        <w:tc>
+          <w:tcPr>
+            <w:tcW w:type="dxa" w:w="2909"/>
+          </w:tcPr>
+          <w:p>
+            <w:pPr>
+              <w:spacing w:after="40"/>
+            </w:pPr>
+            <w:r>
+              <w:rPr>
+                <w:sz w:val="18"/>
+              </w:rPr>
+            </w:r>
+            <w:r>
+              <w:rPr>
+                <w:b w:val="0"/>
+                <w:i w:val="0"/>
+                <w:sz w:val="18"/>
+              </w:rPr>
+              <w:t>Cardiovascular / Respiratory / Blood</w:t>
+            </w:r>
+          </w:p>
+        </w:tc>
+        <w:tc>
+          <w:tcPr>
+            <w:tcW w:type="dxa" w:w="2909"/>
+          </w:tcPr>
+          <w:p>
+            <w:pPr>
+              <w:spacing w:after="40"/>
+            </w:pPr>
+            <w:r>
+              <w:rPr>
+                <w:sz w:val="18"/>
+              </w:rPr>
+            </w:r>
+            <w:r>
+              <w:rPr>
+                <w:b w:val="0"/>
+                <w:i w:val="0"/>
+                <w:sz w:val="18"/>
+              </w:rPr>
+              <w:t>L10</w:t>
+            </w:r>
+            <w:r>
+              <w:rPr>
+                <w:sz w:val="18"/>
+              </w:rPr>
+              <w:br/>
+            </w:r>
+            <w:r>
+              <w:rPr>
+                <w:b w:val="0"/>
+                <w:i w:val="0"/>
+                <w:sz w:val="18"/>
+              </w:rPr>
+              <w:t>slide 24</w:t>
+            </w:r>
+          </w:p>
+        </w:tc>
+      </w:tr>
+      <w:tr>
+        <w:tc>
+          <w:tcPr>
+            <w:tcW w:type="dxa" w:w="14545"/>
+            <w:gridSpan w:val="5"/>
+          </w:tcPr>
+          <w:p>
+            <w:pPr>
+              <w:spacing w:after="40"/>
+            </w:pPr>
+            <w:r/>
+          </w:p>
+        </w:tc>
+      </w:tr>
+      <w:tr>
+        <w:tc>
+          <w:tcPr>
+            <w:tcW w:type="dxa" w:w="2909"/>
+          </w:tcPr>
+          <w:p>
+            <w:pPr>
+              <w:spacing w:after="40"/>
+            </w:pPr>
+            <w:r>
+              <w:rPr>
+                <w:sz w:val="18"/>
+              </w:rPr>
+            </w:r>
+            <w:r>
+              <w:rPr>
+                <w:b w:val="0"/>
+                <w:i w:val="0"/>
+                <w:sz w:val="18"/>
+              </w:rPr>
+              <w:t>Propranolol</w:t>
+            </w:r>
+            <w:r>
+              <w:rPr>
+                <w:sz w:val="18"/>
+              </w:rPr>
+              <w:br/>
+            </w:r>
+            <w:r>
+              <w:rPr>
+                <w:b w:val="0"/>
+                <w:i w:val="0"/>
+                <w:sz w:val="18"/>
+              </w:rPr>
+              <w:t>class II; nonselective</w:t>
+            </w:r>
+          </w:p>
+        </w:tc>
+        <w:tc>
+          <w:tcPr>
+            <w:tcW w:type="dxa" w:w="2909"/>
+          </w:tcPr>
+          <w:p>
+            <w:pPr>
+              <w:spacing w:after="40"/>
+            </w:pPr>
+            <w:r>
+              <w:rPr>
+                <w:sz w:val="18"/>
+              </w:rPr>
+            </w:r>
+            <w:r>
+              <w:rPr>
+                <w:b/>
+                <w:i w:val="0"/>
+                <w:sz w:val="18"/>
+              </w:rPr>
+              <w:t>Heart failure, heart block, hypotension, bronchospasm</w:t>
+            </w:r>
+            <w:r>
+              <w:rPr>
+                <w:b w:val="0"/>
+                <w:i w:val="0"/>
+                <w:sz w:val="18"/>
+              </w:rPr>
+              <w:t>; digitalis toxicity. Hyperglycemia is also listed (see the study guide on the glucose point).</w:t>
+            </w:r>
+          </w:p>
+        </w:tc>
+        <w:tc>
+          <w:tcPr>
+            <w:tcW w:type="dxa" w:w="2909"/>
+          </w:tcPr>
+          <w:p>
+            <w:pPr>
+              <w:spacing w:after="40"/>
+            </w:pPr>
+            <w:r>
+              <w:rPr>
+                <w:sz w:val="18"/>
+              </w:rPr>
+            </w:r>
+            <w:r>
+              <w:rPr>
+                <w:b w:val="0"/>
+                <w:i w:val="0"/>
+                <w:sz w:val="18"/>
+              </w:rPr>
+              <w:t>Heart rate, blood pressure, breathing; signs of heart failure.</w:t>
+            </w:r>
+          </w:p>
+        </w:tc>
+        <w:tc>
+          <w:tcPr>
+            <w:tcW w:type="dxa" w:w="2909"/>
+          </w:tcPr>
+          <w:p>
+            <w:pPr>
+              <w:spacing w:after="40"/>
+            </w:pPr>
+            <w:r>
+              <w:rPr>
+                <w:sz w:val="18"/>
+              </w:rPr>
+            </w:r>
+            <w:r>
+              <w:rPr>
+                <w:b w:val="0"/>
+                <w:i w:val="0"/>
+                <w:sz w:val="18"/>
+              </w:rPr>
+              <w:t>Cardiovascular / Respiratory</w:t>
+            </w:r>
+          </w:p>
+        </w:tc>
+        <w:tc>
+          <w:tcPr>
+            <w:tcW w:type="dxa" w:w="2909"/>
+          </w:tcPr>
+          <w:p>
+            <w:pPr>
+              <w:spacing w:after="40"/>
+            </w:pPr>
+            <w:r>
+              <w:rPr>
+                <w:sz w:val="18"/>
+              </w:rPr>
+            </w:r>
+            <w:r>
+              <w:rPr>
+                <w:b w:val="0"/>
+                <w:i w:val="0"/>
+                <w:sz w:val="18"/>
+              </w:rPr>
+              <w:t>L10</w:t>
+            </w:r>
+            <w:r>
+              <w:rPr>
+                <w:sz w:val="18"/>
+              </w:rPr>
+              <w:br/>
+            </w:r>
+            <w:r>
+              <w:rPr>
+                <w:b w:val="0"/>
+                <w:i w:val="0"/>
+                <w:sz w:val="18"/>
+              </w:rPr>
+              <w:t>slide 28</w:t>
+            </w:r>
+          </w:p>
+        </w:tc>
+      </w:tr>
+      <w:tr>
+        <w:tc>
+          <w:tcPr>
+            <w:tcW w:type="dxa" w:w="2909"/>
+          </w:tcPr>
+          <w:p>
+            <w:pPr>
+              <w:spacing w:after="40"/>
+            </w:pPr>
+            <w:r>
+              <w:rPr>
+                <w:sz w:val="18"/>
+              </w:rPr>
+            </w:r>
+            <w:r>
+              <w:rPr>
+                <w:b w:val="0"/>
+                <w:i w:val="0"/>
+                <w:sz w:val="18"/>
+              </w:rPr>
+              <w:t>Metoprolol, acebutolol</w:t>
+            </w:r>
+            <w:r>
+              <w:rPr>
+                <w:sz w:val="18"/>
+              </w:rPr>
+              <w:br/>
+            </w:r>
+            <w:r>
+              <w:rPr>
+                <w:b w:val="0"/>
+                <w:i w:val="0"/>
+                <w:sz w:val="18"/>
+              </w:rPr>
+              <w:t>class II; beta-1 selective</w:t>
+            </w:r>
+          </w:p>
+        </w:tc>
+        <w:tc>
+          <w:tcPr>
+            <w:tcW w:type="dxa" w:w="2909"/>
+          </w:tcPr>
+          <w:p>
+            <w:pPr>
+              <w:spacing w:after="40"/>
+            </w:pPr>
+            <w:r>
+              <w:rPr>
+                <w:sz w:val="18"/>
+              </w:rPr>
+            </w:r>
+            <w:r>
+              <w:rPr>
+                <w:b/>
+                <w:i w:val="0"/>
+                <w:sz w:val="18"/>
+              </w:rPr>
+              <w:t>Less bronchospasm</w:t>
+            </w:r>
+            <w:r>
+              <w:rPr>
+                <w:b w:val="0"/>
+                <w:i w:val="0"/>
+                <w:sz w:val="18"/>
+              </w:rPr>
+              <w:t xml:space="preserve"> than propranolol; congestive heart failure; </w:t>
+            </w:r>
+            <w:r>
+              <w:rPr>
+                <w:b/>
+                <w:i w:val="0"/>
+                <w:sz w:val="18"/>
+              </w:rPr>
+              <w:t>central nervous system sedation and fatigue</w:t>
+            </w:r>
+            <w:r>
+              <w:rPr>
+                <w:b w:val="0"/>
+                <w:i w:val="0"/>
+                <w:sz w:val="18"/>
+              </w:rPr>
+              <w:t>.</w:t>
+            </w:r>
+          </w:p>
+        </w:tc>
+        <w:tc>
+          <w:tcPr>
+            <w:tcW w:type="dxa" w:w="2909"/>
+          </w:tcPr>
+          <w:p>
+            <w:pPr>
+              <w:spacing w:after="40"/>
+            </w:pPr>
+            <w:r>
+              <w:rPr>
+                <w:sz w:val="18"/>
+              </w:rPr>
+            </w:r>
+            <w:r>
+              <w:rPr>
+                <w:b w:val="0"/>
+                <w:i w:val="0"/>
+                <w:sz w:val="18"/>
+              </w:rPr>
+              <w:t>Tiredness and sedation; signs of heart failure.</w:t>
+            </w:r>
+          </w:p>
+        </w:tc>
+        <w:tc>
+          <w:tcPr>
+            <w:tcW w:type="dxa" w:w="2909"/>
+          </w:tcPr>
+          <w:p>
+            <w:pPr>
+              <w:spacing w:after="40"/>
+            </w:pPr>
+            <w:r>
+              <w:rPr>
+                <w:sz w:val="18"/>
+              </w:rPr>
+            </w:r>
+            <w:r>
+              <w:rPr>
+                <w:b w:val="0"/>
+                <w:i w:val="0"/>
+                <w:sz w:val="18"/>
+              </w:rPr>
+              <w:t>Nervous system / Cardiovascular</w:t>
+            </w:r>
+          </w:p>
+        </w:tc>
+        <w:tc>
+          <w:tcPr>
+            <w:tcW w:type="dxa" w:w="2909"/>
+          </w:tcPr>
+          <w:p>
+            <w:pPr>
+              <w:spacing w:after="40"/>
+            </w:pPr>
+            <w:r>
+              <w:rPr>
+                <w:sz w:val="18"/>
+              </w:rPr>
+            </w:r>
+            <w:r>
+              <w:rPr>
+                <w:b w:val="0"/>
+                <w:i w:val="0"/>
+                <w:sz w:val="18"/>
+              </w:rPr>
+              <w:t>L10</w:t>
+            </w:r>
+            <w:r>
+              <w:rPr>
+                <w:sz w:val="18"/>
+              </w:rPr>
+              <w:br/>
+            </w:r>
+            <w:r>
+              <w:rPr>
+                <w:b w:val="0"/>
+                <w:i w:val="0"/>
+                <w:sz w:val="18"/>
+              </w:rPr>
+              <w:t>slide 29</w:t>
+            </w:r>
+          </w:p>
+        </w:tc>
+      </w:tr>
+      <w:tr>
+        <w:tc>
+          <w:tcPr>
+            <w:tcW w:type="dxa" w:w="14545"/>
+            <w:gridSpan w:val="5"/>
+          </w:tcPr>
+          <w:p>
+            <w:pPr>
+              <w:spacing w:after="40"/>
+            </w:pPr>
+            <w:r/>
+          </w:p>
+        </w:tc>
+      </w:tr>
+      <w:tr>
+        <w:tc>
+          <w:tcPr>
+            <w:tcW w:type="dxa" w:w="2909"/>
+          </w:tcPr>
+          <w:p>
+            <w:pPr>
+              <w:spacing w:after="40"/>
+            </w:pPr>
+            <w:r>
+              <w:rPr>
+                <w:sz w:val="18"/>
+              </w:rPr>
+            </w:r>
+            <w:r>
+              <w:rPr>
+                <w:b w:val="0"/>
+                <w:i w:val="0"/>
+                <w:sz w:val="18"/>
+              </w:rPr>
+              <w:t>Amiodarone</w:t>
+            </w:r>
+            <w:r>
+              <w:rPr>
+                <w:sz w:val="18"/>
+              </w:rPr>
+              <w:br/>
+            </w:r>
+            <w:r>
+              <w:rPr>
+                <w:b w:val="0"/>
+                <w:i w:val="0"/>
+                <w:sz w:val="18"/>
+              </w:rPr>
+              <w:t>class III</w:t>
+            </w:r>
+            <w:r>
+              <w:rPr>
+                <w:b w:val="0"/>
+                <w:i w:val="0"/>
+                <w:sz w:val="18"/>
+              </w:rPr>
+              <w:t>Black box</w:t>
+            </w:r>
+          </w:p>
+        </w:tc>
+        <w:tc>
+          <w:tcPr>
+            <w:tcW w:type="dxa" w:w="2909"/>
+          </w:tcPr>
+          <w:p>
+            <w:pPr>
+              <w:spacing w:after="40"/>
+            </w:pPr>
+            <w:r>
+              <w:rPr>
+                <w:sz w:val="18"/>
+              </w:rPr>
+            </w:r>
+            <w:r>
+              <w:rPr>
+                <w:b/>
+                <w:i w:val="0"/>
+                <w:sz w:val="18"/>
+              </w:rPr>
+              <w:t>Pneumonitis and pulmonary fibrosis (potentially fatal).</w:t>
+            </w:r>
+            <w:r>
+              <w:rPr>
+                <w:b w:val="0"/>
+                <w:i w:val="0"/>
+                <w:sz w:val="18"/>
+              </w:rPr>
+              <w:t xml:space="preserve"> </w:t>
+            </w:r>
+            <w:r>
+              <w:rPr>
+                <w:b w:val="0"/>
+                <w:i/>
+                <w:sz w:val="18"/>
+              </w:rPr>
+              <w:t>Added background (not on the slides): amiodarone carries an FDA boxed warning for pulmonary toxicity, hepatic injury and worsened arrhythmia, and is reserved for life-threatening arrhythmias.</w:t>
+            </w:r>
+          </w:p>
+        </w:tc>
+        <w:tc>
+          <w:tcPr>
+            <w:tcW w:type="dxa" w:w="2909"/>
+          </w:tcPr>
+          <w:p>
+            <w:pPr>
+              <w:spacing w:after="40"/>
+            </w:pPr>
+            <w:r>
+              <w:rPr>
+                <w:sz w:val="18"/>
+              </w:rPr>
+            </w:r>
+            <w:r>
+              <w:rPr>
+                <w:b w:val="0"/>
+                <w:i w:val="0"/>
+                <w:sz w:val="18"/>
+              </w:rPr>
+              <w:t>Ask about cough and breathlessness.</w:t>
+            </w:r>
+          </w:p>
+        </w:tc>
+        <w:tc>
+          <w:tcPr>
+            <w:tcW w:type="dxa" w:w="2909"/>
+          </w:tcPr>
+          <w:p>
+            <w:pPr>
+              <w:spacing w:after="40"/>
+            </w:pPr>
+            <w:r>
+              <w:rPr>
+                <w:sz w:val="18"/>
+              </w:rPr>
+            </w:r>
+            <w:r>
+              <w:rPr>
+                <w:b w:val="0"/>
+                <w:i w:val="0"/>
+                <w:sz w:val="18"/>
+              </w:rPr>
+              <w:t>Respiratory</w:t>
+            </w:r>
+          </w:p>
+        </w:tc>
+        <w:tc>
+          <w:tcPr>
+            <w:tcW w:type="dxa" w:w="2909"/>
+          </w:tcPr>
+          <w:p>
+            <w:pPr>
+              <w:spacing w:after="40"/>
+            </w:pPr>
+            <w:r>
+              <w:rPr>
+                <w:sz w:val="18"/>
+              </w:rPr>
+            </w:r>
+            <w:r>
+              <w:rPr>
+                <w:b w:val="0"/>
+                <w:i w:val="0"/>
+                <w:sz w:val="18"/>
+              </w:rPr>
+              <w:t>L10</w:t>
+            </w:r>
+            <w:r>
+              <w:rPr>
+                <w:sz w:val="18"/>
+              </w:rPr>
+              <w:br/>
+            </w:r>
+            <w:r>
+              <w:rPr>
+                <w:b w:val="0"/>
+                <w:i w:val="0"/>
+                <w:sz w:val="18"/>
+              </w:rPr>
+              <w:t>slide 33</w:t>
+            </w:r>
+          </w:p>
+        </w:tc>
+      </w:tr>
+      <w:tr>
+        <w:tc>
+          <w:tcPr>
+            <w:tcW w:type="dxa" w:w="2909"/>
+          </w:tcPr>
+          <w:p>
+            <w:pPr>
+              <w:spacing w:after="40"/>
+            </w:pPr>
+            <w:r>
+              <w:rPr>
+                <w:sz w:val="18"/>
+              </w:rPr>
+            </w:r>
+            <w:r>
+              <w:rPr>
+                <w:b w:val="0"/>
+                <w:i w:val="0"/>
+                <w:sz w:val="18"/>
+              </w:rPr>
+              <w:t>Amiodarone</w:t>
+            </w:r>
+            <w:r>
+              <w:rPr>
+                <w:sz w:val="18"/>
+              </w:rPr>
+              <w:br/>
+            </w:r>
+            <w:r>
+              <w:rPr>
+                <w:b w:val="0"/>
+                <w:i w:val="0"/>
+                <w:sz w:val="18"/>
+              </w:rPr>
+              <w:t>class III</w:t>
+            </w:r>
+            <w:r>
+              <w:rPr>
+                <w:b w:val="0"/>
+                <w:i w:val="0"/>
+                <w:sz w:val="18"/>
+              </w:rPr>
+              <w:t>Black box</w:t>
+            </w:r>
+          </w:p>
+        </w:tc>
+        <w:tc>
+          <w:tcPr>
+            <w:tcW w:type="dxa" w:w="2909"/>
+          </w:tcPr>
+          <w:p>
+            <w:pPr>
+              <w:spacing w:after="40"/>
+            </w:pPr>
+            <w:r>
+              <w:rPr>
+                <w:sz w:val="18"/>
+              </w:rPr>
+            </w:r>
+            <w:r>
+              <w:rPr>
+                <w:b/>
+                <w:i w:val="0"/>
+                <w:sz w:val="18"/>
+              </w:rPr>
+              <w:t>Hepatic dysfunction.</w:t>
+            </w:r>
+            <w:r>
+              <w:rPr>
+                <w:b w:val="0"/>
+                <w:i w:val="0"/>
+                <w:sz w:val="18"/>
+              </w:rPr>
+              <w:t xml:space="preserve"> </w:t>
+            </w:r>
+            <w:r>
+              <w:rPr>
+                <w:b w:val="0"/>
+                <w:i/>
+                <w:sz w:val="18"/>
+              </w:rPr>
+              <w:t>Added background (not on the slides): part of the same boxed warning (hepatic injury).</w:t>
+            </w:r>
+          </w:p>
+        </w:tc>
+        <w:tc>
+          <w:tcPr>
+            <w:tcW w:type="dxa" w:w="2909"/>
+          </w:tcPr>
+          <w:p>
+            <w:pPr>
+              <w:spacing w:after="40"/>
+            </w:pPr>
+            <w:r>
+              <w:rPr>
+                <w:sz w:val="18"/>
+              </w:rPr>
+            </w:r>
+            <w:r>
+              <w:rPr>
+                <w:b w:val="0"/>
+                <w:i w:val="0"/>
+                <w:sz w:val="18"/>
+              </w:rPr>
+              <w:t>Liver tests.</w:t>
+            </w:r>
+          </w:p>
+        </w:tc>
+        <w:tc>
+          <w:tcPr>
+            <w:tcW w:type="dxa" w:w="2909"/>
+          </w:tcPr>
+          <w:p>
+            <w:pPr>
+              <w:spacing w:after="40"/>
+            </w:pPr>
+            <w:r>
+              <w:rPr>
+                <w:sz w:val="18"/>
+              </w:rPr>
+            </w:r>
+            <w:r>
+              <w:rPr>
+                <w:b w:val="0"/>
+                <w:i w:val="0"/>
+                <w:sz w:val="18"/>
+              </w:rPr>
+              <w:t>Liver</w:t>
+            </w:r>
+          </w:p>
+        </w:tc>
+        <w:tc>
+          <w:tcPr>
+            <w:tcW w:type="dxa" w:w="2909"/>
+          </w:tcPr>
+          <w:p>
+            <w:pPr>
+              <w:spacing w:after="40"/>
+            </w:pPr>
+            <w:r>
+              <w:rPr>
+                <w:sz w:val="18"/>
+              </w:rPr>
+            </w:r>
+            <w:r>
+              <w:rPr>
+                <w:b w:val="0"/>
+                <w:i w:val="0"/>
+                <w:sz w:val="18"/>
+              </w:rPr>
+              <w:t>L10</w:t>
+            </w:r>
+            <w:r>
+              <w:rPr>
+                <w:sz w:val="18"/>
+              </w:rPr>
+              <w:br/>
+            </w:r>
+            <w:r>
+              <w:rPr>
+                <w:b w:val="0"/>
+                <w:i w:val="0"/>
+                <w:sz w:val="18"/>
+              </w:rPr>
+              <w:t>slide 33</w:t>
+            </w:r>
+          </w:p>
+        </w:tc>
+      </w:tr>
+      <w:tr>
+        <w:tc>
+          <w:tcPr>
+            <w:tcW w:type="dxa" w:w="2909"/>
+          </w:tcPr>
+          <w:p>
+            <w:pPr>
+              <w:spacing w:after="40"/>
+            </w:pPr>
+            <w:r>
+              <w:rPr>
+                <w:sz w:val="18"/>
+              </w:rPr>
+            </w:r>
+            <w:r>
+              <w:rPr>
+                <w:b w:val="0"/>
+                <w:i w:val="0"/>
+                <w:sz w:val="18"/>
+              </w:rPr>
+              <w:t>Amiodarone</w:t>
+            </w:r>
+            <w:r>
+              <w:rPr>
+                <w:sz w:val="18"/>
+              </w:rPr>
+              <w:br/>
+            </w:r>
+            <w:r>
+              <w:rPr>
+                <w:b w:val="0"/>
+                <w:i w:val="0"/>
+                <w:sz w:val="18"/>
+              </w:rPr>
+              <w:t>class III</w:t>
+            </w:r>
+          </w:p>
+        </w:tc>
+        <w:tc>
+          <w:tcPr>
+            <w:tcW w:type="dxa" w:w="2909"/>
+          </w:tcPr>
+          <w:p>
+            <w:pPr>
+              <w:spacing w:after="40"/>
+            </w:pPr>
+            <w:r>
+              <w:rPr>
+                <w:sz w:val="18"/>
+              </w:rPr>
+            </w:r>
+            <w:r>
+              <w:rPr>
+                <w:b/>
+                <w:i w:val="0"/>
+                <w:sz w:val="18"/>
+              </w:rPr>
+              <w:t>Thyroid abnormalities (hyperthyroidism or hypothyroidism)</w:t>
+            </w:r>
+            <w:r>
+              <w:rPr>
+                <w:b w:val="0"/>
+                <w:i w:val="0"/>
+                <w:sz w:val="18"/>
+              </w:rPr>
+              <w:t>: amiodarone is an analog of thyroid hormone.</w:t>
+            </w:r>
+          </w:p>
+        </w:tc>
+        <w:tc>
+          <w:tcPr>
+            <w:tcW w:type="dxa" w:w="2909"/>
+          </w:tcPr>
+          <w:p>
+            <w:pPr>
+              <w:spacing w:after="40"/>
+            </w:pPr>
+            <w:r>
+              <w:rPr>
+                <w:sz w:val="18"/>
+              </w:rPr>
+            </w:r>
+            <w:r>
+              <w:rPr>
+                <w:b w:val="0"/>
+                <w:i w:val="0"/>
+                <w:sz w:val="18"/>
+              </w:rPr>
+              <w:t>Thyroid function.</w:t>
+            </w:r>
+          </w:p>
+        </w:tc>
+        <w:tc>
+          <w:tcPr>
+            <w:tcW w:type="dxa" w:w="2909"/>
+          </w:tcPr>
+          <w:p>
+            <w:pPr>
+              <w:spacing w:after="40"/>
+            </w:pPr>
+            <w:r>
+              <w:rPr>
+                <w:sz w:val="18"/>
+              </w:rPr>
+            </w:r>
+            <w:r>
+              <w:rPr>
+                <w:b w:val="0"/>
+                <w:i w:val="0"/>
+                <w:sz w:val="18"/>
+              </w:rPr>
+              <w:t>Endocrine</w:t>
+            </w:r>
+          </w:p>
+        </w:tc>
+        <w:tc>
+          <w:tcPr>
+            <w:tcW w:type="dxa" w:w="2909"/>
+          </w:tcPr>
+          <w:p>
+            <w:pPr>
+              <w:spacing w:after="40"/>
+            </w:pPr>
+            <w:r>
+              <w:rPr>
+                <w:sz w:val="18"/>
+              </w:rPr>
+            </w:r>
+            <w:r>
+              <w:rPr>
+                <w:b w:val="0"/>
+                <w:i w:val="0"/>
+                <w:sz w:val="18"/>
+              </w:rPr>
+              <w:t>L10</w:t>
+            </w:r>
+            <w:r>
+              <w:rPr>
+                <w:sz w:val="18"/>
+              </w:rPr>
+              <w:br/>
+            </w:r>
+            <w:r>
+              <w:rPr>
+                <w:b w:val="0"/>
+                <w:i w:val="0"/>
+                <w:sz w:val="18"/>
+              </w:rPr>
+              <w:t>slide 33</w:t>
+            </w:r>
+          </w:p>
+        </w:tc>
+      </w:tr>
+      <w:tr>
+        <w:tc>
+          <w:tcPr>
+            <w:tcW w:type="dxa" w:w="2909"/>
+          </w:tcPr>
+          <w:p>
+            <w:pPr>
+              <w:spacing w:after="40"/>
+            </w:pPr>
+            <w:r>
+              <w:rPr>
+                <w:sz w:val="18"/>
+              </w:rPr>
+            </w:r>
+            <w:r>
+              <w:rPr>
+                <w:b w:val="0"/>
+                <w:i w:val="0"/>
+                <w:sz w:val="18"/>
+              </w:rPr>
+              <w:t>Amiodarone</w:t>
+            </w:r>
+            <w:r>
+              <w:rPr>
+                <w:sz w:val="18"/>
+              </w:rPr>
+              <w:br/>
+            </w:r>
+            <w:r>
+              <w:rPr>
+                <w:b w:val="0"/>
+                <w:i w:val="0"/>
+                <w:sz w:val="18"/>
+              </w:rPr>
+              <w:t>class III</w:t>
+            </w:r>
+          </w:p>
+        </w:tc>
+        <w:tc>
+          <w:tcPr>
+            <w:tcW w:type="dxa" w:w="2909"/>
+          </w:tcPr>
+          <w:p>
+            <w:pPr>
+              <w:spacing w:after="40"/>
+            </w:pPr>
+            <w:r>
+              <w:rPr>
+                <w:sz w:val="18"/>
+              </w:rPr>
+            </w:r>
+            <w:r>
+              <w:rPr>
+                <w:b/>
+                <w:i w:val="0"/>
+                <w:sz w:val="18"/>
+              </w:rPr>
+              <w:t>Blue-gray skin color, photosensitivity</w:t>
+            </w:r>
+            <w:r>
+              <w:rPr>
+                <w:b w:val="0"/>
+                <w:i w:val="0"/>
+                <w:sz w:val="18"/>
+              </w:rPr>
+              <w:t xml:space="preserve">; </w:t>
+            </w:r>
+            <w:r>
+              <w:rPr>
+                <w:b/>
+                <w:i w:val="0"/>
+                <w:sz w:val="18"/>
+              </w:rPr>
+              <w:t>corneal deposits</w:t>
+            </w:r>
+            <w:r>
+              <w:rPr>
+                <w:b w:val="0"/>
+                <w:i w:val="0"/>
+                <w:sz w:val="18"/>
+              </w:rPr>
+              <w:t>.</w:t>
+            </w:r>
+          </w:p>
+        </w:tc>
+        <w:tc>
+          <w:tcPr>
+            <w:tcW w:type="dxa" w:w="2909"/>
+          </w:tcPr>
+          <w:p>
+            <w:pPr>
+              <w:spacing w:after="40"/>
+            </w:pPr>
+            <w:r>
+              <w:rPr>
+                <w:sz w:val="18"/>
+              </w:rPr>
+            </w:r>
+            <w:r>
+              <w:rPr>
+                <w:b w:val="0"/>
+                <w:i w:val="0"/>
+                <w:sz w:val="18"/>
+              </w:rPr>
+              <w:t>Sun protection; eye checks.</w:t>
+            </w:r>
+          </w:p>
+        </w:tc>
+        <w:tc>
+          <w:tcPr>
+            <w:tcW w:type="dxa" w:w="2909"/>
+          </w:tcPr>
+          <w:p>
+            <w:pPr>
+              <w:spacing w:after="40"/>
+            </w:pPr>
+            <w:r>
+              <w:rPr>
+                <w:sz w:val="18"/>
+              </w:rPr>
+            </w:r>
+            <w:r>
+              <w:rPr>
+                <w:b w:val="0"/>
+                <w:i w:val="0"/>
+                <w:sz w:val="18"/>
+              </w:rPr>
+              <w:t>Skin / Eye</w:t>
+            </w:r>
+          </w:p>
+        </w:tc>
+        <w:tc>
+          <w:tcPr>
+            <w:tcW w:type="dxa" w:w="2909"/>
+          </w:tcPr>
+          <w:p>
+            <w:pPr>
+              <w:spacing w:after="40"/>
+            </w:pPr>
+            <w:r>
+              <w:rPr>
+                <w:sz w:val="18"/>
+              </w:rPr>
+            </w:r>
+            <w:r>
+              <w:rPr>
+                <w:b w:val="0"/>
+                <w:i w:val="0"/>
+                <w:sz w:val="18"/>
+              </w:rPr>
+              <w:t>L10</w:t>
+            </w:r>
+            <w:r>
+              <w:rPr>
+                <w:sz w:val="18"/>
+              </w:rPr>
+              <w:br/>
+            </w:r>
+            <w:r>
+              <w:rPr>
+                <w:b w:val="0"/>
+                <w:i w:val="0"/>
+                <w:sz w:val="18"/>
+              </w:rPr>
+              <w:t>slide 33</w:t>
+            </w:r>
+          </w:p>
+        </w:tc>
+      </w:tr>
+      <w:tr>
+        <w:tc>
+          <w:tcPr>
+            <w:tcW w:type="dxa" w:w="2909"/>
+          </w:tcPr>
+          <w:p>
+            <w:pPr>
+              <w:spacing w:after="40"/>
+            </w:pPr>
+            <w:r>
+              <w:rPr>
+                <w:sz w:val="18"/>
+              </w:rPr>
+            </w:r>
+            <w:r>
+              <w:rPr>
+                <w:b w:val="0"/>
+                <w:i w:val="0"/>
+                <w:sz w:val="18"/>
+              </w:rPr>
+              <w:t>Amiodarone</w:t>
+            </w:r>
+            <w:r>
+              <w:rPr>
+                <w:sz w:val="18"/>
+              </w:rPr>
+              <w:br/>
+            </w:r>
+            <w:r>
+              <w:rPr>
+                <w:b w:val="0"/>
+                <w:i w:val="0"/>
+                <w:sz w:val="18"/>
+              </w:rPr>
+              <w:t>class III</w:t>
+            </w:r>
+          </w:p>
+        </w:tc>
+        <w:tc>
+          <w:tcPr>
+            <w:tcW w:type="dxa" w:w="2909"/>
+          </w:tcPr>
+          <w:p>
+            <w:pPr>
+              <w:spacing w:after="40"/>
+            </w:pPr>
+            <w:r>
+              <w:rPr>
+                <w:sz w:val="18"/>
+              </w:rPr>
+            </w:r>
+            <w:r>
+              <w:rPr>
+                <w:b w:val="0"/>
+                <w:i w:val="0"/>
+                <w:sz w:val="18"/>
+              </w:rPr>
+              <w:t>Hypotension; neurotoxicity, neuropathy, muscle weakness, ataxia.</w:t>
+            </w:r>
+          </w:p>
+        </w:tc>
+        <w:tc>
+          <w:tcPr>
+            <w:tcW w:type="dxa" w:w="2909"/>
+          </w:tcPr>
+          <w:p>
+            <w:pPr>
+              <w:spacing w:after="40"/>
+            </w:pPr>
+            <w:r>
+              <w:rPr>
+                <w:sz w:val="18"/>
+              </w:rPr>
+            </w:r>
+            <w:r>
+              <w:rPr>
+                <w:b w:val="0"/>
+                <w:i w:val="0"/>
+                <w:sz w:val="18"/>
+              </w:rPr>
+              <w:t>Blood pressure; gait and strength.</w:t>
+            </w:r>
+          </w:p>
+        </w:tc>
+        <w:tc>
+          <w:tcPr>
+            <w:tcW w:type="dxa" w:w="2909"/>
+          </w:tcPr>
+          <w:p>
+            <w:pPr>
+              <w:spacing w:after="40"/>
+            </w:pPr>
+            <w:r>
+              <w:rPr>
+                <w:sz w:val="18"/>
+              </w:rPr>
+            </w:r>
+            <w:r>
+              <w:rPr>
+                <w:b w:val="0"/>
+                <w:i w:val="0"/>
+                <w:sz w:val="18"/>
+              </w:rPr>
+              <w:t>Cardiovascular / Nervous system</w:t>
+            </w:r>
+          </w:p>
+        </w:tc>
+        <w:tc>
+          <w:tcPr>
+            <w:tcW w:type="dxa" w:w="2909"/>
+          </w:tcPr>
+          <w:p>
+            <w:pPr>
+              <w:spacing w:after="40"/>
+            </w:pPr>
+            <w:r>
+              <w:rPr>
+                <w:sz w:val="18"/>
+              </w:rPr>
+            </w:r>
+            <w:r>
+              <w:rPr>
+                <w:b w:val="0"/>
+                <w:i w:val="0"/>
+                <w:sz w:val="18"/>
+              </w:rPr>
+              <w:t>L10</w:t>
+            </w:r>
+            <w:r>
+              <w:rPr>
+                <w:sz w:val="18"/>
+              </w:rPr>
+              <w:br/>
+            </w:r>
+            <w:r>
+              <w:rPr>
+                <w:b w:val="0"/>
+                <w:i w:val="0"/>
+                <w:sz w:val="18"/>
+              </w:rPr>
+              <w:t>slide 33</w:t>
+            </w:r>
+          </w:p>
+        </w:tc>
+      </w:tr>
+      <w:tr>
+        <w:tc>
+          <w:tcPr>
+            <w:tcW w:type="dxa" w:w="2909"/>
+          </w:tcPr>
+          <w:p>
+            <w:pPr>
+              <w:spacing w:after="40"/>
+            </w:pPr>
+            <w:r>
+              <w:rPr>
+                <w:sz w:val="18"/>
+              </w:rPr>
+            </w:r>
+            <w:r>
+              <w:rPr>
+                <w:b w:val="0"/>
+                <w:i w:val="0"/>
+                <w:sz w:val="18"/>
+              </w:rPr>
+              <w:t>Dofetilide</w:t>
+            </w:r>
+            <w:r>
+              <w:rPr>
+                <w:sz w:val="18"/>
+              </w:rPr>
+              <w:br/>
+            </w:r>
+            <w:r>
+              <w:rPr>
+                <w:b w:val="0"/>
+                <w:i w:val="0"/>
+                <w:sz w:val="18"/>
+              </w:rPr>
+              <w:t>class III</w:t>
+            </w:r>
+            <w:r>
+              <w:rPr>
+                <w:b w:val="0"/>
+                <w:i w:val="0"/>
+                <w:sz w:val="18"/>
+              </w:rPr>
+              <w:t>Black box</w:t>
+            </w:r>
+          </w:p>
+        </w:tc>
+        <w:tc>
+          <w:tcPr>
+            <w:tcW w:type="dxa" w:w="2909"/>
+          </w:tcPr>
+          <w:p>
+            <w:pPr>
+              <w:spacing w:after="40"/>
+            </w:pPr>
+            <w:r>
+              <w:rPr>
+                <w:sz w:val="18"/>
+              </w:rPr>
+            </w:r>
+            <w:r>
+              <w:rPr>
+                <w:b/>
+                <w:i w:val="0"/>
+                <w:sz w:val="18"/>
+              </w:rPr>
+              <w:t>Torsades de pointes (1 to 3 percent); marked QT prolongation.</w:t>
+            </w:r>
+            <w:r>
+              <w:rPr>
+                <w:b w:val="0"/>
+                <w:i w:val="0"/>
+                <w:sz w:val="18"/>
+              </w:rPr>
+              <w:t xml:space="preserve"> </w:t>
+            </w:r>
+            <w:r>
+              <w:rPr>
+                <w:b w:val="0"/>
+                <w:i/>
+                <w:sz w:val="18"/>
+              </w:rPr>
+              <w:t>Added background (not on the slides): dofetilide carries an FDA boxed warning: it must be started in a facility with creatinine clearance calculated and continuous electrocardiogram monitoring.</w:t>
+            </w:r>
+          </w:p>
+        </w:tc>
+        <w:tc>
+          <w:tcPr>
+            <w:tcW w:type="dxa" w:w="2909"/>
+          </w:tcPr>
+          <w:p>
+            <w:pPr>
+              <w:spacing w:after="40"/>
+            </w:pPr>
+            <w:r>
+              <w:rPr>
+                <w:sz w:val="18"/>
+              </w:rPr>
+            </w:r>
+            <w:r>
+              <w:rPr>
+                <w:b w:val="0"/>
+                <w:i w:val="0"/>
+                <w:sz w:val="18"/>
+              </w:rPr>
+              <w:t>QT interval; kidney function (it is mainly eliminated unchanged by the kidneys). Prescribing is limited to those with special training.</w:t>
+            </w:r>
+          </w:p>
+        </w:tc>
+        <w:tc>
+          <w:tcPr>
+            <w:tcW w:type="dxa" w:w="2909"/>
+          </w:tcPr>
+          <w:p>
+            <w:pPr>
+              <w:spacing w:after="40"/>
+            </w:pPr>
+            <w:r>
+              <w:rPr>
+                <w:sz w:val="18"/>
+              </w:rPr>
+            </w:r>
+            <w:r>
+              <w:rPr>
+                <w:b w:val="0"/>
+                <w:i w:val="0"/>
+                <w:sz w:val="18"/>
+              </w:rPr>
+              <w:t>Cardiovascular</w:t>
+            </w:r>
+          </w:p>
+        </w:tc>
+        <w:tc>
+          <w:tcPr>
+            <w:tcW w:type="dxa" w:w="2909"/>
+          </w:tcPr>
+          <w:p>
+            <w:pPr>
+              <w:spacing w:after="40"/>
+            </w:pPr>
+            <w:r>
+              <w:rPr>
+                <w:sz w:val="18"/>
+              </w:rPr>
+            </w:r>
+            <w:r>
+              <w:rPr>
+                <w:b w:val="0"/>
+                <w:i w:val="0"/>
+                <w:sz w:val="18"/>
+              </w:rPr>
+              <w:t>L10</w:t>
+            </w:r>
+            <w:r>
+              <w:rPr>
+                <w:sz w:val="18"/>
+              </w:rPr>
+              <w:br/>
+            </w:r>
+            <w:r>
+              <w:rPr>
+                <w:b w:val="0"/>
+                <w:i w:val="0"/>
+                <w:sz w:val="18"/>
+              </w:rPr>
+              <w:t>slide 34</w:t>
+            </w:r>
+          </w:p>
+        </w:tc>
+      </w:tr>
+      <w:tr>
+        <w:tc>
+          <w:tcPr>
+            <w:tcW w:type="dxa" w:w="2909"/>
+          </w:tcPr>
+          <w:p>
+            <w:pPr>
+              <w:spacing w:after="40"/>
+            </w:pPr>
+            <w:r>
+              <w:rPr>
+                <w:sz w:val="18"/>
+              </w:rPr>
+            </w:r>
+            <w:r>
+              <w:rPr>
+                <w:b w:val="0"/>
+                <w:i w:val="0"/>
+                <w:sz w:val="18"/>
+              </w:rPr>
+              <w:t>Sotalol</w:t>
+            </w:r>
+            <w:r>
+              <w:rPr>
+                <w:sz w:val="18"/>
+              </w:rPr>
+              <w:br/>
+            </w:r>
+            <w:r>
+              <w:rPr>
+                <w:b w:val="0"/>
+                <w:i w:val="0"/>
+                <w:sz w:val="18"/>
+              </w:rPr>
+              <w:t>class III with beta-blocking activity</w:t>
+            </w:r>
+            <w:r>
+              <w:rPr>
+                <w:b w:val="0"/>
+                <w:i w:val="0"/>
+                <w:sz w:val="18"/>
+              </w:rPr>
+              <w:t>Black box</w:t>
+            </w:r>
+          </w:p>
+        </w:tc>
+        <w:tc>
+          <w:tcPr>
+            <w:tcW w:type="dxa" w:w="2909"/>
+          </w:tcPr>
+          <w:p>
+            <w:pPr>
+              <w:spacing w:after="40"/>
+            </w:pPr>
+            <w:r>
+              <w:rPr>
+                <w:sz w:val="18"/>
+              </w:rPr>
+            </w:r>
+            <w:r>
+              <w:rPr>
+                <w:b/>
+                <w:i w:val="0"/>
+                <w:sz w:val="18"/>
+              </w:rPr>
+              <w:t>Torsades de pointes</w:t>
+            </w:r>
+            <w:r>
+              <w:rPr>
+                <w:b w:val="0"/>
+                <w:i w:val="0"/>
+                <w:sz w:val="18"/>
+              </w:rPr>
+              <w:t xml:space="preserve">; bronchospasm; beta-blocking effects. </w:t>
+            </w:r>
+            <w:r>
+              <w:rPr>
+                <w:b w:val="0"/>
+                <w:i/>
+                <w:sz w:val="18"/>
+              </w:rPr>
+              <w:t>Added background (not on the slides): sotalol carries an FDA boxed warning: start it where the electrocardiogram can be monitored, because of QT prolongation and torsades de pointes.</w:t>
+            </w:r>
+          </w:p>
+        </w:tc>
+        <w:tc>
+          <w:tcPr>
+            <w:tcW w:type="dxa" w:w="2909"/>
+          </w:tcPr>
+          <w:p>
+            <w:pPr>
+              <w:spacing w:after="40"/>
+            </w:pPr>
+            <w:r>
+              <w:rPr>
+                <w:sz w:val="18"/>
+              </w:rPr>
+            </w:r>
+            <w:r>
+              <w:rPr>
+                <w:b w:val="0"/>
+                <w:i w:val="0"/>
+                <w:sz w:val="18"/>
+              </w:rPr>
+              <w:t>QT interval; breathing.</w:t>
+            </w:r>
+          </w:p>
+        </w:tc>
+        <w:tc>
+          <w:tcPr>
+            <w:tcW w:type="dxa" w:w="2909"/>
+          </w:tcPr>
+          <w:p>
+            <w:pPr>
+              <w:spacing w:after="40"/>
+            </w:pPr>
+            <w:r>
+              <w:rPr>
+                <w:sz w:val="18"/>
+              </w:rPr>
+            </w:r>
+            <w:r>
+              <w:rPr>
+                <w:b w:val="0"/>
+                <w:i w:val="0"/>
+                <w:sz w:val="18"/>
+              </w:rPr>
+              <w:t>Cardiovascular / Respiratory</w:t>
+            </w:r>
+          </w:p>
+        </w:tc>
+        <w:tc>
+          <w:tcPr>
+            <w:tcW w:type="dxa" w:w="2909"/>
+          </w:tcPr>
+          <w:p>
+            <w:pPr>
+              <w:spacing w:after="40"/>
+            </w:pPr>
+            <w:r>
+              <w:rPr>
+                <w:sz w:val="18"/>
+              </w:rPr>
+            </w:r>
+            <w:r>
+              <w:rPr>
+                <w:b w:val="0"/>
+                <w:i w:val="0"/>
+                <w:sz w:val="18"/>
+              </w:rPr>
+              <w:t>L10</w:t>
+            </w:r>
+            <w:r>
+              <w:rPr>
+                <w:sz w:val="18"/>
+              </w:rPr>
+              <w:br/>
+            </w:r>
+            <w:r>
+              <w:rPr>
+                <w:b w:val="0"/>
+                <w:i w:val="0"/>
+                <w:sz w:val="18"/>
+              </w:rPr>
+              <w:t>slide 36</w:t>
+            </w:r>
+          </w:p>
+        </w:tc>
+      </w:tr>
+      <w:tr>
+        <w:tc>
+          <w:tcPr>
+            <w:tcW w:type="dxa" w:w="14545"/>
+            <w:gridSpan w:val="5"/>
+          </w:tcPr>
+          <w:p>
+            <w:pPr>
+              <w:spacing w:after="40"/>
+            </w:pPr>
+            <w:r/>
+          </w:p>
+        </w:tc>
+      </w:tr>
+      <w:tr>
+        <w:tc>
+          <w:tcPr>
+            <w:tcW w:type="dxa" w:w="2909"/>
+          </w:tcPr>
+          <w:p>
+            <w:pPr>
+              <w:spacing w:after="40"/>
+            </w:pPr>
+            <w:r>
+              <w:rPr>
+                <w:sz w:val="18"/>
+              </w:rPr>
+            </w:r>
+            <w:r>
+              <w:rPr>
+                <w:b w:val="0"/>
+                <w:i w:val="0"/>
+                <w:sz w:val="18"/>
+              </w:rPr>
+              <w:t>Verapamil, diltiazem</w:t>
+            </w:r>
+            <w:r>
+              <w:rPr>
+                <w:sz w:val="18"/>
+              </w:rPr>
+              <w:br/>
+            </w:r>
+            <w:r>
+              <w:rPr>
+                <w:b w:val="0"/>
+                <w:i w:val="0"/>
+                <w:sz w:val="18"/>
+              </w:rPr>
+              <w:t>class IV</w:t>
+            </w:r>
+          </w:p>
+        </w:tc>
+        <w:tc>
+          <w:tcPr>
+            <w:tcW w:type="dxa" w:w="2909"/>
+          </w:tcPr>
+          <w:p>
+            <w:pPr>
+              <w:spacing w:after="40"/>
+            </w:pPr>
+            <w:r>
+              <w:rPr>
+                <w:sz w:val="18"/>
+              </w:rPr>
+            </w:r>
+            <w:r>
+              <w:rPr>
+                <w:b/>
+                <w:i w:val="0"/>
+                <w:sz w:val="18"/>
+              </w:rPr>
+              <w:t>Hypotension, edema.</w:t>
+            </w:r>
+          </w:p>
+        </w:tc>
+        <w:tc>
+          <w:tcPr>
+            <w:tcW w:type="dxa" w:w="2909"/>
+          </w:tcPr>
+          <w:p>
+            <w:pPr>
+              <w:spacing w:after="40"/>
+            </w:pPr>
+            <w:r>
+              <w:rPr>
+                <w:sz w:val="18"/>
+              </w:rPr>
+            </w:r>
+            <w:r>
+              <w:rPr>
+                <w:b w:val="0"/>
+                <w:i w:val="0"/>
+                <w:sz w:val="18"/>
+              </w:rPr>
+              <w:t>Blood pressure and ankle swelling; liver function (hepatic metabolism).</w:t>
+            </w:r>
+          </w:p>
+        </w:tc>
+        <w:tc>
+          <w:tcPr>
+            <w:tcW w:type="dxa" w:w="2909"/>
+          </w:tcPr>
+          <w:p>
+            <w:pPr>
+              <w:spacing w:after="40"/>
+            </w:pPr>
+            <w:r>
+              <w:rPr>
+                <w:sz w:val="18"/>
+              </w:rPr>
+            </w:r>
+            <w:r>
+              <w:rPr>
+                <w:b w:val="0"/>
+                <w:i w:val="0"/>
+                <w:sz w:val="18"/>
+              </w:rPr>
+              <w:t>Cardiovascular</w:t>
+            </w:r>
+          </w:p>
+        </w:tc>
+        <w:tc>
+          <w:tcPr>
+            <w:tcW w:type="dxa" w:w="2909"/>
+          </w:tcPr>
+          <w:p>
+            <w:pPr>
+              <w:spacing w:after="40"/>
+            </w:pPr>
+            <w:r>
+              <w:rPr>
+                <w:sz w:val="18"/>
+              </w:rPr>
+            </w:r>
+            <w:r>
+              <w:rPr>
+                <w:b w:val="0"/>
+                <w:i w:val="0"/>
+                <w:sz w:val="18"/>
+              </w:rPr>
+              <w:t>L10</w:t>
+            </w:r>
+            <w:r>
+              <w:rPr>
+                <w:sz w:val="18"/>
+              </w:rPr>
+              <w:br/>
+            </w:r>
+            <w:r>
+              <w:rPr>
+                <w:b w:val="0"/>
+                <w:i w:val="0"/>
+                <w:sz w:val="18"/>
+              </w:rPr>
+              <w:t>slide 39</w:t>
+            </w:r>
+          </w:p>
+        </w:tc>
+      </w:tr>
+      <w:tr>
+        <w:tc>
+          <w:tcPr>
+            <w:tcW w:type="dxa" w:w="14545"/>
+            <w:gridSpan w:val="5"/>
+          </w:tcPr>
+          <w:p>
+            <w:pPr>
+              <w:spacing w:after="40"/>
+            </w:pPr>
+            <w:r/>
+          </w:p>
+        </w:tc>
+      </w:tr>
+      <w:tr>
+        <w:tc>
+          <w:tcPr>
+            <w:tcW w:type="dxa" w:w="2909"/>
+          </w:tcPr>
+          <w:p>
+            <w:pPr>
+              <w:spacing w:after="40"/>
+            </w:pPr>
+            <w:r>
+              <w:rPr>
+                <w:sz w:val="18"/>
+              </w:rPr>
+            </w:r>
+            <w:r>
+              <w:rPr>
+                <w:b w:val="0"/>
+                <w:i w:val="0"/>
+                <w:sz w:val="18"/>
+              </w:rPr>
+              <w:t>Adenosine</w:t>
+            </w:r>
+            <w:r>
+              <w:rPr>
+                <w:sz w:val="18"/>
+              </w:rPr>
+              <w:br/>
+            </w:r>
+            <w:r>
+              <w:rPr>
+                <w:b w:val="0"/>
+                <w:i w:val="0"/>
+                <w:sz w:val="18"/>
+              </w:rPr>
+              <w:t>miscellaneous</w:t>
+            </w:r>
+          </w:p>
+        </w:tc>
+        <w:tc>
+          <w:tcPr>
+            <w:tcW w:type="dxa" w:w="2909"/>
+          </w:tcPr>
+          <w:p>
+            <w:pPr>
+              <w:spacing w:after="40"/>
+            </w:pPr>
+            <w:r>
+              <w:rPr>
+                <w:sz w:val="18"/>
+              </w:rPr>
+            </w:r>
+            <w:r>
+              <w:rPr>
+                <w:b/>
+                <w:i w:val="0"/>
+                <w:sz w:val="18"/>
+              </w:rPr>
+              <w:t>Flushing (20 percent), shortness of breath, burning in the chest</w:t>
+            </w:r>
+            <w:r>
+              <w:rPr>
+                <w:b w:val="0"/>
+                <w:i w:val="0"/>
+                <w:sz w:val="18"/>
+              </w:rPr>
+              <w:t>; it may stop the heart for 2 to 3 seconds.</w:t>
+            </w:r>
+          </w:p>
+        </w:tc>
+        <w:tc>
+          <w:tcPr>
+            <w:tcW w:type="dxa" w:w="2909"/>
+          </w:tcPr>
+          <w:p>
+            <w:pPr>
+              <w:spacing w:after="40"/>
+            </w:pPr>
+            <w:r>
+              <w:rPr>
+                <w:sz w:val="18"/>
+              </w:rPr>
+            </w:r>
+            <w:r>
+              <w:rPr>
+                <w:b w:val="0"/>
+                <w:i w:val="0"/>
+                <w:sz w:val="18"/>
+              </w:rPr>
+              <w:t>Continuous rhythm monitoring while it is given; effects pass quickly (half-life about 10 seconds).</w:t>
+            </w:r>
+          </w:p>
+        </w:tc>
+        <w:tc>
+          <w:tcPr>
+            <w:tcW w:type="dxa" w:w="2909"/>
+          </w:tcPr>
+          <w:p>
+            <w:pPr>
+              <w:spacing w:after="40"/>
+            </w:pPr>
+            <w:r>
+              <w:rPr>
+                <w:sz w:val="18"/>
+              </w:rPr>
+            </w:r>
+            <w:r>
+              <w:rPr>
+                <w:b w:val="0"/>
+                <w:i w:val="0"/>
+                <w:sz w:val="18"/>
+              </w:rPr>
+              <w:t>Skin / Respiratory / Cardiovascular</w:t>
+            </w:r>
+          </w:p>
+        </w:tc>
+        <w:tc>
+          <w:tcPr>
+            <w:tcW w:type="dxa" w:w="2909"/>
+          </w:tcPr>
+          <w:p>
+            <w:pPr>
+              <w:spacing w:after="40"/>
+            </w:pPr>
+            <w:r>
+              <w:rPr>
+                <w:sz w:val="18"/>
+              </w:rPr>
+            </w:r>
+            <w:r>
+              <w:rPr>
+                <w:b w:val="0"/>
+                <w:i w:val="0"/>
+                <w:sz w:val="18"/>
+              </w:rPr>
+              <w:t>L10</w:t>
+            </w:r>
+            <w:r>
+              <w:rPr>
+                <w:sz w:val="18"/>
+              </w:rPr>
+              <w:br/>
+            </w:r>
+            <w:r>
+              <w:rPr>
+                <w:b w:val="0"/>
+                <w:i w:val="0"/>
+                <w:sz w:val="18"/>
+              </w:rPr>
+              <w:t>slide 42</w:t>
+            </w:r>
+          </w:p>
+        </w:tc>
+      </w:tr>
+      <w:tr>
+        <w:tc>
+          <w:tcPr>
+            <w:tcW w:type="dxa" w:w="2909"/>
+          </w:tcPr>
+          <w:p>
+            <w:pPr>
+              <w:spacing w:after="40"/>
+            </w:pPr>
+            <w:r>
+              <w:rPr>
+                <w:sz w:val="18"/>
+              </w:rPr>
+            </w:r>
+            <w:r>
+              <w:rPr>
+                <w:b w:val="0"/>
+                <w:i w:val="0"/>
+                <w:sz w:val="18"/>
+              </w:rPr>
+              <w:t>Digoxin</w:t>
+            </w:r>
+            <w:r>
+              <w:rPr>
+                <w:sz w:val="18"/>
+              </w:rPr>
+              <w:br/>
+            </w:r>
+            <w:r>
+              <w:rPr>
+                <w:b w:val="0"/>
+                <w:i w:val="0"/>
+                <w:sz w:val="18"/>
+              </w:rPr>
+              <w:t>miscellaneous</w:t>
+            </w:r>
+          </w:p>
+        </w:tc>
+        <w:tc>
+          <w:tcPr>
+            <w:tcW w:type="dxa" w:w="2909"/>
+          </w:tcPr>
+          <w:p>
+            <w:pPr>
+              <w:spacing w:after="40"/>
+            </w:pPr>
+            <w:r>
+              <w:rPr>
+                <w:sz w:val="18"/>
+              </w:rPr>
+            </w:r>
+            <w:r>
+              <w:rPr>
+                <w:b/>
+                <w:i w:val="0"/>
+                <w:sz w:val="18"/>
+              </w:rPr>
+              <w:t>Nausea, vomiting, diarrhea, anorexia.</w:t>
+            </w:r>
+          </w:p>
+        </w:tc>
+        <w:tc>
+          <w:tcPr>
+            <w:tcW w:type="dxa" w:w="2909"/>
+          </w:tcPr>
+          <w:p>
+            <w:pPr>
+              <w:spacing w:after="40"/>
+            </w:pPr>
+            <w:r>
+              <w:rPr>
+                <w:sz w:val="18"/>
+              </w:rPr>
+            </w:r>
+            <w:r>
+              <w:rPr>
+                <w:b w:val="0"/>
+                <w:i w:val="0"/>
+                <w:sz w:val="18"/>
+              </w:rPr>
+              <w:t>Gastrointestinal symptoms are often the first complaint.</w:t>
+            </w:r>
+          </w:p>
+        </w:tc>
+        <w:tc>
+          <w:tcPr>
+            <w:tcW w:type="dxa" w:w="2909"/>
+          </w:tcPr>
+          <w:p>
+            <w:pPr>
+              <w:spacing w:after="40"/>
+            </w:pPr>
+            <w:r>
+              <w:rPr>
+                <w:sz w:val="18"/>
+              </w:rPr>
+            </w:r>
+            <w:r>
+              <w:rPr>
+                <w:b w:val="0"/>
+                <w:i w:val="0"/>
+                <w:sz w:val="18"/>
+              </w:rPr>
+              <w:t>Gastrointestinal</w:t>
+            </w:r>
+          </w:p>
+        </w:tc>
+        <w:tc>
+          <w:tcPr>
+            <w:tcW w:type="dxa" w:w="2909"/>
+          </w:tcPr>
+          <w:p>
+            <w:pPr>
+              <w:spacing w:after="40"/>
+            </w:pPr>
+            <w:r>
+              <w:rPr>
+                <w:sz w:val="18"/>
+              </w:rPr>
+            </w:r>
+            <w:r>
+              <w:rPr>
+                <w:b w:val="0"/>
+                <w:i w:val="0"/>
+                <w:sz w:val="18"/>
+              </w:rPr>
+              <w:t>L10</w:t>
+            </w:r>
+            <w:r>
+              <w:rPr>
+                <w:sz w:val="18"/>
+              </w:rPr>
+              <w:br/>
+            </w:r>
+            <w:r>
+              <w:rPr>
+                <w:b w:val="0"/>
+                <w:i w:val="0"/>
+                <w:sz w:val="18"/>
+              </w:rPr>
+              <w:t>slide 44</w:t>
+            </w:r>
+          </w:p>
+        </w:tc>
+      </w:tr>
+      <w:tr>
+        <w:tc>
+          <w:tcPr>
+            <w:tcW w:type="dxa" w:w="2909"/>
+          </w:tcPr>
+          <w:p>
+            <w:pPr>
+              <w:spacing w:after="40"/>
+            </w:pPr>
+            <w:r>
+              <w:rPr>
+                <w:sz w:val="18"/>
+              </w:rPr>
+            </w:r>
+            <w:r>
+              <w:rPr>
+                <w:b w:val="0"/>
+                <w:i w:val="0"/>
+                <w:sz w:val="18"/>
+              </w:rPr>
+              <w:t>Digoxin</w:t>
+            </w:r>
+            <w:r>
+              <w:rPr>
+                <w:sz w:val="18"/>
+              </w:rPr>
+              <w:br/>
+            </w:r>
+            <w:r>
+              <w:rPr>
+                <w:b w:val="0"/>
+                <w:i w:val="0"/>
+                <w:sz w:val="18"/>
+              </w:rPr>
+              <w:t>miscellaneous</w:t>
+            </w:r>
+          </w:p>
+        </w:tc>
+        <w:tc>
+          <w:tcPr>
+            <w:tcW w:type="dxa" w:w="2909"/>
+          </w:tcPr>
+          <w:p>
+            <w:pPr>
+              <w:spacing w:after="40"/>
+            </w:pPr>
+            <w:r>
+              <w:rPr>
+                <w:sz w:val="18"/>
+              </w:rPr>
+            </w:r>
+            <w:r>
+              <w:rPr>
+                <w:b/>
+                <w:i w:val="0"/>
+                <w:sz w:val="18"/>
+              </w:rPr>
+              <w:t>Central nervous system: confusion, delirium, headache, seizures, visual disturbances.</w:t>
+            </w:r>
+            <w:r>
+              <w:rPr>
+                <w:b w:val="0"/>
+                <w:i w:val="0"/>
+                <w:sz w:val="18"/>
+              </w:rPr>
+              <w:t xml:space="preserve"> It can also induce heart block.</w:t>
+            </w:r>
+          </w:p>
+        </w:tc>
+        <w:tc>
+          <w:tcPr>
+            <w:tcW w:type="dxa" w:w="2909"/>
+          </w:tcPr>
+          <w:p>
+            <w:pPr>
+              <w:spacing w:after="40"/>
+            </w:pPr>
+            <w:r>
+              <w:rPr>
+                <w:sz w:val="18"/>
+              </w:rPr>
+            </w:r>
+            <w:r>
+              <w:rPr>
+                <w:b w:val="0"/>
+                <w:i w:val="0"/>
+                <w:sz w:val="18"/>
+              </w:rPr>
+              <w:t>Mental status and vision; heart rate and atrioventricular conduction.</w:t>
+            </w:r>
+          </w:p>
+        </w:tc>
+        <w:tc>
+          <w:tcPr>
+            <w:tcW w:type="dxa" w:w="2909"/>
+          </w:tcPr>
+          <w:p>
+            <w:pPr>
+              <w:spacing w:after="40"/>
+            </w:pPr>
+            <w:r>
+              <w:rPr>
+                <w:sz w:val="18"/>
+              </w:rPr>
+            </w:r>
+            <w:r>
+              <w:rPr>
+                <w:b w:val="0"/>
+                <w:i w:val="0"/>
+                <w:sz w:val="18"/>
+              </w:rPr>
+              <w:t>Nervous system / Eye / Cardiovascular</w:t>
+            </w:r>
+          </w:p>
+        </w:tc>
+        <w:tc>
+          <w:tcPr>
+            <w:tcW w:type="dxa" w:w="2909"/>
+          </w:tcPr>
+          <w:p>
+            <w:pPr>
+              <w:spacing w:after="40"/>
+            </w:pPr>
+            <w:r>
+              <w:rPr>
+                <w:sz w:val="18"/>
+              </w:rPr>
+            </w:r>
+            <w:r>
+              <w:rPr>
+                <w:b w:val="0"/>
+                <w:i w:val="0"/>
+                <w:sz w:val="18"/>
+              </w:rPr>
+              <w:t>L10</w:t>
+            </w:r>
+            <w:r>
+              <w:rPr>
+                <w:sz w:val="18"/>
+              </w:rPr>
+              <w:br/>
+            </w:r>
+            <w:r>
+              <w:rPr>
+                <w:b w:val="0"/>
+                <w:i w:val="0"/>
+                <w:sz w:val="18"/>
+              </w:rPr>
+              <w:t>slide 44</w:t>
+            </w:r>
+          </w:p>
+        </w:tc>
+      </w:tr>
+      <w:tr>
+        <w:tc>
+          <w:tcPr>
+            <w:tcW w:type="dxa" w:w="2909"/>
+          </w:tcPr>
+          <w:p>
+            <w:pPr>
+              <w:spacing w:after="40"/>
+            </w:pPr>
+            <w:r>
+              <w:rPr>
+                <w:sz w:val="18"/>
+              </w:rPr>
+            </w:r>
+            <w:r>
+              <w:rPr>
+                <w:b w:val="0"/>
+                <w:i w:val="0"/>
+                <w:sz w:val="18"/>
+              </w:rPr>
+              <w:t>Magnesium sulfate</w:t>
+            </w:r>
+            <w:r>
+              <w:rPr>
+                <w:sz w:val="18"/>
+              </w:rPr>
+              <w:br/>
+            </w:r>
+            <w:r>
+              <w:rPr>
+                <w:b w:val="0"/>
+                <w:i w:val="0"/>
+                <w:sz w:val="18"/>
+              </w:rPr>
+              <w:t>miscellaneous</w:t>
+            </w:r>
+          </w:p>
+        </w:tc>
+        <w:tc>
+          <w:tcPr>
+            <w:tcW w:type="dxa" w:w="2909"/>
+          </w:tcPr>
+          <w:p>
+            <w:pPr>
+              <w:spacing w:after="40"/>
+            </w:pPr>
+            <w:r>
+              <w:rPr>
+                <w:sz w:val="18"/>
+              </w:rPr>
+            </w:r>
+            <w:r>
+              <w:rPr>
+                <w:b w:val="0"/>
+                <w:i w:val="0"/>
+                <w:sz w:val="18"/>
+              </w:rPr>
+              <w:t xml:space="preserve">Bradycardia, flushing, headache; </w:t>
+            </w:r>
+            <w:r>
+              <w:rPr>
+                <w:b/>
+                <w:i w:val="0"/>
+                <w:sz w:val="18"/>
+              </w:rPr>
+              <w:t>respiratory paralysis</w:t>
+            </w:r>
+            <w:r>
+              <w:rPr>
+                <w:b w:val="0"/>
+                <w:i w:val="0"/>
+                <w:sz w:val="18"/>
+              </w:rPr>
+              <w:t>.</w:t>
+            </w:r>
+          </w:p>
+        </w:tc>
+        <w:tc>
+          <w:tcPr>
+            <w:tcW w:type="dxa" w:w="2909"/>
+          </w:tcPr>
+          <w:p>
+            <w:pPr>
+              <w:spacing w:after="40"/>
+            </w:pPr>
+            <w:r>
+              <w:rPr>
+                <w:sz w:val="18"/>
+              </w:rPr>
+            </w:r>
+            <w:r>
+              <w:rPr>
+                <w:b w:val="0"/>
+                <w:i w:val="0"/>
+                <w:sz w:val="18"/>
+              </w:rPr>
+              <w:t>Heart rate and breathing.</w:t>
+            </w:r>
+          </w:p>
+        </w:tc>
+        <w:tc>
+          <w:tcPr>
+            <w:tcW w:type="dxa" w:w="2909"/>
+          </w:tcPr>
+          <w:p>
+            <w:pPr>
+              <w:spacing w:after="40"/>
+            </w:pPr>
+            <w:r>
+              <w:rPr>
+                <w:sz w:val="18"/>
+              </w:rPr>
+            </w:r>
+            <w:r>
+              <w:rPr>
+                <w:b w:val="0"/>
+                <w:i w:val="0"/>
+                <w:sz w:val="18"/>
+              </w:rPr>
+              <w:t>Cardiovascular / Respiratory</w:t>
+            </w:r>
+          </w:p>
+        </w:tc>
+        <w:tc>
+          <w:tcPr>
+            <w:tcW w:type="dxa" w:w="2909"/>
+          </w:tcPr>
+          <w:p>
+            <w:pPr>
+              <w:spacing w:after="40"/>
+            </w:pPr>
+            <w:r>
+              <w:rPr>
+                <w:sz w:val="18"/>
+              </w:rPr>
+            </w:r>
+            <w:r>
+              <w:rPr>
+                <w:b w:val="0"/>
+                <w:i w:val="0"/>
+                <w:sz w:val="18"/>
+              </w:rPr>
+              <w:t>L10</w:t>
+            </w:r>
+            <w:r>
+              <w:rPr>
+                <w:sz w:val="18"/>
+              </w:rPr>
+              <w:br/>
+            </w:r>
+            <w:r>
+              <w:rPr>
+                <w:b w:val="0"/>
+                <w:i w:val="0"/>
+                <w:sz w:val="18"/>
+              </w:rPr>
+              <w:t>slide 45</w:t>
             </w:r>
           </w:p>
         </w:tc>

--- a/Pharmacology I Exam 3/pharm-exam-3-side-effects.docx
+++ b/Pharmacology I Exam 3/pharm-exam-3-side-effects.docx
@@ -62,7 +62,7 @@
           <w:b w:val="0"/>
           <w:i w:val="0"/>
         </w:rPr>
-        <w:t>82 entries across the Exam 3 lectures, each citing its slide, with black box warnings shaded. Companion to the contraindications and indications charts.</w:t>
+        <w:t>120 entries across the Exam 3 lectures, each citing its slide, with black box warnings shaded. Companion to the contraindications and indications charts.</w:t>
       </w:r>
     </w:p>
     <w:p>
@@ -142,7 +142,7 @@
                 <w:b w:val="0"/>
                 <w:i w:val="0"/>
               </w:rPr>
-              <w:t xml:space="preserve"> The course director ranks them above ordinary adverse effects; 14 rows here carry one and are shaded. Most common systems: </w:t>
+              <w:t xml:space="preserve"> The course director ranks them above ordinary adverse effects; 16 rows here carry one and are shaded. Most common systems: </w:t>
             </w:r>
             <w:r>
               <w:rPr>
@@ -156,13 +156,41 @@
                 <w:b w:val="0"/>
                 <w:i w:val="0"/>
               </w:rPr>
-              <w:t xml:space="preserve"> (30), </w:t>
+              <w:t xml:space="preserve"> (37), </w:t>
             </w:r>
             <w:r>
               <w:rPr>
                 <w:b/>
                 <w:i w:val="0"/>
               </w:rPr>
+              <w:t>Nervous system</w:t>
+            </w:r>
+            <w:r>
+              <w:rPr>
+                <w:b w:val="0"/>
+                <w:i w:val="0"/>
+              </w:rPr>
+              <w:t xml:space="preserve"> (16), </w:t>
+            </w:r>
+            <w:r>
+              <w:rPr>
+                <w:b/>
+                <w:i w:val="0"/>
+              </w:rPr>
+              <w:t>Gastrointestinal</w:t>
+            </w:r>
+            <w:r>
+              <w:rPr>
+                <w:b w:val="0"/>
+                <w:i w:val="0"/>
+              </w:rPr>
+              <w:t xml:space="preserve"> (12), </w:t>
+            </w:r>
+            <w:r>
+              <w:rPr>
+                <w:b/>
+                <w:i w:val="0"/>
+              </w:rPr>
               <w:t>Electrolytes</w:t>
             </w:r>
             <w:r>
@@ -177,6 +205,20 @@
                 <w:b/>
                 <w:i w:val="0"/>
               </w:rPr>
+              <w:t>Metabolic</w:t>
+            </w:r>
+            <w:r>
+              <w:rPr>
+                <w:b w:val="0"/>
+                <w:i w:val="0"/>
+              </w:rPr>
+              <w:t xml:space="preserve"> (11), </w:t>
+            </w:r>
+            <w:r>
+              <w:rPr>
+                <w:b/>
+                <w:i w:val="0"/>
+              </w:rPr>
               <w:t>Respiratory</w:t>
             </w:r>
             <w:r>
@@ -184,49 +226,7 @@
                 <w:b w:val="0"/>
                 <w:i w:val="0"/>
               </w:rPr>
-              <w:t xml:space="preserve"> (8), </w:t>
-            </w:r>
-            <w:r>
-              <w:rPr>
-                <w:b/>
-                <w:i w:val="0"/>
-              </w:rPr>
-              <w:t>Metabolic</w:t>
-            </w:r>
-            <w:r>
-              <w:rPr>
-                <w:b w:val="0"/>
-                <w:i w:val="0"/>
-              </w:rPr>
-              <w:t xml:space="preserve"> (7), </w:t>
-            </w:r>
-            <w:r>
-              <w:rPr>
-                <w:b/>
-                <w:i w:val="0"/>
-              </w:rPr>
-              <w:t>Renal</w:t>
-            </w:r>
-            <w:r>
-              <w:rPr>
-                <w:b w:val="0"/>
-                <w:i w:val="0"/>
-              </w:rPr>
-              <w:t xml:space="preserve"> (6), </w:t>
-            </w:r>
-            <w:r>
-              <w:rPr>
-                <w:b/>
-                <w:i w:val="0"/>
-              </w:rPr>
-              <w:t>Gastrointestinal</w:t>
-            </w:r>
-            <w:r>
-              <w:rPr>
-                <w:b w:val="0"/>
-                <w:i w:val="0"/>
-              </w:rPr>
-              <w:t xml:space="preserve"> (6).</w:t>
+              <w:t xml:space="preserve"> (10).</w:t>
             </w:r>
           </w:p>
         </w:tc>
@@ -419,7 +419,19 @@
             <w:pPr>
               <w:spacing w:after="40"/>
             </w:pPr>
-            <w:r/>
+            <w:r>
+              <w:rPr>
+                <w:sz w:val="18"/>
+              </w:rPr>
+            </w:r>
+            <w:r>
+              <w:rPr>
+                <w:b w:val="0"/>
+                <w:i w:val="0"/>
+                <w:sz w:val="18"/>
+              </w:rPr>
+              <w:t>Loop diuretics</w:t>
+            </w:r>
           </w:p>
         </w:tc>
       </w:tr>
@@ -2204,7 +2216,19 @@
             <w:pPr>
               <w:spacing w:after="40"/>
             </w:pPr>
-            <w:r/>
+            <w:r>
+              <w:rPr>
+                <w:sz w:val="18"/>
+              </w:rPr>
+            </w:r>
+            <w:r>
+              <w:rPr>
+                <w:b w:val="0"/>
+                <w:i w:val="0"/>
+                <w:sz w:val="18"/>
+              </w:rPr>
+              <w:t>Thiazide diuretics</w:t>
+            </w:r>
           </w:p>
         </w:tc>
       </w:tr>
@@ -3603,7 +3627,19 @@
             <w:pPr>
               <w:spacing w:after="40"/>
             </w:pPr>
-            <w:r/>
+            <w:r>
+              <w:rPr>
+                <w:sz w:val="18"/>
+              </w:rPr>
+            </w:r>
+            <w:r>
+              <w:rPr>
+                <w:b w:val="0"/>
+                <w:i w:val="0"/>
+                <w:sz w:val="18"/>
+              </w:rPr>
+              <w:t>Potassium-sparing diuretics</w:t>
+            </w:r>
           </w:p>
         </w:tc>
       </w:tr>
@@ -4398,7 +4434,19 @@
             <w:pPr>
               <w:spacing w:after="40"/>
             </w:pPr>
-            <w:r/>
+            <w:r>
+              <w:rPr>
+                <w:sz w:val="18"/>
+              </w:rPr>
+            </w:r>
+            <w:r>
+              <w:rPr>
+                <w:b w:val="0"/>
+                <w:i w:val="0"/>
+                <w:sz w:val="18"/>
+              </w:rPr>
+              <w:t>Aldosterone antagonists</w:t>
+            </w:r>
           </w:p>
         </w:tc>
       </w:tr>
@@ -4879,7 +4927,19 @@
             <w:pPr>
               <w:spacing w:after="40"/>
             </w:pPr>
-            <w:r/>
+            <w:r>
+              <w:rPr>
+                <w:sz w:val="18"/>
+              </w:rPr>
+            </w:r>
+            <w:r>
+              <w:rPr>
+                <w:b w:val="0"/>
+                <w:i w:val="0"/>
+                <w:sz w:val="18"/>
+              </w:rPr>
+              <w:t>Carbonic anhydrase inhibitors</w:t>
+            </w:r>
           </w:p>
         </w:tc>
       </w:tr>
@@ -5344,7 +5404,19 @@
             <w:pPr>
               <w:spacing w:after="40"/>
             </w:pPr>
-            <w:r/>
+            <w:r>
+              <w:rPr>
+                <w:sz w:val="18"/>
+              </w:rPr>
+            </w:r>
+            <w:r>
+              <w:rPr>
+                <w:b w:val="0"/>
+                <w:i w:val="0"/>
+                <w:sz w:val="18"/>
+              </w:rPr>
+              <w:t>Heart failure: diuretics, ACE inhibitors and beta blockers</w:t>
+            </w:r>
           </w:p>
         </w:tc>
       </w:tr>
@@ -6598,7 +6670,19 @@
             <w:pPr>
               <w:spacing w:after="40"/>
             </w:pPr>
-            <w:r/>
+            <w:r>
+              <w:rPr>
+                <w:sz w:val="18"/>
+              </w:rPr>
+            </w:r>
+            <w:r>
+              <w:rPr>
+                <w:b w:val="0"/>
+                <w:i w:val="0"/>
+                <w:sz w:val="18"/>
+              </w:rPr>
+              <w:t>Digoxin</w:t>
+            </w:r>
           </w:p>
         </w:tc>
       </w:tr>
@@ -7441,7 +7525,19 @@
             <w:pPr>
               <w:spacing w:after="40"/>
             </w:pPr>
-            <w:r/>
+            <w:r>
+              <w:rPr>
+                <w:sz w:val="18"/>
+              </w:rPr>
+            </w:r>
+            <w:r>
+              <w:rPr>
+                <w:b w:val="0"/>
+                <w:i w:val="0"/>
+                <w:sz w:val="18"/>
+              </w:rPr>
+              <w:t>Other heart failure drugs</w:t>
+            </w:r>
           </w:p>
         </w:tc>
       </w:tr>
@@ -8736,7 +8832,19 @@
             <w:pPr>
               <w:spacing w:after="40"/>
             </w:pPr>
-            <w:r/>
+            <w:r>
+              <w:rPr>
+                <w:sz w:val="18"/>
+              </w:rPr>
+            </w:r>
+            <w:r>
+              <w:rPr>
+                <w:b w:val="0"/>
+                <w:i w:val="0"/>
+                <w:sz w:val="18"/>
+              </w:rPr>
+              <w:t>Principles and classification</w:t>
+            </w:r>
           </w:p>
         </w:tc>
       </w:tr>
@@ -8895,7 +9003,19 @@
             <w:pPr>
               <w:spacing w:after="40"/>
             </w:pPr>
-            <w:r/>
+            <w:r>
+              <w:rPr>
+                <w:sz w:val="18"/>
+              </w:rPr>
+            </w:r>
+            <w:r>
+              <w:rPr>
+                <w:b w:val="0"/>
+                <w:i w:val="0"/>
+                <w:sz w:val="18"/>
+              </w:rPr>
+              <w:t>Class IA: quinidine, procainamide, disopyramide</w:t>
+            </w:r>
           </w:p>
         </w:tc>
       </w:tr>
@@ -10519,7 +10639,19 @@
             <w:pPr>
               <w:spacing w:after="40"/>
             </w:pPr>
-            <w:r/>
+            <w:r>
+              <w:rPr>
+                <w:sz w:val="18"/>
+              </w:rPr>
+            </w:r>
+            <w:r>
+              <w:rPr>
+                <w:b w:val="0"/>
+                <w:i w:val="0"/>
+                <w:sz w:val="18"/>
+              </w:rPr>
+              <w:t>Class IB: lidocaine</w:t>
+            </w:r>
           </w:p>
         </w:tc>
       </w:tr>
@@ -10823,7 +10955,19 @@
             <w:pPr>
               <w:spacing w:after="40"/>
             </w:pPr>
-            <w:r/>
+            <w:r>
+              <w:rPr>
+                <w:sz w:val="18"/>
+              </w:rPr>
+            </w:r>
+            <w:r>
+              <w:rPr>
+                <w:b w:val="0"/>
+                <w:i w:val="0"/>
+                <w:sz w:val="18"/>
+              </w:rPr>
+              <w:t>Class IC: flecainide, propafenone</w:t>
+            </w:r>
           </w:p>
         </w:tc>
       </w:tr>
@@ -11545,7 +11689,19 @@
             <w:pPr>
               <w:spacing w:after="40"/>
             </w:pPr>
-            <w:r/>
+            <w:r>
+              <w:rPr>
+                <w:sz w:val="18"/>
+              </w:rPr>
+            </w:r>
+            <w:r>
+              <w:rPr>
+                <w:b w:val="0"/>
+                <w:i w:val="0"/>
+                <w:sz w:val="18"/>
+              </w:rPr>
+              <w:t>Class II: beta blockers</w:t>
+            </w:r>
           </w:p>
         </w:tc>
       </w:tr>
@@ -11881,7 +12037,19 @@
             <w:pPr>
               <w:spacing w:after="40"/>
             </w:pPr>
-            <w:r/>
+            <w:r>
+              <w:rPr>
+                <w:sz w:val="18"/>
+              </w:rPr>
+            </w:r>
+            <w:r>
+              <w:rPr>
+                <w:b w:val="0"/>
+                <w:i w:val="0"/>
+                <w:sz w:val="18"/>
+              </w:rPr>
+              <w:t>Class III: amiodarone, dofetilide, sotalol</w:t>
+            </w:r>
           </w:p>
         </w:tc>
       </w:tr>
@@ -13038,7 +13206,19 @@
             <w:pPr>
               <w:spacing w:after="40"/>
             </w:pPr>
-            <w:r/>
+            <w:r>
+              <w:rPr>
+                <w:sz w:val="18"/>
+              </w:rPr>
+            </w:r>
+            <w:r>
+              <w:rPr>
+                <w:b w:val="0"/>
+                <w:i w:val="0"/>
+                <w:sz w:val="18"/>
+              </w:rPr>
+              <w:t>Class IV: verapamil, diltiazem</w:t>
+            </w:r>
           </w:p>
         </w:tc>
       </w:tr>
@@ -13197,7 +13377,19 @@
             <w:pPr>
               <w:spacing w:after="40"/>
             </w:pPr>
-            <w:r/>
+            <w:r>
+              <w:rPr>
+                <w:sz w:val="18"/>
+              </w:rPr>
+            </w:r>
+            <w:r>
+              <w:rPr>
+                <w:b w:val="0"/>
+                <w:i w:val="0"/>
+                <w:sz w:val="18"/>
+              </w:rPr>
+              <w:t>Miscellaneous: adenosine, digoxin, magnesium sulfate</w:t>
+            </w:r>
           </w:p>
         </w:tc>
       </w:tr>
@@ -13809,6 +14001,6304 @@
                 <w:sz w:val="18"/>
               </w:rPr>
               <w:t>slide 45</w:t>
+            </w:r>
+          </w:p>
+        </w:tc>
+      </w:tr>
+    </w:tbl>
+    <w:p>
+      <w:pPr>
+        <w:spacing w:after="80"/>
+      </w:pPr>
+    </w:p>
+    <w:p>
+      <w:pPr>
+        <w:pStyle w:val="Heading1"/>
+        <w:spacing w:before="280" w:after="100"/>
+      </w:pPr>
+      <w:r>
+        <w:rPr>
+          <w:rFonts w:ascii="Georgia" w:hAnsi="Georgia"/>
+          <w:color w:val="6B3524"/>
+        </w:rPr>
+        <w:t>Lecture 11 — Drugs for Pulmonary Infections, Asthma and Chronic Obstructive Pulmonary Disease 38 entries</w:t>
+      </w:r>
+    </w:p>
+    <w:tbl>
+      <w:tblPr>
+        <w:tblStyle w:val="TableGrid"/>
+        <w:tblW w:type="auto" w:w="0"/>
+        <w:jc w:val="center"/>
+        <w:tblLook w:firstColumn="1" w:firstRow="1" w:lastColumn="0" w:lastRow="0" w:noHBand="0" w:noVBand="1" w:val="04A0"/>
+        <w:tblBorders>
+          <w:top w:val="single" w:sz="4" w:space="0" w:color="D8D2D4"/>
+          <w:left w:val="single" w:sz="4" w:space="0" w:color="D8D2D4"/>
+          <w:bottom w:val="single" w:sz="4" w:space="0" w:color="D8D2D4"/>
+          <w:right w:val="single" w:sz="4" w:space="0" w:color="D8D2D4"/>
+          <w:insideH w:val="single" w:sz="4" w:space="0" w:color="D8D2D4"/>
+          <w:insideV w:val="single" w:sz="4" w:space="0" w:color="D8D2D4"/>
+        </w:tblBorders>
+      </w:tblPr>
+      <w:tblGrid>
+        <w:gridCol w:w="2909"/>
+        <w:gridCol w:w="2909"/>
+        <w:gridCol w:w="2909"/>
+        <w:gridCol w:w="2909"/>
+        <w:gridCol w:w="2909"/>
+      </w:tblGrid>
+      <w:tr>
+        <w:tc>
+          <w:tcPr>
+            <w:tcW w:type="dxa" w:w="2909"/>
+            <w:shd w:val="clear" w:color="auto" w:fill="6B3524"/>
+          </w:tcPr>
+          <w:p>
+            <w:pPr>
+              <w:spacing w:after="40"/>
+            </w:pPr>
+            <w:r>
+              <w:rPr>
+                <w:b/>
+                <w:color w:val="FFFFFF"/>
+                <w:sz w:val="18"/>
+              </w:rPr>
+            </w:r>
+            <w:r>
+              <w:rPr>
+                <w:b/>
+                <w:i w:val="0"/>
+                <w:color w:val="FFFFFF"/>
+                <w:sz w:val="18"/>
+              </w:rPr>
+              <w:t>Drug or class</w:t>
+            </w:r>
+          </w:p>
+        </w:tc>
+        <w:tc>
+          <w:tcPr>
+            <w:tcW w:type="dxa" w:w="2909"/>
+            <w:shd w:val="clear" w:color="auto" w:fill="6B3524"/>
+          </w:tcPr>
+          <w:p>
+            <w:pPr>
+              <w:spacing w:after="40"/>
+            </w:pPr>
+            <w:r>
+              <w:rPr>
+                <w:b/>
+                <w:color w:val="FFFFFF"/>
+                <w:sz w:val="18"/>
+              </w:rPr>
+            </w:r>
+            <w:r>
+              <w:rPr>
+                <w:b/>
+                <w:i w:val="0"/>
+                <w:color w:val="FFFFFF"/>
+                <w:sz w:val="18"/>
+              </w:rPr>
+              <w:t>Side effects</w:t>
+            </w:r>
+          </w:p>
+        </w:tc>
+        <w:tc>
+          <w:tcPr>
+            <w:tcW w:type="dxa" w:w="2909"/>
+            <w:shd w:val="clear" w:color="auto" w:fill="6B3524"/>
+          </w:tcPr>
+          <w:p>
+            <w:pPr>
+              <w:spacing w:after="40"/>
+            </w:pPr>
+            <w:r>
+              <w:rPr>
+                <w:b/>
+                <w:color w:val="FFFFFF"/>
+                <w:sz w:val="18"/>
+              </w:rPr>
+            </w:r>
+            <w:r>
+              <w:rPr>
+                <w:b/>
+                <w:i w:val="0"/>
+                <w:color w:val="FFFFFF"/>
+                <w:sz w:val="18"/>
+              </w:rPr>
+              <w:t>Monitoring &amp; what to watch</w:t>
+            </w:r>
+          </w:p>
+        </w:tc>
+        <w:tc>
+          <w:tcPr>
+            <w:tcW w:type="dxa" w:w="2909"/>
+            <w:shd w:val="clear" w:color="auto" w:fill="6B3524"/>
+          </w:tcPr>
+          <w:p>
+            <w:pPr>
+              <w:spacing w:after="40"/>
+            </w:pPr>
+            <w:r>
+              <w:rPr>
+                <w:b/>
+                <w:color w:val="FFFFFF"/>
+                <w:sz w:val="18"/>
+              </w:rPr>
+            </w:r>
+            <w:r>
+              <w:rPr>
+                <w:b/>
+                <w:i w:val="0"/>
+                <w:color w:val="FFFFFF"/>
+                <w:sz w:val="18"/>
+              </w:rPr>
+              <w:t>System</w:t>
+            </w:r>
+          </w:p>
+        </w:tc>
+        <w:tc>
+          <w:tcPr>
+            <w:tcW w:type="dxa" w:w="2909"/>
+            <w:shd w:val="clear" w:color="auto" w:fill="6B3524"/>
+          </w:tcPr>
+          <w:p>
+            <w:pPr>
+              <w:spacing w:after="40"/>
+            </w:pPr>
+            <w:r>
+              <w:rPr>
+                <w:b/>
+                <w:color w:val="FFFFFF"/>
+                <w:sz w:val="18"/>
+              </w:rPr>
+            </w:r>
+            <w:r>
+              <w:rPr>
+                <w:b/>
+                <w:i w:val="0"/>
+                <w:color w:val="FFFFFF"/>
+                <w:sz w:val="18"/>
+              </w:rPr>
+              <w:t>Source</w:t>
+            </w:r>
+          </w:p>
+        </w:tc>
+      </w:tr>
+      <w:tr>
+        <w:tc>
+          <w:tcPr>
+            <w:tcW w:type="dxa" w:w="14545"/>
+            <w:gridSpan w:val="5"/>
+          </w:tcPr>
+          <w:p>
+            <w:pPr>
+              <w:spacing w:after="40"/>
+            </w:pPr>
+            <w:r>
+              <w:rPr>
+                <w:sz w:val="18"/>
+              </w:rPr>
+            </w:r>
+            <w:r>
+              <w:rPr>
+                <w:b w:val="0"/>
+                <w:i w:val="0"/>
+                <w:sz w:val="18"/>
+              </w:rPr>
+              <w:t>Acute bronchitis</w:t>
+            </w:r>
+          </w:p>
+        </w:tc>
+      </w:tr>
+      <w:tr>
+        <w:tc>
+          <w:tcPr>
+            <w:tcW w:type="dxa" w:w="2909"/>
+          </w:tcPr>
+          <w:p>
+            <w:pPr>
+              <w:spacing w:after="40"/>
+            </w:pPr>
+            <w:r>
+              <w:rPr>
+                <w:sz w:val="18"/>
+              </w:rPr>
+            </w:r>
+            <w:r>
+              <w:rPr>
+                <w:b w:val="0"/>
+                <w:i w:val="0"/>
+                <w:sz w:val="18"/>
+              </w:rPr>
+              <w:t>Antihistamines, sympathomimetics</w:t>
+            </w:r>
+            <w:r>
+              <w:rPr>
+                <w:sz w:val="18"/>
+              </w:rPr>
+              <w:br/>
+            </w:r>
+            <w:r>
+              <w:rPr>
+                <w:b w:val="0"/>
+                <w:i w:val="0"/>
+                <w:sz w:val="18"/>
+              </w:rPr>
+              <w:t>in acute bronchitis</w:t>
+            </w:r>
+          </w:p>
+        </w:tc>
+        <w:tc>
+          <w:tcPr>
+            <w:tcW w:type="dxa" w:w="2909"/>
+          </w:tcPr>
+          <w:p>
+            <w:pPr>
+              <w:spacing w:after="40"/>
+            </w:pPr>
+            <w:r>
+              <w:rPr>
+                <w:sz w:val="18"/>
+              </w:rPr>
+            </w:r>
+            <w:r>
+              <w:rPr>
+                <w:b/>
+                <w:i w:val="0"/>
+                <w:sz w:val="18"/>
+              </w:rPr>
+              <w:t>Dehydrate bronchial secretions; may prolong symptoms.</w:t>
+            </w:r>
+          </w:p>
+        </w:tc>
+        <w:tc>
+          <w:tcPr>
+            <w:tcW w:type="dxa" w:w="2909"/>
+          </w:tcPr>
+          <w:p>
+            <w:pPr>
+              <w:spacing w:after="40"/>
+            </w:pPr>
+            <w:r>
+              <w:rPr>
+                <w:sz w:val="18"/>
+              </w:rPr>
+            </w:r>
+            <w:r>
+              <w:rPr>
+                <w:b w:val="0"/>
+                <w:i w:val="0"/>
+                <w:sz w:val="18"/>
+              </w:rPr>
+              <w:t>Possibly avoid them in acute bronchitis.</w:t>
+            </w:r>
+          </w:p>
+        </w:tc>
+        <w:tc>
+          <w:tcPr>
+            <w:tcW w:type="dxa" w:w="2909"/>
+          </w:tcPr>
+          <w:p>
+            <w:pPr>
+              <w:spacing w:after="40"/>
+            </w:pPr>
+            <w:r>
+              <w:rPr>
+                <w:sz w:val="18"/>
+              </w:rPr>
+            </w:r>
+            <w:r>
+              <w:rPr>
+                <w:b w:val="0"/>
+                <w:i w:val="0"/>
+                <w:sz w:val="18"/>
+              </w:rPr>
+              <w:t>Respiratory</w:t>
+            </w:r>
+          </w:p>
+        </w:tc>
+        <w:tc>
+          <w:tcPr>
+            <w:tcW w:type="dxa" w:w="2909"/>
+          </w:tcPr>
+          <w:p>
+            <w:pPr>
+              <w:spacing w:after="40"/>
+            </w:pPr>
+            <w:r>
+              <w:rPr>
+                <w:sz w:val="18"/>
+              </w:rPr>
+            </w:r>
+            <w:r>
+              <w:rPr>
+                <w:b w:val="0"/>
+                <w:i w:val="0"/>
+                <w:sz w:val="18"/>
+              </w:rPr>
+              <w:t>L11</w:t>
+            </w:r>
+            <w:r>
+              <w:rPr>
+                <w:sz w:val="18"/>
+              </w:rPr>
+              <w:br/>
+            </w:r>
+            <w:r>
+              <w:rPr>
+                <w:b w:val="0"/>
+                <w:i w:val="0"/>
+                <w:sz w:val="18"/>
+              </w:rPr>
+              <w:t>slide 7</w:t>
+            </w:r>
+          </w:p>
+        </w:tc>
+      </w:tr>
+      <w:tr>
+        <w:tc>
+          <w:tcPr>
+            <w:tcW w:type="dxa" w:w="14545"/>
+            <w:gridSpan w:val="5"/>
+          </w:tcPr>
+          <w:p>
+            <w:pPr>
+              <w:spacing w:after="40"/>
+            </w:pPr>
+            <w:r>
+              <w:rPr>
+                <w:sz w:val="18"/>
+              </w:rPr>
+            </w:r>
+            <w:r>
+              <w:rPr>
+                <w:b w:val="0"/>
+                <w:i w:val="0"/>
+                <w:sz w:val="18"/>
+              </w:rPr>
+              <w:t>Antipseudomonal agents, aminoglycosides, vancomycin and linezolid</w:t>
+            </w:r>
+          </w:p>
+        </w:tc>
+      </w:tr>
+      <w:tr>
+        <w:tc>
+          <w:tcPr>
+            <w:tcW w:type="dxa" w:w="2909"/>
+          </w:tcPr>
+          <w:p>
+            <w:pPr>
+              <w:spacing w:after="40"/>
+            </w:pPr>
+            <w:r>
+              <w:rPr>
+                <w:sz w:val="18"/>
+              </w:rPr>
+            </w:r>
+            <w:r>
+              <w:rPr>
+                <w:b w:val="0"/>
+                <w:i w:val="0"/>
+                <w:sz w:val="18"/>
+              </w:rPr>
+              <w:t>Imipenem/cilastatin</w:t>
+            </w:r>
+            <w:r>
+              <w:rPr>
+                <w:sz w:val="18"/>
+              </w:rPr>
+              <w:br/>
+            </w:r>
+            <w:r>
+              <w:rPr>
+                <w:b w:val="0"/>
+                <w:i w:val="0"/>
+                <w:sz w:val="18"/>
+              </w:rPr>
+              <w:t>carbapenem</w:t>
+            </w:r>
+          </w:p>
+        </w:tc>
+        <w:tc>
+          <w:tcPr>
+            <w:tcW w:type="dxa" w:w="2909"/>
+          </w:tcPr>
+          <w:p>
+            <w:pPr>
+              <w:spacing w:after="40"/>
+            </w:pPr>
+            <w:r>
+              <w:rPr>
+                <w:sz w:val="18"/>
+              </w:rPr>
+            </w:r>
+            <w:r>
+              <w:rPr>
+                <w:b/>
+                <w:i w:val="0"/>
+                <w:sz w:val="18"/>
+              </w:rPr>
+              <w:t>Seizures.</w:t>
+            </w:r>
+          </w:p>
+        </w:tc>
+        <w:tc>
+          <w:tcPr>
+            <w:tcW w:type="dxa" w:w="2909"/>
+          </w:tcPr>
+          <w:p>
+            <w:pPr>
+              <w:spacing w:after="40"/>
+            </w:pPr>
+            <w:r>
+              <w:rPr>
+                <w:sz w:val="18"/>
+              </w:rPr>
+            </w:r>
+            <w:r>
+              <w:rPr>
+                <w:b w:val="0"/>
+                <w:i w:val="0"/>
+                <w:sz w:val="18"/>
+              </w:rPr>
+              <w:t>Use with caution in a seizure history; meropenem carries less seizure risk.</w:t>
+            </w:r>
+          </w:p>
+        </w:tc>
+        <w:tc>
+          <w:tcPr>
+            <w:tcW w:type="dxa" w:w="2909"/>
+          </w:tcPr>
+          <w:p>
+            <w:pPr>
+              <w:spacing w:after="40"/>
+            </w:pPr>
+            <w:r>
+              <w:rPr>
+                <w:sz w:val="18"/>
+              </w:rPr>
+            </w:r>
+            <w:r>
+              <w:rPr>
+                <w:b w:val="0"/>
+                <w:i w:val="0"/>
+                <w:sz w:val="18"/>
+              </w:rPr>
+              <w:t>Nervous system</w:t>
+            </w:r>
+          </w:p>
+        </w:tc>
+        <w:tc>
+          <w:tcPr>
+            <w:tcW w:type="dxa" w:w="2909"/>
+          </w:tcPr>
+          <w:p>
+            <w:pPr>
+              <w:spacing w:after="40"/>
+            </w:pPr>
+            <w:r>
+              <w:rPr>
+                <w:sz w:val="18"/>
+              </w:rPr>
+            </w:r>
+            <w:r>
+              <w:rPr>
+                <w:b w:val="0"/>
+                <w:i w:val="0"/>
+                <w:sz w:val="18"/>
+              </w:rPr>
+              <w:t>L11</w:t>
+            </w:r>
+            <w:r>
+              <w:rPr>
+                <w:sz w:val="18"/>
+              </w:rPr>
+              <w:br/>
+            </w:r>
+            <w:r>
+              <w:rPr>
+                <w:b w:val="0"/>
+                <w:i w:val="0"/>
+                <w:sz w:val="18"/>
+              </w:rPr>
+              <w:t>slide 25</w:t>
+            </w:r>
+          </w:p>
+        </w:tc>
+      </w:tr>
+      <w:tr>
+        <w:tc>
+          <w:tcPr>
+            <w:tcW w:type="dxa" w:w="2909"/>
+          </w:tcPr>
+          <w:p>
+            <w:pPr>
+              <w:spacing w:after="40"/>
+            </w:pPr>
+            <w:r>
+              <w:rPr>
+                <w:sz w:val="18"/>
+              </w:rPr>
+            </w:r>
+            <w:r>
+              <w:rPr>
+                <w:b w:val="0"/>
+                <w:i w:val="0"/>
+                <w:sz w:val="18"/>
+              </w:rPr>
+              <w:t>Aminoglycosides</w:t>
+            </w:r>
+            <w:r>
+              <w:rPr>
+                <w:sz w:val="18"/>
+              </w:rPr>
+              <w:br/>
+            </w:r>
+            <w:r>
+              <w:rPr>
+                <w:b w:val="0"/>
+                <w:i w:val="0"/>
+                <w:sz w:val="18"/>
+              </w:rPr>
+              <w:t>gentamicin, tobramycin, amikacin</w:t>
+            </w:r>
+          </w:p>
+        </w:tc>
+        <w:tc>
+          <w:tcPr>
+            <w:tcW w:type="dxa" w:w="2909"/>
+          </w:tcPr>
+          <w:p>
+            <w:pPr>
+              <w:spacing w:after="40"/>
+            </w:pPr>
+            <w:r>
+              <w:rPr>
+                <w:sz w:val="18"/>
+              </w:rPr>
+            </w:r>
+            <w:r>
+              <w:rPr>
+                <w:b/>
+                <w:i w:val="0"/>
+                <w:sz w:val="18"/>
+              </w:rPr>
+              <w:t>Ototoxicity and nephrotoxicity.</w:t>
+            </w:r>
+          </w:p>
+        </w:tc>
+        <w:tc>
+          <w:tcPr>
+            <w:tcW w:type="dxa" w:w="2909"/>
+          </w:tcPr>
+          <w:p>
+            <w:pPr>
+              <w:spacing w:after="40"/>
+            </w:pPr>
+            <w:r>
+              <w:rPr>
+                <w:sz w:val="18"/>
+              </w:rPr>
+            </w:r>
+            <w:r>
+              <w:rPr>
+                <w:b w:val="0"/>
+                <w:i w:val="0"/>
+                <w:sz w:val="18"/>
+              </w:rPr>
+              <w:t>Drug levels guide dose and frequency; highly dependent on renal function.</w:t>
+            </w:r>
+          </w:p>
+        </w:tc>
+        <w:tc>
+          <w:tcPr>
+            <w:tcW w:type="dxa" w:w="2909"/>
+          </w:tcPr>
+          <w:p>
+            <w:pPr>
+              <w:spacing w:after="40"/>
+            </w:pPr>
+            <w:r>
+              <w:rPr>
+                <w:sz w:val="18"/>
+              </w:rPr>
+            </w:r>
+            <w:r>
+              <w:rPr>
+                <w:b w:val="0"/>
+                <w:i w:val="0"/>
+                <w:sz w:val="18"/>
+              </w:rPr>
+              <w:t>Ear / Kidney</w:t>
+            </w:r>
+          </w:p>
+        </w:tc>
+        <w:tc>
+          <w:tcPr>
+            <w:tcW w:type="dxa" w:w="2909"/>
+          </w:tcPr>
+          <w:p>
+            <w:pPr>
+              <w:spacing w:after="40"/>
+            </w:pPr>
+            <w:r>
+              <w:rPr>
+                <w:sz w:val="18"/>
+              </w:rPr>
+            </w:r>
+            <w:r>
+              <w:rPr>
+                <w:b w:val="0"/>
+                <w:i w:val="0"/>
+                <w:sz w:val="18"/>
+              </w:rPr>
+              <w:t>L11</w:t>
+            </w:r>
+            <w:r>
+              <w:rPr>
+                <w:sz w:val="18"/>
+              </w:rPr>
+              <w:br/>
+            </w:r>
+            <w:r>
+              <w:rPr>
+                <w:b w:val="0"/>
+                <w:i w:val="0"/>
+                <w:sz w:val="18"/>
+              </w:rPr>
+              <w:t>slide 28</w:t>
+            </w:r>
+          </w:p>
+        </w:tc>
+      </w:tr>
+      <w:tr>
+        <w:tc>
+          <w:tcPr>
+            <w:tcW w:type="dxa" w:w="2909"/>
+          </w:tcPr>
+          <w:p>
+            <w:pPr>
+              <w:spacing w:after="40"/>
+            </w:pPr>
+            <w:r>
+              <w:rPr>
+                <w:sz w:val="18"/>
+              </w:rPr>
+            </w:r>
+            <w:r>
+              <w:rPr>
+                <w:b w:val="0"/>
+                <w:i w:val="0"/>
+                <w:sz w:val="18"/>
+              </w:rPr>
+              <w:t>Vancomycin</w:t>
+            </w:r>
+            <w:r>
+              <w:rPr>
+                <w:sz w:val="18"/>
+              </w:rPr>
+              <w:br/>
+            </w:r>
+            <w:r>
+              <w:rPr>
+                <w:b w:val="0"/>
+                <w:i w:val="0"/>
+                <w:sz w:val="18"/>
+              </w:rPr>
+              <w:t>glycopeptide</w:t>
+            </w:r>
+          </w:p>
+        </w:tc>
+        <w:tc>
+          <w:tcPr>
+            <w:tcW w:type="dxa" w:w="2909"/>
+          </w:tcPr>
+          <w:p>
+            <w:pPr>
+              <w:spacing w:after="40"/>
+            </w:pPr>
+            <w:r>
+              <w:rPr>
+                <w:sz w:val="18"/>
+              </w:rPr>
+            </w:r>
+            <w:r>
+              <w:rPr>
+                <w:b/>
+                <w:i w:val="0"/>
+                <w:sz w:val="18"/>
+              </w:rPr>
+              <w:t>Ototoxicity; nephrotoxic, especially with other nephrotoxins.</w:t>
+            </w:r>
+          </w:p>
+        </w:tc>
+        <w:tc>
+          <w:tcPr>
+            <w:tcW w:type="dxa" w:w="2909"/>
+          </w:tcPr>
+          <w:p>
+            <w:pPr>
+              <w:spacing w:after="40"/>
+            </w:pPr>
+            <w:r>
+              <w:rPr>
+                <w:sz w:val="18"/>
+              </w:rPr>
+            </w:r>
+            <w:r>
+              <w:rPr>
+                <w:b w:val="0"/>
+                <w:i w:val="0"/>
+                <w:sz w:val="18"/>
+              </w:rPr>
+              <w:t>Trough before the third or fourth dose (steady state); renal adjustment.</w:t>
+            </w:r>
+          </w:p>
+        </w:tc>
+        <w:tc>
+          <w:tcPr>
+            <w:tcW w:type="dxa" w:w="2909"/>
+          </w:tcPr>
+          <w:p>
+            <w:pPr>
+              <w:spacing w:after="40"/>
+            </w:pPr>
+            <w:r>
+              <w:rPr>
+                <w:sz w:val="18"/>
+              </w:rPr>
+            </w:r>
+            <w:r>
+              <w:rPr>
+                <w:b w:val="0"/>
+                <w:i w:val="0"/>
+                <w:sz w:val="18"/>
+              </w:rPr>
+              <w:t>Ear / Kidney</w:t>
+            </w:r>
+          </w:p>
+        </w:tc>
+        <w:tc>
+          <w:tcPr>
+            <w:tcW w:type="dxa" w:w="2909"/>
+          </w:tcPr>
+          <w:p>
+            <w:pPr>
+              <w:spacing w:after="40"/>
+            </w:pPr>
+            <w:r>
+              <w:rPr>
+                <w:sz w:val="18"/>
+              </w:rPr>
+            </w:r>
+            <w:r>
+              <w:rPr>
+                <w:b w:val="0"/>
+                <w:i w:val="0"/>
+                <w:sz w:val="18"/>
+              </w:rPr>
+              <w:t>L11</w:t>
+            </w:r>
+            <w:r>
+              <w:rPr>
+                <w:sz w:val="18"/>
+              </w:rPr>
+              <w:br/>
+            </w:r>
+            <w:r>
+              <w:rPr>
+                <w:b w:val="0"/>
+                <w:i w:val="0"/>
+                <w:sz w:val="18"/>
+              </w:rPr>
+              <w:t>slide 29</w:t>
+            </w:r>
+          </w:p>
+        </w:tc>
+      </w:tr>
+      <w:tr>
+        <w:tc>
+          <w:tcPr>
+            <w:tcW w:type="dxa" w:w="14545"/>
+            <w:gridSpan w:val="5"/>
+          </w:tcPr>
+          <w:p>
+            <w:pPr>
+              <w:spacing w:after="40"/>
+            </w:pPr>
+            <w:r>
+              <w:rPr>
+                <w:sz w:val="18"/>
+              </w:rPr>
+            </w:r>
+            <w:r>
+              <w:rPr>
+                <w:b w:val="0"/>
+                <w:i w:val="0"/>
+                <w:sz w:val="18"/>
+              </w:rPr>
+              <w:t>Nosocomial (hospital-acquired) pneumonia</w:t>
+            </w:r>
+          </w:p>
+        </w:tc>
+      </w:tr>
+      <w:tr>
+        <w:tc>
+          <w:tcPr>
+            <w:tcW w:type="dxa" w:w="2909"/>
+          </w:tcPr>
+          <w:p>
+            <w:pPr>
+              <w:spacing w:after="40"/>
+            </w:pPr>
+            <w:r>
+              <w:rPr>
+                <w:sz w:val="18"/>
+              </w:rPr>
+            </w:r>
+            <w:r>
+              <w:rPr>
+                <w:b w:val="0"/>
+                <w:i w:val="0"/>
+                <w:sz w:val="18"/>
+              </w:rPr>
+              <w:t>Antibiotic therapy</w:t>
+            </w:r>
+            <w:r>
+              <w:rPr>
+                <w:sz w:val="18"/>
+              </w:rPr>
+              <w:br/>
+            </w:r>
+            <w:r>
+              <w:rPr>
+                <w:b w:val="0"/>
+                <w:i w:val="0"/>
+                <w:sz w:val="18"/>
+              </w:rPr>
+              <w:t>nosocomial pneumonia</w:t>
+            </w:r>
+          </w:p>
+        </w:tc>
+        <w:tc>
+          <w:tcPr>
+            <w:tcW w:type="dxa" w:w="2909"/>
+          </w:tcPr>
+          <w:p>
+            <w:pPr>
+              <w:spacing w:after="40"/>
+            </w:pPr>
+            <w:r>
+              <w:rPr>
+                <w:sz w:val="18"/>
+              </w:rPr>
+            </w:r>
+            <w:r>
+              <w:rPr>
+                <w:b/>
+                <w:i w:val="0"/>
+                <w:sz w:val="18"/>
+              </w:rPr>
+              <w:t xml:space="preserve">Complications: </w:t>
+            </w:r>
+            <w:r>
+              <w:rPr>
+                <w:b/>
+                <w:i/>
+                <w:sz w:val="18"/>
+              </w:rPr>
+              <w:t>C. difficile</w:t>
+            </w:r>
+            <w:r>
+              <w:rPr>
+                <w:b/>
+                <w:i w:val="0"/>
+                <w:sz w:val="18"/>
+              </w:rPr>
+              <w:t xml:space="preserve"> colitis</w:t>
+            </w:r>
+            <w:r>
+              <w:rPr>
+                <w:b w:val="0"/>
+                <w:i w:val="0"/>
+                <w:sz w:val="18"/>
+              </w:rPr>
+              <w:t>, empyema or lung abscess (one of the three reasons therapy fails, with wrong therapy and wrong diagnosis).</w:t>
+            </w:r>
+          </w:p>
+        </w:tc>
+        <w:tc>
+          <w:tcPr>
+            <w:tcW w:type="dxa" w:w="2909"/>
+          </w:tcPr>
+          <w:p>
+            <w:pPr>
+              <w:spacing w:after="40"/>
+            </w:pPr>
+            <w:r>
+              <w:rPr>
+                <w:sz w:val="18"/>
+              </w:rPr>
+            </w:r>
+            <w:r>
+              <w:rPr>
+                <w:b w:val="0"/>
+                <w:i w:val="0"/>
+                <w:sz w:val="18"/>
+              </w:rPr>
+              <w:t>Scale back coverage as cultures return.</w:t>
+            </w:r>
+          </w:p>
+        </w:tc>
+        <w:tc>
+          <w:tcPr>
+            <w:tcW w:type="dxa" w:w="2909"/>
+          </w:tcPr>
+          <w:p>
+            <w:pPr>
+              <w:spacing w:after="40"/>
+            </w:pPr>
+            <w:r>
+              <w:rPr>
+                <w:sz w:val="18"/>
+              </w:rPr>
+            </w:r>
+            <w:r>
+              <w:rPr>
+                <w:b w:val="0"/>
+                <w:i w:val="0"/>
+                <w:sz w:val="18"/>
+              </w:rPr>
+              <w:t>Gastrointestinal / Respiratory</w:t>
+            </w:r>
+          </w:p>
+        </w:tc>
+        <w:tc>
+          <w:tcPr>
+            <w:tcW w:type="dxa" w:w="2909"/>
+          </w:tcPr>
+          <w:p>
+            <w:pPr>
+              <w:spacing w:after="40"/>
+            </w:pPr>
+            <w:r>
+              <w:rPr>
+                <w:sz w:val="18"/>
+              </w:rPr>
+            </w:r>
+            <w:r>
+              <w:rPr>
+                <w:b w:val="0"/>
+                <w:i w:val="0"/>
+                <w:sz w:val="18"/>
+              </w:rPr>
+              <w:t>L11</w:t>
+            </w:r>
+            <w:r>
+              <w:rPr>
+                <w:sz w:val="18"/>
+              </w:rPr>
+              <w:br/>
+            </w:r>
+            <w:r>
+              <w:rPr>
+                <w:b w:val="0"/>
+                <w:i w:val="0"/>
+                <w:sz w:val="18"/>
+              </w:rPr>
+              <w:t>slide 31</w:t>
+            </w:r>
+          </w:p>
+        </w:tc>
+      </w:tr>
+      <w:tr>
+        <w:tc>
+          <w:tcPr>
+            <w:tcW w:type="dxa" w:w="14545"/>
+            <w:gridSpan w:val="5"/>
+          </w:tcPr>
+          <w:p>
+            <w:pPr>
+              <w:spacing w:after="40"/>
+            </w:pPr>
+            <w:r>
+              <w:rPr>
+                <w:sz w:val="18"/>
+              </w:rPr>
+            </w:r>
+            <w:r>
+              <w:rPr>
+                <w:b w:val="0"/>
+                <w:i w:val="0"/>
+                <w:sz w:val="18"/>
+              </w:rPr>
+              <w:t>Tuberculosis drugs</w:t>
+            </w:r>
+          </w:p>
+        </w:tc>
+      </w:tr>
+      <w:tr>
+        <w:tc>
+          <w:tcPr>
+            <w:tcW w:type="dxa" w:w="2909"/>
+          </w:tcPr>
+          <w:p>
+            <w:pPr>
+              <w:spacing w:after="40"/>
+            </w:pPr>
+            <w:r>
+              <w:rPr>
+                <w:sz w:val="18"/>
+              </w:rPr>
+            </w:r>
+            <w:r>
+              <w:rPr>
+                <w:b w:val="0"/>
+                <w:i w:val="0"/>
+                <w:sz w:val="18"/>
+              </w:rPr>
+              <w:t>Isoniazid</w:t>
+            </w:r>
+            <w:r>
+              <w:rPr>
+                <w:sz w:val="18"/>
+              </w:rPr>
+              <w:br/>
+            </w:r>
+            <w:r>
+              <w:rPr>
+                <w:b w:val="0"/>
+                <w:i w:val="0"/>
+                <w:sz w:val="18"/>
+              </w:rPr>
+              <w:t>tuberculosis</w:t>
+            </w:r>
+          </w:p>
+        </w:tc>
+        <w:tc>
+          <w:tcPr>
+            <w:tcW w:type="dxa" w:w="2909"/>
+          </w:tcPr>
+          <w:p>
+            <w:pPr>
+              <w:spacing w:after="40"/>
+            </w:pPr>
+            <w:r>
+              <w:rPr>
+                <w:sz w:val="18"/>
+              </w:rPr>
+            </w:r>
+            <w:r>
+              <w:rPr>
+                <w:b/>
+                <w:i w:val="0"/>
+                <w:sz w:val="18"/>
+              </w:rPr>
+              <w:t>Peripheral neuritis</w:t>
+            </w:r>
+            <w:r>
+              <w:rPr>
+                <w:b w:val="0"/>
+                <w:i w:val="0"/>
+                <w:sz w:val="18"/>
+              </w:rPr>
+              <w:t xml:space="preserve"> from pyridoxine deficiency.</w:t>
+            </w:r>
+          </w:p>
+        </w:tc>
+        <w:tc>
+          <w:tcPr>
+            <w:tcW w:type="dxa" w:w="2909"/>
+          </w:tcPr>
+          <w:p>
+            <w:pPr>
+              <w:spacing w:after="40"/>
+            </w:pPr>
+            <w:r>
+              <w:rPr>
+                <w:sz w:val="18"/>
+              </w:rPr>
+            </w:r>
+            <w:r>
+              <w:rPr>
+                <w:b/>
+                <w:i w:val="0"/>
+                <w:sz w:val="18"/>
+              </w:rPr>
+              <w:t>Give pyridoxine (vitamin B6).</w:t>
+            </w:r>
+          </w:p>
+        </w:tc>
+        <w:tc>
+          <w:tcPr>
+            <w:tcW w:type="dxa" w:w="2909"/>
+          </w:tcPr>
+          <w:p>
+            <w:pPr>
+              <w:spacing w:after="40"/>
+            </w:pPr>
+            <w:r>
+              <w:rPr>
+                <w:sz w:val="18"/>
+              </w:rPr>
+            </w:r>
+            <w:r>
+              <w:rPr>
+                <w:b w:val="0"/>
+                <w:i w:val="0"/>
+                <w:sz w:val="18"/>
+              </w:rPr>
+              <w:t>Nervous system</w:t>
+            </w:r>
+          </w:p>
+        </w:tc>
+        <w:tc>
+          <w:tcPr>
+            <w:tcW w:type="dxa" w:w="2909"/>
+          </w:tcPr>
+          <w:p>
+            <w:pPr>
+              <w:spacing w:after="40"/>
+            </w:pPr>
+            <w:r>
+              <w:rPr>
+                <w:sz w:val="18"/>
+              </w:rPr>
+            </w:r>
+            <w:r>
+              <w:rPr>
+                <w:b w:val="0"/>
+                <w:i w:val="0"/>
+                <w:sz w:val="18"/>
+              </w:rPr>
+              <w:t>L11</w:t>
+            </w:r>
+            <w:r>
+              <w:rPr>
+                <w:sz w:val="18"/>
+              </w:rPr>
+              <w:br/>
+            </w:r>
+            <w:r>
+              <w:rPr>
+                <w:b w:val="0"/>
+                <w:i w:val="0"/>
+                <w:sz w:val="18"/>
+              </w:rPr>
+              <w:t>slide 39</w:t>
+            </w:r>
+          </w:p>
+        </w:tc>
+      </w:tr>
+      <w:tr>
+        <w:tc>
+          <w:tcPr>
+            <w:tcW w:type="dxa" w:w="2909"/>
+          </w:tcPr>
+          <w:p>
+            <w:pPr>
+              <w:spacing w:after="40"/>
+            </w:pPr>
+            <w:r>
+              <w:rPr>
+                <w:sz w:val="18"/>
+              </w:rPr>
+            </w:r>
+            <w:r>
+              <w:rPr>
+                <w:b w:val="0"/>
+                <w:i w:val="0"/>
+                <w:sz w:val="18"/>
+              </w:rPr>
+              <w:t>Isoniazid</w:t>
+            </w:r>
+            <w:r>
+              <w:rPr>
+                <w:sz w:val="18"/>
+              </w:rPr>
+              <w:br/>
+            </w:r>
+            <w:r>
+              <w:rPr>
+                <w:b w:val="0"/>
+                <w:i w:val="0"/>
+                <w:sz w:val="18"/>
+              </w:rPr>
+              <w:t>tuberculosis</w:t>
+            </w:r>
+          </w:p>
+        </w:tc>
+        <w:tc>
+          <w:tcPr>
+            <w:tcW w:type="dxa" w:w="2909"/>
+          </w:tcPr>
+          <w:p>
+            <w:pPr>
+              <w:spacing w:after="40"/>
+            </w:pPr>
+            <w:r>
+              <w:rPr>
+                <w:sz w:val="18"/>
+              </w:rPr>
+            </w:r>
+            <w:r>
+              <w:rPr>
+                <w:b/>
+                <w:i w:val="0"/>
+                <w:sz w:val="18"/>
+              </w:rPr>
+              <w:t>Hepatitis</w:t>
+            </w:r>
+            <w:r>
+              <w:rPr>
+                <w:b w:val="0"/>
+                <w:i w:val="0"/>
+                <w:sz w:val="18"/>
+              </w:rPr>
+              <w:t>, increased in alcoholics and with age.</w:t>
+            </w:r>
+          </w:p>
+        </w:tc>
+        <w:tc>
+          <w:tcPr>
+            <w:tcW w:type="dxa" w:w="2909"/>
+          </w:tcPr>
+          <w:p>
+            <w:pPr>
+              <w:spacing w:after="40"/>
+            </w:pPr>
+            <w:r>
+              <w:rPr>
+                <w:sz w:val="18"/>
+              </w:rPr>
+            </w:r>
+            <w:r>
+              <w:rPr>
+                <w:b w:val="0"/>
+                <w:i w:val="0"/>
+                <w:sz w:val="18"/>
+              </w:rPr>
+              <w:t>Ask about alcohol use; liver tests, especially in older patients.</w:t>
+            </w:r>
+          </w:p>
+        </w:tc>
+        <w:tc>
+          <w:tcPr>
+            <w:tcW w:type="dxa" w:w="2909"/>
+          </w:tcPr>
+          <w:p>
+            <w:pPr>
+              <w:spacing w:after="40"/>
+            </w:pPr>
+            <w:r>
+              <w:rPr>
+                <w:sz w:val="18"/>
+              </w:rPr>
+            </w:r>
+            <w:r>
+              <w:rPr>
+                <w:b w:val="0"/>
+                <w:i w:val="0"/>
+                <w:sz w:val="18"/>
+              </w:rPr>
+              <w:t>Liver</w:t>
+            </w:r>
+          </w:p>
+        </w:tc>
+        <w:tc>
+          <w:tcPr>
+            <w:tcW w:type="dxa" w:w="2909"/>
+          </w:tcPr>
+          <w:p>
+            <w:pPr>
+              <w:spacing w:after="40"/>
+            </w:pPr>
+            <w:r>
+              <w:rPr>
+                <w:sz w:val="18"/>
+              </w:rPr>
+            </w:r>
+            <w:r>
+              <w:rPr>
+                <w:b w:val="0"/>
+                <w:i w:val="0"/>
+                <w:sz w:val="18"/>
+              </w:rPr>
+              <w:t>L11</w:t>
+            </w:r>
+            <w:r>
+              <w:rPr>
+                <w:sz w:val="18"/>
+              </w:rPr>
+              <w:br/>
+            </w:r>
+            <w:r>
+              <w:rPr>
+                <w:b w:val="0"/>
+                <w:i w:val="0"/>
+                <w:sz w:val="18"/>
+              </w:rPr>
+              <w:t>slide 39</w:t>
+            </w:r>
+          </w:p>
+        </w:tc>
+      </w:tr>
+      <w:tr>
+        <w:tc>
+          <w:tcPr>
+            <w:tcW w:type="dxa" w:w="2909"/>
+          </w:tcPr>
+          <w:p>
+            <w:pPr>
+              <w:spacing w:after="40"/>
+            </w:pPr>
+            <w:r>
+              <w:rPr>
+                <w:sz w:val="18"/>
+              </w:rPr>
+            </w:r>
+            <w:r>
+              <w:rPr>
+                <w:b w:val="0"/>
+                <w:i w:val="0"/>
+                <w:sz w:val="18"/>
+              </w:rPr>
+              <w:t>Isoniazid</w:t>
+            </w:r>
+            <w:r>
+              <w:rPr>
+                <w:sz w:val="18"/>
+              </w:rPr>
+              <w:br/>
+            </w:r>
+            <w:r>
+              <w:rPr>
+                <w:b w:val="0"/>
+                <w:i w:val="0"/>
+                <w:sz w:val="18"/>
+              </w:rPr>
+              <w:t>tuberculosis</w:t>
+            </w:r>
+          </w:p>
+        </w:tc>
+        <w:tc>
+          <w:tcPr>
+            <w:tcW w:type="dxa" w:w="2909"/>
+          </w:tcPr>
+          <w:p>
+            <w:pPr>
+              <w:spacing w:after="40"/>
+            </w:pPr>
+            <w:r>
+              <w:rPr>
+                <w:sz w:val="18"/>
+              </w:rPr>
+            </w:r>
+            <w:r>
+              <w:rPr>
+                <w:b/>
+                <w:i w:val="0"/>
+                <w:sz w:val="18"/>
+              </w:rPr>
+              <w:t>Allergic reactions: a lupus-like syndrome.</w:t>
+            </w:r>
+          </w:p>
+        </w:tc>
+        <w:tc>
+          <w:tcPr>
+            <w:tcW w:type="dxa" w:w="2909"/>
+          </w:tcPr>
+          <w:p>
+            <w:pPr>
+              <w:spacing w:after="40"/>
+            </w:pPr>
+            <w:r>
+              <w:rPr>
+                <w:sz w:val="18"/>
+              </w:rPr>
+            </w:r>
+            <w:r>
+              <w:rPr>
+                <w:b w:val="0"/>
+                <w:i w:val="0"/>
+                <w:sz w:val="18"/>
+              </w:rPr>
+              <w:t>Listed as an allergic reaction to isoniazid.</w:t>
+            </w:r>
+          </w:p>
+        </w:tc>
+        <w:tc>
+          <w:tcPr>
+            <w:tcW w:type="dxa" w:w="2909"/>
+          </w:tcPr>
+          <w:p>
+            <w:pPr>
+              <w:spacing w:after="40"/>
+            </w:pPr>
+            <w:r>
+              <w:rPr>
+                <w:sz w:val="18"/>
+              </w:rPr>
+            </w:r>
+            <w:r>
+              <w:rPr>
+                <w:b w:val="0"/>
+                <w:i w:val="0"/>
+                <w:sz w:val="18"/>
+              </w:rPr>
+              <w:t>Immune</w:t>
+            </w:r>
+          </w:p>
+        </w:tc>
+        <w:tc>
+          <w:tcPr>
+            <w:tcW w:type="dxa" w:w="2909"/>
+          </w:tcPr>
+          <w:p>
+            <w:pPr>
+              <w:spacing w:after="40"/>
+            </w:pPr>
+            <w:r>
+              <w:rPr>
+                <w:sz w:val="18"/>
+              </w:rPr>
+            </w:r>
+            <w:r>
+              <w:rPr>
+                <w:b w:val="0"/>
+                <w:i w:val="0"/>
+                <w:sz w:val="18"/>
+              </w:rPr>
+              <w:t>L11</w:t>
+            </w:r>
+            <w:r>
+              <w:rPr>
+                <w:sz w:val="18"/>
+              </w:rPr>
+              <w:br/>
+            </w:r>
+            <w:r>
+              <w:rPr>
+                <w:b w:val="0"/>
+                <w:i w:val="0"/>
+                <w:sz w:val="18"/>
+              </w:rPr>
+              <w:t>slide 39</w:t>
+            </w:r>
+          </w:p>
+        </w:tc>
+      </w:tr>
+      <w:tr>
+        <w:tc>
+          <w:tcPr>
+            <w:tcW w:type="dxa" w:w="2909"/>
+          </w:tcPr>
+          <w:p>
+            <w:pPr>
+              <w:spacing w:after="40"/>
+            </w:pPr>
+            <w:r>
+              <w:rPr>
+                <w:sz w:val="18"/>
+              </w:rPr>
+            </w:r>
+            <w:r>
+              <w:rPr>
+                <w:b w:val="0"/>
+                <w:i w:val="0"/>
+                <w:sz w:val="18"/>
+              </w:rPr>
+              <w:t>Isoniazid</w:t>
+            </w:r>
+            <w:r>
+              <w:rPr>
+                <w:sz w:val="18"/>
+              </w:rPr>
+              <w:br/>
+            </w:r>
+            <w:r>
+              <w:rPr>
+                <w:b w:val="0"/>
+                <w:i w:val="0"/>
+                <w:sz w:val="18"/>
+              </w:rPr>
+              <w:t>tuberculosis</w:t>
+            </w:r>
+          </w:p>
+        </w:tc>
+        <w:tc>
+          <w:tcPr>
+            <w:tcW w:type="dxa" w:w="2909"/>
+          </w:tcPr>
+          <w:p>
+            <w:pPr>
+              <w:spacing w:after="40"/>
+            </w:pPr>
+            <w:r>
+              <w:rPr>
+                <w:sz w:val="18"/>
+              </w:rPr>
+            </w:r>
+            <w:r>
+              <w:rPr>
+                <w:b w:val="0"/>
+                <w:i w:val="0"/>
+                <w:sz w:val="18"/>
+              </w:rPr>
+              <w:t xml:space="preserve">Central nervous system: </w:t>
+            </w:r>
+            <w:r>
+              <w:rPr>
+                <w:b/>
+                <w:i w:val="0"/>
+                <w:sz w:val="18"/>
+              </w:rPr>
+              <w:t>seizures</w:t>
+            </w:r>
+            <w:r>
+              <w:rPr>
+                <w:b w:val="0"/>
+                <w:i w:val="0"/>
+                <w:sz w:val="18"/>
+              </w:rPr>
+              <w:t>, euphoria, psychosis, memory impairment.</w:t>
+            </w:r>
+          </w:p>
+        </w:tc>
+        <w:tc>
+          <w:tcPr>
+            <w:tcW w:type="dxa" w:w="2909"/>
+          </w:tcPr>
+          <w:p>
+            <w:pPr>
+              <w:spacing w:after="40"/>
+            </w:pPr>
+            <w:r>
+              <w:rPr>
+                <w:sz w:val="18"/>
+              </w:rPr>
+            </w:r>
+            <w:r>
+              <w:rPr>
+                <w:b w:val="0"/>
+                <w:i w:val="0"/>
+                <w:sz w:val="18"/>
+              </w:rPr>
+              <w:t>It is well absorbed and enters the central nervous system.</w:t>
+            </w:r>
+          </w:p>
+        </w:tc>
+        <w:tc>
+          <w:tcPr>
+            <w:tcW w:type="dxa" w:w="2909"/>
+          </w:tcPr>
+          <w:p>
+            <w:pPr>
+              <w:spacing w:after="40"/>
+            </w:pPr>
+            <w:r>
+              <w:rPr>
+                <w:sz w:val="18"/>
+              </w:rPr>
+            </w:r>
+            <w:r>
+              <w:rPr>
+                <w:b w:val="0"/>
+                <w:i w:val="0"/>
+                <w:sz w:val="18"/>
+              </w:rPr>
+              <w:t>Nervous system</w:t>
+            </w:r>
+          </w:p>
+        </w:tc>
+        <w:tc>
+          <w:tcPr>
+            <w:tcW w:type="dxa" w:w="2909"/>
+          </w:tcPr>
+          <w:p>
+            <w:pPr>
+              <w:spacing w:after="40"/>
+            </w:pPr>
+            <w:r>
+              <w:rPr>
+                <w:sz w:val="18"/>
+              </w:rPr>
+            </w:r>
+            <w:r>
+              <w:rPr>
+                <w:b w:val="0"/>
+                <w:i w:val="0"/>
+                <w:sz w:val="18"/>
+              </w:rPr>
+              <w:t>L11</w:t>
+            </w:r>
+            <w:r>
+              <w:rPr>
+                <w:sz w:val="18"/>
+              </w:rPr>
+              <w:br/>
+            </w:r>
+            <w:r>
+              <w:rPr>
+                <w:b w:val="0"/>
+                <w:i w:val="0"/>
+                <w:sz w:val="18"/>
+              </w:rPr>
+              <w:t>slide 39</w:t>
+            </w:r>
+          </w:p>
+        </w:tc>
+      </w:tr>
+      <w:tr>
+        <w:tc>
+          <w:tcPr>
+            <w:tcW w:type="dxa" w:w="2909"/>
+          </w:tcPr>
+          <w:p>
+            <w:pPr>
+              <w:spacing w:after="40"/>
+            </w:pPr>
+            <w:r>
+              <w:rPr>
+                <w:sz w:val="18"/>
+              </w:rPr>
+            </w:r>
+            <w:r>
+              <w:rPr>
+                <w:b w:val="0"/>
+                <w:i w:val="0"/>
+                <w:sz w:val="18"/>
+              </w:rPr>
+              <w:t>Rifampin</w:t>
+            </w:r>
+            <w:r>
+              <w:rPr>
+                <w:sz w:val="18"/>
+              </w:rPr>
+              <w:br/>
+            </w:r>
+            <w:r>
+              <w:rPr>
+                <w:b w:val="0"/>
+                <w:i w:val="0"/>
+                <w:sz w:val="18"/>
+              </w:rPr>
+              <w:t>tuberculosis</w:t>
+            </w:r>
+          </w:p>
+        </w:tc>
+        <w:tc>
+          <w:tcPr>
+            <w:tcW w:type="dxa" w:w="2909"/>
+          </w:tcPr>
+          <w:p>
+            <w:pPr>
+              <w:spacing w:after="40"/>
+            </w:pPr>
+            <w:r>
+              <w:rPr>
+                <w:sz w:val="18"/>
+              </w:rPr>
+            </w:r>
+            <w:r>
+              <w:rPr>
+                <w:b/>
+                <w:i w:val="0"/>
+                <w:sz w:val="18"/>
+              </w:rPr>
+              <w:t>Orange secretions: tears, sweat, urine.</w:t>
+            </w:r>
+          </w:p>
+        </w:tc>
+        <w:tc>
+          <w:tcPr>
+            <w:tcW w:type="dxa" w:w="2909"/>
+          </w:tcPr>
+          <w:p>
+            <w:pPr>
+              <w:spacing w:after="40"/>
+            </w:pPr>
+            <w:r>
+              <w:rPr>
+                <w:sz w:val="18"/>
+              </w:rPr>
+            </w:r>
+            <w:r>
+              <w:rPr>
+                <w:b w:val="0"/>
+                <w:i w:val="0"/>
+                <w:sz w:val="18"/>
+              </w:rPr>
+              <w:t>Warn the patient in advance.</w:t>
+            </w:r>
+          </w:p>
+        </w:tc>
+        <w:tc>
+          <w:tcPr>
+            <w:tcW w:type="dxa" w:w="2909"/>
+          </w:tcPr>
+          <w:p>
+            <w:pPr>
+              <w:spacing w:after="40"/>
+            </w:pPr>
+            <w:r>
+              <w:rPr>
+                <w:sz w:val="18"/>
+              </w:rPr>
+            </w:r>
+            <w:r>
+              <w:rPr>
+                <w:b w:val="0"/>
+                <w:i w:val="0"/>
+                <w:sz w:val="18"/>
+              </w:rPr>
+              <w:t>Skin / Secretions</w:t>
+            </w:r>
+          </w:p>
+        </w:tc>
+        <w:tc>
+          <w:tcPr>
+            <w:tcW w:type="dxa" w:w="2909"/>
+          </w:tcPr>
+          <w:p>
+            <w:pPr>
+              <w:spacing w:after="40"/>
+            </w:pPr>
+            <w:r>
+              <w:rPr>
+                <w:sz w:val="18"/>
+              </w:rPr>
+            </w:r>
+            <w:r>
+              <w:rPr>
+                <w:b w:val="0"/>
+                <w:i w:val="0"/>
+                <w:sz w:val="18"/>
+              </w:rPr>
+              <w:t>L11</w:t>
+            </w:r>
+            <w:r>
+              <w:rPr>
+                <w:sz w:val="18"/>
+              </w:rPr>
+              <w:br/>
+            </w:r>
+            <w:r>
+              <w:rPr>
+                <w:b w:val="0"/>
+                <w:i w:val="0"/>
+                <w:sz w:val="18"/>
+              </w:rPr>
+              <w:t>slide 42</w:t>
+            </w:r>
+          </w:p>
+        </w:tc>
+      </w:tr>
+      <w:tr>
+        <w:tc>
+          <w:tcPr>
+            <w:tcW w:type="dxa" w:w="2909"/>
+          </w:tcPr>
+          <w:p>
+            <w:pPr>
+              <w:spacing w:after="40"/>
+            </w:pPr>
+            <w:r>
+              <w:rPr>
+                <w:sz w:val="18"/>
+              </w:rPr>
+            </w:r>
+            <w:r>
+              <w:rPr>
+                <w:b w:val="0"/>
+                <w:i w:val="0"/>
+                <w:sz w:val="18"/>
+              </w:rPr>
+              <w:t>Rifampin</w:t>
+            </w:r>
+            <w:r>
+              <w:rPr>
+                <w:sz w:val="18"/>
+              </w:rPr>
+              <w:br/>
+            </w:r>
+            <w:r>
+              <w:rPr>
+                <w:b w:val="0"/>
+                <w:i w:val="0"/>
+                <w:sz w:val="18"/>
+              </w:rPr>
+              <w:t>tuberculosis</w:t>
+            </w:r>
+          </w:p>
+        </w:tc>
+        <w:tc>
+          <w:tcPr>
+            <w:tcW w:type="dxa" w:w="2909"/>
+          </w:tcPr>
+          <w:p>
+            <w:pPr>
+              <w:spacing w:after="40"/>
+            </w:pPr>
+            <w:r>
+              <w:rPr>
+                <w:sz w:val="18"/>
+              </w:rPr>
+            </w:r>
+            <w:r>
+              <w:rPr>
+                <w:b/>
+                <w:i w:val="0"/>
+                <w:sz w:val="18"/>
+              </w:rPr>
+              <w:t>Induces cytochrome P450 enzymes</w:t>
+            </w:r>
+            <w:r>
+              <w:rPr>
+                <w:b w:val="0"/>
+                <w:i w:val="0"/>
+                <w:sz w:val="18"/>
+              </w:rPr>
+              <w:t xml:space="preserve"> (CYP1A2, CYP2C9, CYP3A4), lowering anticoagulants, contraceptives, chloramphenicol, digoxin, ketoconazole and theophylline.</w:t>
+            </w:r>
+          </w:p>
+        </w:tc>
+        <w:tc>
+          <w:tcPr>
+            <w:tcW w:type="dxa" w:w="2909"/>
+          </w:tcPr>
+          <w:p>
+            <w:pPr>
+              <w:spacing w:after="40"/>
+            </w:pPr>
+            <w:r>
+              <w:rPr>
+                <w:sz w:val="18"/>
+              </w:rPr>
+            </w:r>
+            <w:r>
+              <w:rPr>
+                <w:b w:val="0"/>
+                <w:i w:val="0"/>
+                <w:sz w:val="18"/>
+              </w:rPr>
+              <w:t>Review every other drug the patient takes: contraceptives and anticoagulants are on the list.</w:t>
+            </w:r>
+          </w:p>
+        </w:tc>
+        <w:tc>
+          <w:tcPr>
+            <w:tcW w:type="dxa" w:w="2909"/>
+          </w:tcPr>
+          <w:p>
+            <w:pPr>
+              <w:spacing w:after="40"/>
+            </w:pPr>
+            <w:r>
+              <w:rPr>
+                <w:sz w:val="18"/>
+              </w:rPr>
+            </w:r>
+            <w:r>
+              <w:rPr>
+                <w:b w:val="0"/>
+                <w:i w:val="0"/>
+                <w:sz w:val="18"/>
+              </w:rPr>
+              <w:t>Drug interactions</w:t>
+            </w:r>
+          </w:p>
+        </w:tc>
+        <w:tc>
+          <w:tcPr>
+            <w:tcW w:type="dxa" w:w="2909"/>
+          </w:tcPr>
+          <w:p>
+            <w:pPr>
+              <w:spacing w:after="40"/>
+            </w:pPr>
+            <w:r>
+              <w:rPr>
+                <w:sz w:val="18"/>
+              </w:rPr>
+            </w:r>
+            <w:r>
+              <w:rPr>
+                <w:b w:val="0"/>
+                <w:i w:val="0"/>
+                <w:sz w:val="18"/>
+              </w:rPr>
+              <w:t>L11</w:t>
+            </w:r>
+            <w:r>
+              <w:rPr>
+                <w:sz w:val="18"/>
+              </w:rPr>
+              <w:br/>
+            </w:r>
+            <w:r>
+              <w:rPr>
+                <w:b w:val="0"/>
+                <w:i w:val="0"/>
+                <w:sz w:val="18"/>
+              </w:rPr>
+              <w:t>slide 42</w:t>
+            </w:r>
+          </w:p>
+        </w:tc>
+      </w:tr>
+      <w:tr>
+        <w:tc>
+          <w:tcPr>
+            <w:tcW w:type="dxa" w:w="2909"/>
+          </w:tcPr>
+          <w:p>
+            <w:pPr>
+              <w:spacing w:after="40"/>
+            </w:pPr>
+            <w:r>
+              <w:rPr>
+                <w:sz w:val="18"/>
+              </w:rPr>
+            </w:r>
+            <w:r>
+              <w:rPr>
+                <w:b w:val="0"/>
+                <w:i w:val="0"/>
+                <w:sz w:val="18"/>
+              </w:rPr>
+              <w:t>Rifampin</w:t>
+            </w:r>
+            <w:r>
+              <w:rPr>
+                <w:sz w:val="18"/>
+              </w:rPr>
+              <w:br/>
+            </w:r>
+            <w:r>
+              <w:rPr>
+                <w:b w:val="0"/>
+                <w:i w:val="0"/>
+                <w:sz w:val="18"/>
+              </w:rPr>
+              <w:t>tuberculosis</w:t>
+            </w:r>
+          </w:p>
+        </w:tc>
+        <w:tc>
+          <w:tcPr>
+            <w:tcW w:type="dxa" w:w="2909"/>
+          </w:tcPr>
+          <w:p>
+            <w:pPr>
+              <w:spacing w:after="40"/>
+            </w:pPr>
+            <w:r>
+              <w:rPr>
+                <w:sz w:val="18"/>
+              </w:rPr>
+            </w:r>
+            <w:r>
+              <w:rPr>
+                <w:b/>
+                <w:i w:val="0"/>
+                <w:sz w:val="18"/>
+              </w:rPr>
+              <w:t>Jaundice and hepatitis</w:t>
+            </w:r>
+            <w:r>
+              <w:rPr>
+                <w:b w:val="0"/>
+                <w:i w:val="0"/>
+                <w:sz w:val="18"/>
+              </w:rPr>
+              <w:t>, a concern in chronic liver disease.</w:t>
+            </w:r>
+          </w:p>
+        </w:tc>
+        <w:tc>
+          <w:tcPr>
+            <w:tcW w:type="dxa" w:w="2909"/>
+          </w:tcPr>
+          <w:p>
+            <w:pPr>
+              <w:spacing w:after="40"/>
+            </w:pPr>
+            <w:r>
+              <w:rPr>
+                <w:sz w:val="18"/>
+              </w:rPr>
+            </w:r>
+            <w:r>
+              <w:rPr>
+                <w:b w:val="0"/>
+                <w:i w:val="0"/>
+                <w:sz w:val="18"/>
+              </w:rPr>
+              <w:t>Liver tests.</w:t>
+            </w:r>
+          </w:p>
+        </w:tc>
+        <w:tc>
+          <w:tcPr>
+            <w:tcW w:type="dxa" w:w="2909"/>
+          </w:tcPr>
+          <w:p>
+            <w:pPr>
+              <w:spacing w:after="40"/>
+            </w:pPr>
+            <w:r>
+              <w:rPr>
+                <w:sz w:val="18"/>
+              </w:rPr>
+            </w:r>
+            <w:r>
+              <w:rPr>
+                <w:b w:val="0"/>
+                <w:i w:val="0"/>
+                <w:sz w:val="18"/>
+              </w:rPr>
+              <w:t>Liver</w:t>
+            </w:r>
+          </w:p>
+        </w:tc>
+        <w:tc>
+          <w:tcPr>
+            <w:tcW w:type="dxa" w:w="2909"/>
+          </w:tcPr>
+          <w:p>
+            <w:pPr>
+              <w:spacing w:after="40"/>
+            </w:pPr>
+            <w:r>
+              <w:rPr>
+                <w:sz w:val="18"/>
+              </w:rPr>
+            </w:r>
+            <w:r>
+              <w:rPr>
+                <w:b w:val="0"/>
+                <w:i w:val="0"/>
+                <w:sz w:val="18"/>
+              </w:rPr>
+              <w:t>L11</w:t>
+            </w:r>
+            <w:r>
+              <w:rPr>
+                <w:sz w:val="18"/>
+              </w:rPr>
+              <w:br/>
+            </w:r>
+            <w:r>
+              <w:rPr>
+                <w:b w:val="0"/>
+                <w:i w:val="0"/>
+                <w:sz w:val="18"/>
+              </w:rPr>
+              <w:t>slide 42</w:t>
+            </w:r>
+          </w:p>
+        </w:tc>
+      </w:tr>
+      <w:tr>
+        <w:tc>
+          <w:tcPr>
+            <w:tcW w:type="dxa" w:w="2909"/>
+          </w:tcPr>
+          <w:p>
+            <w:pPr>
+              <w:spacing w:after="40"/>
+            </w:pPr>
+            <w:r>
+              <w:rPr>
+                <w:sz w:val="18"/>
+              </w:rPr>
+            </w:r>
+            <w:r>
+              <w:rPr>
+                <w:b w:val="0"/>
+                <w:i w:val="0"/>
+                <w:sz w:val="18"/>
+              </w:rPr>
+              <w:t>Rifampin</w:t>
+            </w:r>
+            <w:r>
+              <w:rPr>
+                <w:sz w:val="18"/>
+              </w:rPr>
+              <w:br/>
+            </w:r>
+            <w:r>
+              <w:rPr>
+                <w:b w:val="0"/>
+                <w:i w:val="0"/>
+                <w:sz w:val="18"/>
+              </w:rPr>
+              <w:t>tuberculosis</w:t>
+            </w:r>
+          </w:p>
+        </w:tc>
+        <w:tc>
+          <w:tcPr>
+            <w:tcW w:type="dxa" w:w="2909"/>
+          </w:tcPr>
+          <w:p>
+            <w:pPr>
+              <w:spacing w:after="40"/>
+            </w:pPr>
+            <w:r>
+              <w:rPr>
+                <w:sz w:val="18"/>
+              </w:rPr>
+            </w:r>
+            <w:r>
+              <w:rPr>
+                <w:b/>
+                <w:i w:val="0"/>
+                <w:sz w:val="18"/>
+              </w:rPr>
+              <w:t>Hypersensitivity: a flu-like syndrome in 20 percent of patients</w:t>
+            </w:r>
+            <w:r>
+              <w:rPr>
+                <w:b w:val="0"/>
+                <w:i w:val="0"/>
+                <w:sz w:val="18"/>
+              </w:rPr>
+              <w:t>; gastrointestinal disturbances.</w:t>
+            </w:r>
+          </w:p>
+        </w:tc>
+        <w:tc>
+          <w:tcPr>
+            <w:tcW w:type="dxa" w:w="2909"/>
+          </w:tcPr>
+          <w:p>
+            <w:pPr>
+              <w:spacing w:after="40"/>
+            </w:pPr>
+            <w:r>
+              <w:rPr>
+                <w:sz w:val="18"/>
+              </w:rPr>
+            </w:r>
+            <w:r>
+              <w:rPr>
+                <w:b w:val="0"/>
+                <w:i w:val="0"/>
+                <w:sz w:val="18"/>
+              </w:rPr>
+              <w:t>Tell the patient it can happen.</w:t>
+            </w:r>
+          </w:p>
+        </w:tc>
+        <w:tc>
+          <w:tcPr>
+            <w:tcW w:type="dxa" w:w="2909"/>
+          </w:tcPr>
+          <w:p>
+            <w:pPr>
+              <w:spacing w:after="40"/>
+            </w:pPr>
+            <w:r>
+              <w:rPr>
+                <w:sz w:val="18"/>
+              </w:rPr>
+            </w:r>
+            <w:r>
+              <w:rPr>
+                <w:b w:val="0"/>
+                <w:i w:val="0"/>
+                <w:sz w:val="18"/>
+              </w:rPr>
+              <w:t>Immune / Gastrointestinal</w:t>
+            </w:r>
+          </w:p>
+        </w:tc>
+        <w:tc>
+          <w:tcPr>
+            <w:tcW w:type="dxa" w:w="2909"/>
+          </w:tcPr>
+          <w:p>
+            <w:pPr>
+              <w:spacing w:after="40"/>
+            </w:pPr>
+            <w:r>
+              <w:rPr>
+                <w:sz w:val="18"/>
+              </w:rPr>
+            </w:r>
+            <w:r>
+              <w:rPr>
+                <w:b w:val="0"/>
+                <w:i w:val="0"/>
+                <w:sz w:val="18"/>
+              </w:rPr>
+              <w:t>L11</w:t>
+            </w:r>
+            <w:r>
+              <w:rPr>
+                <w:sz w:val="18"/>
+              </w:rPr>
+              <w:br/>
+            </w:r>
+            <w:r>
+              <w:rPr>
+                <w:b w:val="0"/>
+                <w:i w:val="0"/>
+                <w:sz w:val="18"/>
+              </w:rPr>
+              <w:t>slide 42</w:t>
+            </w:r>
+          </w:p>
+        </w:tc>
+      </w:tr>
+      <w:tr>
+        <w:tc>
+          <w:tcPr>
+            <w:tcW w:type="dxa" w:w="2909"/>
+          </w:tcPr>
+          <w:p>
+            <w:pPr>
+              <w:spacing w:after="40"/>
+            </w:pPr>
+            <w:r>
+              <w:rPr>
+                <w:sz w:val="18"/>
+              </w:rPr>
+            </w:r>
+            <w:r>
+              <w:rPr>
+                <w:b w:val="0"/>
+                <w:i w:val="0"/>
+                <w:sz w:val="18"/>
+              </w:rPr>
+              <w:t>Ethambutol</w:t>
+            </w:r>
+            <w:r>
+              <w:rPr>
+                <w:sz w:val="18"/>
+              </w:rPr>
+              <w:br/>
+            </w:r>
+            <w:r>
+              <w:rPr>
+                <w:b w:val="0"/>
+                <w:i w:val="0"/>
+                <w:sz w:val="18"/>
+              </w:rPr>
+              <w:t>tuberculosis</w:t>
+            </w:r>
+          </w:p>
+        </w:tc>
+        <w:tc>
+          <w:tcPr>
+            <w:tcW w:type="dxa" w:w="2909"/>
+          </w:tcPr>
+          <w:p>
+            <w:pPr>
+              <w:spacing w:after="40"/>
+            </w:pPr>
+            <w:r>
+              <w:rPr>
+                <w:sz w:val="18"/>
+              </w:rPr>
+            </w:r>
+            <w:r>
+              <w:rPr>
+                <w:b/>
+                <w:i w:val="0"/>
+                <w:sz w:val="18"/>
+              </w:rPr>
+              <w:t>Visual disturbances: decreased red-green discrimination and decreased visual acuity.</w:t>
+            </w:r>
+          </w:p>
+        </w:tc>
+        <w:tc>
+          <w:tcPr>
+            <w:tcW w:type="dxa" w:w="2909"/>
+          </w:tcPr>
+          <w:p>
+            <w:pPr>
+              <w:spacing w:after="40"/>
+            </w:pPr>
+            <w:r>
+              <w:rPr>
+                <w:sz w:val="18"/>
+              </w:rPr>
+            </w:r>
+            <w:r>
+              <w:rPr>
+                <w:b w:val="0"/>
+                <w:i w:val="0"/>
+                <w:sz w:val="18"/>
+              </w:rPr>
+              <w:t>Ask about vision and color perception.</w:t>
+            </w:r>
+          </w:p>
+        </w:tc>
+        <w:tc>
+          <w:tcPr>
+            <w:tcW w:type="dxa" w:w="2909"/>
+          </w:tcPr>
+          <w:p>
+            <w:pPr>
+              <w:spacing w:after="40"/>
+            </w:pPr>
+            <w:r>
+              <w:rPr>
+                <w:sz w:val="18"/>
+              </w:rPr>
+            </w:r>
+            <w:r>
+              <w:rPr>
+                <w:b w:val="0"/>
+                <w:i w:val="0"/>
+                <w:sz w:val="18"/>
+              </w:rPr>
+              <w:t>Eye</w:t>
+            </w:r>
+          </w:p>
+        </w:tc>
+        <w:tc>
+          <w:tcPr>
+            <w:tcW w:type="dxa" w:w="2909"/>
+          </w:tcPr>
+          <w:p>
+            <w:pPr>
+              <w:spacing w:after="40"/>
+            </w:pPr>
+            <w:r>
+              <w:rPr>
+                <w:sz w:val="18"/>
+              </w:rPr>
+            </w:r>
+            <w:r>
+              <w:rPr>
+                <w:b w:val="0"/>
+                <w:i w:val="0"/>
+                <w:sz w:val="18"/>
+              </w:rPr>
+              <w:t>L11</w:t>
+            </w:r>
+            <w:r>
+              <w:rPr>
+                <w:sz w:val="18"/>
+              </w:rPr>
+              <w:br/>
+            </w:r>
+            <w:r>
+              <w:rPr>
+                <w:b w:val="0"/>
+                <w:i w:val="0"/>
+                <w:sz w:val="18"/>
+              </w:rPr>
+              <w:t>slide 44</w:t>
+            </w:r>
+          </w:p>
+        </w:tc>
+      </w:tr>
+      <w:tr>
+        <w:tc>
+          <w:tcPr>
+            <w:tcW w:type="dxa" w:w="2909"/>
+          </w:tcPr>
+          <w:p>
+            <w:pPr>
+              <w:spacing w:after="40"/>
+            </w:pPr>
+            <w:r>
+              <w:rPr>
+                <w:sz w:val="18"/>
+              </w:rPr>
+            </w:r>
+            <w:r>
+              <w:rPr>
+                <w:b w:val="0"/>
+                <w:i w:val="0"/>
+                <w:sz w:val="18"/>
+              </w:rPr>
+              <w:t>Ethambutol</w:t>
+            </w:r>
+            <w:r>
+              <w:rPr>
+                <w:sz w:val="18"/>
+              </w:rPr>
+              <w:br/>
+            </w:r>
+            <w:r>
+              <w:rPr>
+                <w:b w:val="0"/>
+                <w:i w:val="0"/>
+                <w:sz w:val="18"/>
+              </w:rPr>
+              <w:t>tuberculosis</w:t>
+            </w:r>
+          </w:p>
+        </w:tc>
+        <w:tc>
+          <w:tcPr>
+            <w:tcW w:type="dxa" w:w="2909"/>
+          </w:tcPr>
+          <w:p>
+            <w:pPr>
+              <w:spacing w:after="40"/>
+            </w:pPr>
+            <w:r>
+              <w:rPr>
+                <w:sz w:val="18"/>
+              </w:rPr>
+            </w:r>
+            <w:r>
+              <w:rPr>
+                <w:b w:val="0"/>
+                <w:i w:val="0"/>
+                <w:sz w:val="18"/>
+              </w:rPr>
+              <w:t>Increased uric acid levels.</w:t>
+            </w:r>
+          </w:p>
+        </w:tc>
+        <w:tc>
+          <w:tcPr>
+            <w:tcW w:type="dxa" w:w="2909"/>
+          </w:tcPr>
+          <w:p>
+            <w:pPr>
+              <w:spacing w:after="40"/>
+            </w:pPr>
+            <w:r>
+              <w:rPr>
+                <w:sz w:val="18"/>
+              </w:rPr>
+            </w:r>
+            <w:r>
+              <w:rPr>
+                <w:b w:val="0"/>
+                <w:i w:val="0"/>
+                <w:sz w:val="18"/>
+              </w:rPr>
+              <w:t>75 percent is excreted unchanged: adjust in renal disease.</w:t>
+            </w:r>
+          </w:p>
+        </w:tc>
+        <w:tc>
+          <w:tcPr>
+            <w:tcW w:type="dxa" w:w="2909"/>
+          </w:tcPr>
+          <w:p>
+            <w:pPr>
+              <w:spacing w:after="40"/>
+            </w:pPr>
+            <w:r>
+              <w:rPr>
+                <w:sz w:val="18"/>
+              </w:rPr>
+            </w:r>
+            <w:r>
+              <w:rPr>
+                <w:b w:val="0"/>
+                <w:i w:val="0"/>
+                <w:sz w:val="18"/>
+              </w:rPr>
+              <w:t>Metabolic</w:t>
+            </w:r>
+          </w:p>
+        </w:tc>
+        <w:tc>
+          <w:tcPr>
+            <w:tcW w:type="dxa" w:w="2909"/>
+          </w:tcPr>
+          <w:p>
+            <w:pPr>
+              <w:spacing w:after="40"/>
+            </w:pPr>
+            <w:r>
+              <w:rPr>
+                <w:sz w:val="18"/>
+              </w:rPr>
+            </w:r>
+            <w:r>
+              <w:rPr>
+                <w:b w:val="0"/>
+                <w:i w:val="0"/>
+                <w:sz w:val="18"/>
+              </w:rPr>
+              <w:t>L11</w:t>
+            </w:r>
+            <w:r>
+              <w:rPr>
+                <w:sz w:val="18"/>
+              </w:rPr>
+              <w:br/>
+            </w:r>
+            <w:r>
+              <w:rPr>
+                <w:b w:val="0"/>
+                <w:i w:val="0"/>
+                <w:sz w:val="18"/>
+              </w:rPr>
+              <w:t>slide 44</w:t>
+            </w:r>
+          </w:p>
+        </w:tc>
+      </w:tr>
+      <w:tr>
+        <w:tc>
+          <w:tcPr>
+            <w:tcW w:type="dxa" w:w="2909"/>
+          </w:tcPr>
+          <w:p>
+            <w:pPr>
+              <w:spacing w:after="40"/>
+            </w:pPr>
+            <w:r>
+              <w:rPr>
+                <w:sz w:val="18"/>
+              </w:rPr>
+            </w:r>
+            <w:r>
+              <w:rPr>
+                <w:b w:val="0"/>
+                <w:i w:val="0"/>
+                <w:sz w:val="18"/>
+              </w:rPr>
+              <w:t>Pyrazinamide</w:t>
+            </w:r>
+            <w:r>
+              <w:rPr>
+                <w:sz w:val="18"/>
+              </w:rPr>
+              <w:br/>
+            </w:r>
+            <w:r>
+              <w:rPr>
+                <w:b w:val="0"/>
+                <w:i w:val="0"/>
+                <w:sz w:val="18"/>
+              </w:rPr>
+              <w:t>tuberculosis</w:t>
+            </w:r>
+          </w:p>
+        </w:tc>
+        <w:tc>
+          <w:tcPr>
+            <w:tcW w:type="dxa" w:w="2909"/>
+          </w:tcPr>
+          <w:p>
+            <w:pPr>
+              <w:spacing w:after="40"/>
+            </w:pPr>
+            <w:r>
+              <w:rPr>
+                <w:sz w:val="18"/>
+              </w:rPr>
+            </w:r>
+            <w:r>
+              <w:rPr>
+                <w:b/>
+                <w:i w:val="0"/>
+                <w:sz w:val="18"/>
+              </w:rPr>
+              <w:t>Hepatitis (15 percent).</w:t>
+            </w:r>
+          </w:p>
+        </w:tc>
+        <w:tc>
+          <w:tcPr>
+            <w:tcW w:type="dxa" w:w="2909"/>
+          </w:tcPr>
+          <w:p>
+            <w:pPr>
+              <w:spacing w:after="40"/>
+            </w:pPr>
+            <w:r>
+              <w:rPr>
+                <w:sz w:val="18"/>
+              </w:rPr>
+            </w:r>
+            <w:r>
+              <w:rPr>
+                <w:b/>
+                <w:i w:val="0"/>
+                <w:sz w:val="18"/>
+              </w:rPr>
+              <w:t>Monitor liver enzymes</w:t>
+            </w:r>
+            <w:r>
+              <w:rPr>
+                <w:b w:val="0"/>
+                <w:i w:val="0"/>
+                <w:sz w:val="18"/>
+              </w:rPr>
+              <w:t>; given for the first two months only to limit liver toxicity.</w:t>
+            </w:r>
+          </w:p>
+        </w:tc>
+        <w:tc>
+          <w:tcPr>
+            <w:tcW w:type="dxa" w:w="2909"/>
+          </w:tcPr>
+          <w:p>
+            <w:pPr>
+              <w:spacing w:after="40"/>
+            </w:pPr>
+            <w:r>
+              <w:rPr>
+                <w:sz w:val="18"/>
+              </w:rPr>
+            </w:r>
+            <w:r>
+              <w:rPr>
+                <w:b w:val="0"/>
+                <w:i w:val="0"/>
+                <w:sz w:val="18"/>
+              </w:rPr>
+              <w:t>Liver</w:t>
+            </w:r>
+          </w:p>
+        </w:tc>
+        <w:tc>
+          <w:tcPr>
+            <w:tcW w:type="dxa" w:w="2909"/>
+          </w:tcPr>
+          <w:p>
+            <w:pPr>
+              <w:spacing w:after="40"/>
+            </w:pPr>
+            <w:r>
+              <w:rPr>
+                <w:sz w:val="18"/>
+              </w:rPr>
+            </w:r>
+            <w:r>
+              <w:rPr>
+                <w:b w:val="0"/>
+                <w:i w:val="0"/>
+                <w:sz w:val="18"/>
+              </w:rPr>
+              <w:t>L11</w:t>
+            </w:r>
+            <w:r>
+              <w:rPr>
+                <w:sz w:val="18"/>
+              </w:rPr>
+              <w:br/>
+            </w:r>
+            <w:r>
+              <w:rPr>
+                <w:b w:val="0"/>
+                <w:i w:val="0"/>
+                <w:sz w:val="18"/>
+              </w:rPr>
+              <w:t>slide 45</w:t>
+            </w:r>
+          </w:p>
+        </w:tc>
+      </w:tr>
+      <w:tr>
+        <w:tc>
+          <w:tcPr>
+            <w:tcW w:type="dxa" w:w="2909"/>
+          </w:tcPr>
+          <w:p>
+            <w:pPr>
+              <w:spacing w:after="40"/>
+            </w:pPr>
+            <w:r>
+              <w:rPr>
+                <w:sz w:val="18"/>
+              </w:rPr>
+            </w:r>
+            <w:r>
+              <w:rPr>
+                <w:b w:val="0"/>
+                <w:i w:val="0"/>
+                <w:sz w:val="18"/>
+              </w:rPr>
+              <w:t>Pyrazinamide</w:t>
+            </w:r>
+            <w:r>
+              <w:rPr>
+                <w:sz w:val="18"/>
+              </w:rPr>
+              <w:br/>
+            </w:r>
+            <w:r>
+              <w:rPr>
+                <w:b w:val="0"/>
+                <w:i w:val="0"/>
+                <w:sz w:val="18"/>
+              </w:rPr>
+              <w:t>tuberculosis</w:t>
+            </w:r>
+          </w:p>
+        </w:tc>
+        <w:tc>
+          <w:tcPr>
+            <w:tcW w:type="dxa" w:w="2909"/>
+          </w:tcPr>
+          <w:p>
+            <w:pPr>
+              <w:spacing w:after="40"/>
+            </w:pPr>
+            <w:r>
+              <w:rPr>
+                <w:sz w:val="18"/>
+              </w:rPr>
+            </w:r>
+            <w:r>
+              <w:rPr>
+                <w:b/>
+                <w:i w:val="0"/>
+                <w:sz w:val="18"/>
+              </w:rPr>
+              <w:t>Inhibits uric acid excretion: every patient becomes hyperuricemic.</w:t>
+            </w:r>
+          </w:p>
+        </w:tc>
+        <w:tc>
+          <w:tcPr>
+            <w:tcW w:type="dxa" w:w="2909"/>
+          </w:tcPr>
+          <w:p>
+            <w:pPr>
+              <w:spacing w:after="40"/>
+            </w:pPr>
+            <w:r>
+              <w:rPr>
+                <w:sz w:val="18"/>
+              </w:rPr>
+            </w:r>
+            <w:r>
+              <w:rPr>
+                <w:b w:val="0"/>
+                <w:i w:val="0"/>
+                <w:sz w:val="18"/>
+              </w:rPr>
+              <w:t>Ask about gout symptoms.</w:t>
+            </w:r>
+          </w:p>
+        </w:tc>
+        <w:tc>
+          <w:tcPr>
+            <w:tcW w:type="dxa" w:w="2909"/>
+          </w:tcPr>
+          <w:p>
+            <w:pPr>
+              <w:spacing w:after="40"/>
+            </w:pPr>
+            <w:r>
+              <w:rPr>
+                <w:sz w:val="18"/>
+              </w:rPr>
+            </w:r>
+            <w:r>
+              <w:rPr>
+                <w:b w:val="0"/>
+                <w:i w:val="0"/>
+                <w:sz w:val="18"/>
+              </w:rPr>
+              <w:t>Metabolic</w:t>
+            </w:r>
+          </w:p>
+        </w:tc>
+        <w:tc>
+          <w:tcPr>
+            <w:tcW w:type="dxa" w:w="2909"/>
+          </w:tcPr>
+          <w:p>
+            <w:pPr>
+              <w:spacing w:after="40"/>
+            </w:pPr>
+            <w:r>
+              <w:rPr>
+                <w:sz w:val="18"/>
+              </w:rPr>
+            </w:r>
+            <w:r>
+              <w:rPr>
+                <w:b w:val="0"/>
+                <w:i w:val="0"/>
+                <w:sz w:val="18"/>
+              </w:rPr>
+              <w:t>L11</w:t>
+            </w:r>
+            <w:r>
+              <w:rPr>
+                <w:sz w:val="18"/>
+              </w:rPr>
+              <w:br/>
+            </w:r>
+            <w:r>
+              <w:rPr>
+                <w:b w:val="0"/>
+                <w:i w:val="0"/>
+                <w:sz w:val="18"/>
+              </w:rPr>
+              <w:t>slide 45</w:t>
+            </w:r>
+          </w:p>
+        </w:tc>
+      </w:tr>
+      <w:tr>
+        <w:tc>
+          <w:tcPr>
+            <w:tcW w:type="dxa" w:w="2909"/>
+          </w:tcPr>
+          <w:p>
+            <w:pPr>
+              <w:spacing w:after="40"/>
+            </w:pPr>
+            <w:r>
+              <w:rPr>
+                <w:sz w:val="18"/>
+              </w:rPr>
+            </w:r>
+            <w:r>
+              <w:rPr>
+                <w:b w:val="0"/>
+                <w:i w:val="0"/>
+                <w:sz w:val="18"/>
+              </w:rPr>
+              <w:t>Streptomycin</w:t>
+            </w:r>
+            <w:r>
+              <w:rPr>
+                <w:sz w:val="18"/>
+              </w:rPr>
+              <w:br/>
+            </w:r>
+            <w:r>
+              <w:rPr>
+                <w:b w:val="0"/>
+                <w:i w:val="0"/>
+                <w:sz w:val="18"/>
+              </w:rPr>
+              <w:t>second-line tuberculosis; not tested</w:t>
+            </w:r>
+          </w:p>
+        </w:tc>
+        <w:tc>
+          <w:tcPr>
+            <w:tcW w:type="dxa" w:w="2909"/>
+          </w:tcPr>
+          <w:p>
+            <w:pPr>
+              <w:spacing w:after="40"/>
+            </w:pPr>
+            <w:r>
+              <w:rPr>
+                <w:sz w:val="18"/>
+              </w:rPr>
+            </w:r>
+            <w:r>
+              <w:rPr>
+                <w:b/>
+                <w:i w:val="0"/>
+                <w:sz w:val="18"/>
+              </w:rPr>
+              <w:t>Auditory and vestibular toxicity.</w:t>
+            </w:r>
+          </w:p>
+        </w:tc>
+        <w:tc>
+          <w:tcPr>
+            <w:tcW w:type="dxa" w:w="2909"/>
+          </w:tcPr>
+          <w:p>
+            <w:pPr>
+              <w:spacing w:after="40"/>
+            </w:pPr>
+            <w:r>
+              <w:rPr>
+                <w:sz w:val="18"/>
+              </w:rPr>
+            </w:r>
+            <w:r>
+              <w:rPr>
+                <w:b w:val="0"/>
+                <w:i w:val="0"/>
+                <w:sz w:val="18"/>
+              </w:rPr>
+              <w:t>Hearing and balance.</w:t>
+            </w:r>
+          </w:p>
+        </w:tc>
+        <w:tc>
+          <w:tcPr>
+            <w:tcW w:type="dxa" w:w="2909"/>
+          </w:tcPr>
+          <w:p>
+            <w:pPr>
+              <w:spacing w:after="40"/>
+            </w:pPr>
+            <w:r>
+              <w:rPr>
+                <w:sz w:val="18"/>
+              </w:rPr>
+            </w:r>
+            <w:r>
+              <w:rPr>
+                <w:b w:val="0"/>
+                <w:i w:val="0"/>
+                <w:sz w:val="18"/>
+              </w:rPr>
+              <w:t>Ear</w:t>
+            </w:r>
+          </w:p>
+        </w:tc>
+        <w:tc>
+          <w:tcPr>
+            <w:tcW w:type="dxa" w:w="2909"/>
+          </w:tcPr>
+          <w:p>
+            <w:pPr>
+              <w:spacing w:after="40"/>
+            </w:pPr>
+            <w:r>
+              <w:rPr>
+                <w:sz w:val="18"/>
+              </w:rPr>
+            </w:r>
+            <w:r>
+              <w:rPr>
+                <w:b w:val="0"/>
+                <w:i w:val="0"/>
+                <w:sz w:val="18"/>
+              </w:rPr>
+              <w:t>L11</w:t>
+            </w:r>
+            <w:r>
+              <w:rPr>
+                <w:sz w:val="18"/>
+              </w:rPr>
+              <w:br/>
+            </w:r>
+            <w:r>
+              <w:rPr>
+                <w:b w:val="0"/>
+                <w:i w:val="0"/>
+                <w:sz w:val="18"/>
+              </w:rPr>
+              <w:t>slide 46</w:t>
+            </w:r>
+          </w:p>
+        </w:tc>
+      </w:tr>
+      <w:tr>
+        <w:tc>
+          <w:tcPr>
+            <w:tcW w:type="dxa" w:w="2909"/>
+          </w:tcPr>
+          <w:p>
+            <w:pPr>
+              <w:spacing w:after="40"/>
+            </w:pPr>
+            <w:r>
+              <w:rPr>
+                <w:sz w:val="18"/>
+              </w:rPr>
+            </w:r>
+            <w:r>
+              <w:rPr>
+                <w:b w:val="0"/>
+                <w:i w:val="0"/>
+                <w:sz w:val="18"/>
+              </w:rPr>
+              <w:t>Aminosalicylic acid</w:t>
+            </w:r>
+            <w:r>
+              <w:rPr>
+                <w:sz w:val="18"/>
+              </w:rPr>
+              <w:br/>
+            </w:r>
+            <w:r>
+              <w:rPr>
+                <w:b w:val="0"/>
+                <w:i w:val="0"/>
+                <w:sz w:val="18"/>
+              </w:rPr>
+              <w:t>second-line tuberculosis; not tested</w:t>
+            </w:r>
+          </w:p>
+        </w:tc>
+        <w:tc>
+          <w:tcPr>
+            <w:tcW w:type="dxa" w:w="2909"/>
+          </w:tcPr>
+          <w:p>
+            <w:pPr>
+              <w:spacing w:after="40"/>
+            </w:pPr>
+            <w:r>
+              <w:rPr>
+                <w:sz w:val="18"/>
+              </w:rPr>
+            </w:r>
+            <w:r>
+              <w:rPr>
+                <w:b w:val="0"/>
+                <w:i w:val="0"/>
+                <w:sz w:val="18"/>
+              </w:rPr>
+              <w:t>Gastrointestinal problems.</w:t>
+            </w:r>
+          </w:p>
+        </w:tc>
+        <w:tc>
+          <w:tcPr>
+            <w:tcW w:type="dxa" w:w="2909"/>
+          </w:tcPr>
+          <w:p>
+            <w:pPr>
+              <w:spacing w:after="40"/>
+            </w:pPr>
+            <w:r>
+              <w:rPr>
+                <w:sz w:val="18"/>
+              </w:rPr>
+            </w:r>
+            <w:r>
+              <w:rPr>
+                <w:b w:val="0"/>
+                <w:i w:val="0"/>
+                <w:sz w:val="18"/>
+              </w:rPr>
+              <w:t>Ask about stomach upset.</w:t>
+            </w:r>
+          </w:p>
+        </w:tc>
+        <w:tc>
+          <w:tcPr>
+            <w:tcW w:type="dxa" w:w="2909"/>
+          </w:tcPr>
+          <w:p>
+            <w:pPr>
+              <w:spacing w:after="40"/>
+            </w:pPr>
+            <w:r>
+              <w:rPr>
+                <w:sz w:val="18"/>
+              </w:rPr>
+            </w:r>
+            <w:r>
+              <w:rPr>
+                <w:b w:val="0"/>
+                <w:i w:val="0"/>
+                <w:sz w:val="18"/>
+              </w:rPr>
+              <w:t>Gastrointestinal</w:t>
+            </w:r>
+          </w:p>
+        </w:tc>
+        <w:tc>
+          <w:tcPr>
+            <w:tcW w:type="dxa" w:w="2909"/>
+          </w:tcPr>
+          <w:p>
+            <w:pPr>
+              <w:spacing w:after="40"/>
+            </w:pPr>
+            <w:r>
+              <w:rPr>
+                <w:sz w:val="18"/>
+              </w:rPr>
+            </w:r>
+            <w:r>
+              <w:rPr>
+                <w:b w:val="0"/>
+                <w:i w:val="0"/>
+                <w:sz w:val="18"/>
+              </w:rPr>
+              <w:t>L11</w:t>
+            </w:r>
+            <w:r>
+              <w:rPr>
+                <w:sz w:val="18"/>
+              </w:rPr>
+              <w:br/>
+            </w:r>
+            <w:r>
+              <w:rPr>
+                <w:b w:val="0"/>
+                <w:i w:val="0"/>
+                <w:sz w:val="18"/>
+              </w:rPr>
+              <w:t>slide 46</w:t>
+            </w:r>
+          </w:p>
+        </w:tc>
+      </w:tr>
+      <w:tr>
+        <w:tc>
+          <w:tcPr>
+            <w:tcW w:type="dxa" w:w="2909"/>
+          </w:tcPr>
+          <w:p>
+            <w:pPr>
+              <w:spacing w:after="40"/>
+            </w:pPr>
+            <w:r>
+              <w:rPr>
+                <w:sz w:val="18"/>
+              </w:rPr>
+            </w:r>
+            <w:r>
+              <w:rPr>
+                <w:b w:val="0"/>
+                <w:i w:val="0"/>
+                <w:sz w:val="18"/>
+              </w:rPr>
+              <w:t>Cycloserine</w:t>
+            </w:r>
+            <w:r>
+              <w:rPr>
+                <w:sz w:val="18"/>
+              </w:rPr>
+              <w:br/>
+            </w:r>
+            <w:r>
+              <w:rPr>
+                <w:b w:val="0"/>
+                <w:i w:val="0"/>
+                <w:sz w:val="18"/>
+              </w:rPr>
+              <w:t>second-line tuberculosis; not tested</w:t>
+            </w:r>
+          </w:p>
+        </w:tc>
+        <w:tc>
+          <w:tcPr>
+            <w:tcW w:type="dxa" w:w="2909"/>
+          </w:tcPr>
+          <w:p>
+            <w:pPr>
+              <w:spacing w:after="40"/>
+            </w:pPr>
+            <w:r>
+              <w:rPr>
+                <w:sz w:val="18"/>
+              </w:rPr>
+            </w:r>
+            <w:r>
+              <w:rPr>
+                <w:b/>
+                <w:i w:val="0"/>
+                <w:sz w:val="18"/>
+              </w:rPr>
+              <w:t>Central nervous system: psychosis, seizures.</w:t>
+            </w:r>
+          </w:p>
+        </w:tc>
+        <w:tc>
+          <w:tcPr>
+            <w:tcW w:type="dxa" w:w="2909"/>
+          </w:tcPr>
+          <w:p>
+            <w:pPr>
+              <w:spacing w:after="40"/>
+            </w:pPr>
+            <w:r>
+              <w:rPr>
+                <w:sz w:val="18"/>
+              </w:rPr>
+            </w:r>
+            <w:r>
+              <w:rPr>
+                <w:b w:val="0"/>
+                <w:i w:val="0"/>
+                <w:sz w:val="18"/>
+              </w:rPr>
+              <w:t>Watch mood, behavior and for seizures.</w:t>
+            </w:r>
+          </w:p>
+        </w:tc>
+        <w:tc>
+          <w:tcPr>
+            <w:tcW w:type="dxa" w:w="2909"/>
+          </w:tcPr>
+          <w:p>
+            <w:pPr>
+              <w:spacing w:after="40"/>
+            </w:pPr>
+            <w:r>
+              <w:rPr>
+                <w:sz w:val="18"/>
+              </w:rPr>
+            </w:r>
+            <w:r>
+              <w:rPr>
+                <w:b w:val="0"/>
+                <w:i w:val="0"/>
+                <w:sz w:val="18"/>
+              </w:rPr>
+              <w:t>Nervous system</w:t>
+            </w:r>
+          </w:p>
+        </w:tc>
+        <w:tc>
+          <w:tcPr>
+            <w:tcW w:type="dxa" w:w="2909"/>
+          </w:tcPr>
+          <w:p>
+            <w:pPr>
+              <w:spacing w:after="40"/>
+            </w:pPr>
+            <w:r>
+              <w:rPr>
+                <w:sz w:val="18"/>
+              </w:rPr>
+            </w:r>
+            <w:r>
+              <w:rPr>
+                <w:b w:val="0"/>
+                <w:i w:val="0"/>
+                <w:sz w:val="18"/>
+              </w:rPr>
+              <w:t>L11</w:t>
+            </w:r>
+            <w:r>
+              <w:rPr>
+                <w:sz w:val="18"/>
+              </w:rPr>
+              <w:br/>
+            </w:r>
+            <w:r>
+              <w:rPr>
+                <w:b w:val="0"/>
+                <w:i w:val="0"/>
+                <w:sz w:val="18"/>
+              </w:rPr>
+              <w:t>slide 46</w:t>
+            </w:r>
+          </w:p>
+        </w:tc>
+      </w:tr>
+      <w:tr>
+        <w:tc>
+          <w:tcPr>
+            <w:tcW w:type="dxa" w:w="14545"/>
+            <w:gridSpan w:val="5"/>
+          </w:tcPr>
+          <w:p>
+            <w:pPr>
+              <w:spacing w:after="40"/>
+            </w:pPr>
+            <w:r>
+              <w:rPr>
+                <w:sz w:val="18"/>
+              </w:rPr>
+            </w:r>
+            <w:r>
+              <w:rPr>
+                <w:b w:val="0"/>
+                <w:i w:val="0"/>
+                <w:sz w:val="18"/>
+              </w:rPr>
+              <w:t>Anaphylaxis</w:t>
+            </w:r>
+          </w:p>
+        </w:tc>
+      </w:tr>
+      <w:tr>
+        <w:tc>
+          <w:tcPr>
+            <w:tcW w:type="dxa" w:w="2909"/>
+          </w:tcPr>
+          <w:p>
+            <w:pPr>
+              <w:spacing w:after="40"/>
+            </w:pPr>
+            <w:r>
+              <w:rPr>
+                <w:sz w:val="18"/>
+              </w:rPr>
+            </w:r>
+            <w:r>
+              <w:rPr>
+                <w:b w:val="0"/>
+                <w:i w:val="0"/>
+                <w:sz w:val="18"/>
+              </w:rPr>
+              <w:t>Epinephrine</w:t>
+            </w:r>
+            <w:r>
+              <w:rPr>
+                <w:sz w:val="18"/>
+              </w:rPr>
+              <w:br/>
+            </w:r>
+            <w:r>
+              <w:rPr>
+                <w:b w:val="0"/>
+                <w:i w:val="0"/>
+                <w:sz w:val="18"/>
+              </w:rPr>
+              <w:t>anaphylaxis</w:t>
+            </w:r>
+          </w:p>
+        </w:tc>
+        <w:tc>
+          <w:tcPr>
+            <w:tcW w:type="dxa" w:w="2909"/>
+          </w:tcPr>
+          <w:p>
+            <w:pPr>
+              <w:spacing w:after="40"/>
+            </w:pPr>
+            <w:r>
+              <w:rPr>
+                <w:sz w:val="18"/>
+              </w:rPr>
+            </w:r>
+            <w:r>
+              <w:rPr>
+                <w:b w:val="0"/>
+                <w:i w:val="0"/>
+                <w:sz w:val="18"/>
+              </w:rPr>
+              <w:t>Anxiety, hypertension, tachycardia, nausea and vomiting, diaphoresis.</w:t>
+            </w:r>
+          </w:p>
+        </w:tc>
+        <w:tc>
+          <w:tcPr>
+            <w:tcW w:type="dxa" w:w="2909"/>
+          </w:tcPr>
+          <w:p>
+            <w:pPr>
+              <w:spacing w:after="40"/>
+            </w:pPr>
+            <w:r>
+              <w:rPr>
+                <w:sz w:val="18"/>
+              </w:rPr>
+            </w:r>
+            <w:r>
+              <w:rPr>
+                <w:b w:val="0"/>
+                <w:i w:val="0"/>
+                <w:sz w:val="18"/>
+              </w:rPr>
+              <w:t>Intramuscular is preferred unless the patient is coding.</w:t>
+            </w:r>
+          </w:p>
+        </w:tc>
+        <w:tc>
+          <w:tcPr>
+            <w:tcW w:type="dxa" w:w="2909"/>
+          </w:tcPr>
+          <w:p>
+            <w:pPr>
+              <w:spacing w:after="40"/>
+            </w:pPr>
+            <w:r>
+              <w:rPr>
+                <w:sz w:val="18"/>
+              </w:rPr>
+            </w:r>
+            <w:r>
+              <w:rPr>
+                <w:b w:val="0"/>
+                <w:i w:val="0"/>
+                <w:sz w:val="18"/>
+              </w:rPr>
+              <w:t>Cardiovascular</w:t>
+            </w:r>
+          </w:p>
+        </w:tc>
+        <w:tc>
+          <w:tcPr>
+            <w:tcW w:type="dxa" w:w="2909"/>
+          </w:tcPr>
+          <w:p>
+            <w:pPr>
+              <w:spacing w:after="40"/>
+            </w:pPr>
+            <w:r>
+              <w:rPr>
+                <w:sz w:val="18"/>
+              </w:rPr>
+            </w:r>
+            <w:r>
+              <w:rPr>
+                <w:b w:val="0"/>
+                <w:i w:val="0"/>
+                <w:sz w:val="18"/>
+              </w:rPr>
+              <w:t>L11</w:t>
+            </w:r>
+            <w:r>
+              <w:rPr>
+                <w:sz w:val="18"/>
+              </w:rPr>
+              <w:br/>
+            </w:r>
+            <w:r>
+              <w:rPr>
+                <w:b w:val="0"/>
+                <w:i w:val="0"/>
+                <w:sz w:val="18"/>
+              </w:rPr>
+              <w:t>slide 52</w:t>
+            </w:r>
+          </w:p>
+        </w:tc>
+      </w:tr>
+      <w:tr>
+        <w:tc>
+          <w:tcPr>
+            <w:tcW w:type="dxa" w:w="2909"/>
+          </w:tcPr>
+          <w:p>
+            <w:pPr>
+              <w:spacing w:after="40"/>
+            </w:pPr>
+            <w:r>
+              <w:rPr>
+                <w:sz w:val="18"/>
+              </w:rPr>
+            </w:r>
+            <w:r>
+              <w:rPr>
+                <w:b w:val="0"/>
+                <w:i w:val="0"/>
+                <w:sz w:val="18"/>
+              </w:rPr>
+              <w:t>Epinephrine</w:t>
+            </w:r>
+            <w:r>
+              <w:rPr>
+                <w:sz w:val="18"/>
+              </w:rPr>
+              <w:br/>
+            </w:r>
+            <w:r>
+              <w:rPr>
+                <w:b w:val="0"/>
+                <w:i w:val="0"/>
+                <w:sz w:val="18"/>
+              </w:rPr>
+              <w:t>overdose</w:t>
+            </w:r>
+          </w:p>
+        </w:tc>
+        <w:tc>
+          <w:tcPr>
+            <w:tcW w:type="dxa" w:w="2909"/>
+          </w:tcPr>
+          <w:p>
+            <w:pPr>
+              <w:spacing w:after="40"/>
+            </w:pPr>
+            <w:r>
+              <w:rPr>
+                <w:sz w:val="18"/>
+              </w:rPr>
+            </w:r>
+            <w:r>
+              <w:rPr>
+                <w:b/>
+                <w:i w:val="0"/>
+                <w:sz w:val="18"/>
+              </w:rPr>
+              <w:t>Overdose: cerebrovascular hemorrhage, myocardial infarction, pulmonary edema.</w:t>
+            </w:r>
+          </w:p>
+        </w:tc>
+        <w:tc>
+          <w:tcPr>
+            <w:tcW w:type="dxa" w:w="2909"/>
+          </w:tcPr>
+          <w:p>
+            <w:pPr>
+              <w:spacing w:after="40"/>
+            </w:pPr>
+            <w:r>
+              <w:rPr>
+                <w:sz w:val="18"/>
+              </w:rPr>
+            </w:r>
+            <w:r>
+              <w:rPr>
+                <w:b w:val="0"/>
+                <w:i w:val="0"/>
+                <w:sz w:val="18"/>
+              </w:rPr>
+              <w:t>Two concentrations exist and differ tenfold: confirm which is drawn up.</w:t>
+            </w:r>
+          </w:p>
+        </w:tc>
+        <w:tc>
+          <w:tcPr>
+            <w:tcW w:type="dxa" w:w="2909"/>
+          </w:tcPr>
+          <w:p>
+            <w:pPr>
+              <w:spacing w:after="40"/>
+            </w:pPr>
+            <w:r>
+              <w:rPr>
+                <w:sz w:val="18"/>
+              </w:rPr>
+            </w:r>
+            <w:r>
+              <w:rPr>
+                <w:b w:val="0"/>
+                <w:i w:val="0"/>
+                <w:sz w:val="18"/>
+              </w:rPr>
+              <w:t>Cardiovascular / Nervous system</w:t>
+            </w:r>
+          </w:p>
+        </w:tc>
+        <w:tc>
+          <w:tcPr>
+            <w:tcW w:type="dxa" w:w="2909"/>
+          </w:tcPr>
+          <w:p>
+            <w:pPr>
+              <w:spacing w:after="40"/>
+            </w:pPr>
+            <w:r>
+              <w:rPr>
+                <w:sz w:val="18"/>
+              </w:rPr>
+            </w:r>
+            <w:r>
+              <w:rPr>
+                <w:b w:val="0"/>
+                <w:i w:val="0"/>
+                <w:sz w:val="18"/>
+              </w:rPr>
+              <w:t>L11</w:t>
+            </w:r>
+            <w:r>
+              <w:rPr>
+                <w:sz w:val="18"/>
+              </w:rPr>
+              <w:br/>
+            </w:r>
+            <w:r>
+              <w:rPr>
+                <w:b w:val="0"/>
+                <w:i w:val="0"/>
+                <w:sz w:val="18"/>
+              </w:rPr>
+              <w:t>slide 52</w:t>
+            </w:r>
+          </w:p>
+        </w:tc>
+      </w:tr>
+      <w:tr>
+        <w:tc>
+          <w:tcPr>
+            <w:tcW w:type="dxa" w:w="2909"/>
+          </w:tcPr>
+          <w:p>
+            <w:pPr>
+              <w:spacing w:after="40"/>
+            </w:pPr>
+            <w:r>
+              <w:rPr>
+                <w:sz w:val="18"/>
+              </w:rPr>
+            </w:r>
+            <w:r>
+              <w:rPr>
+                <w:b w:val="0"/>
+                <w:i w:val="0"/>
+                <w:sz w:val="18"/>
+              </w:rPr>
+              <w:t>Albuterol</w:t>
+            </w:r>
+            <w:r>
+              <w:rPr>
+                <w:sz w:val="18"/>
+              </w:rPr>
+              <w:br/>
+            </w:r>
+            <w:r>
+              <w:rPr>
+                <w:b w:val="0"/>
+                <w:i w:val="0"/>
+                <w:sz w:val="18"/>
+              </w:rPr>
+              <w:t>anaphylaxis</w:t>
+            </w:r>
+          </w:p>
+        </w:tc>
+        <w:tc>
+          <w:tcPr>
+            <w:tcW w:type="dxa" w:w="2909"/>
+          </w:tcPr>
+          <w:p>
+            <w:pPr>
+              <w:spacing w:after="40"/>
+            </w:pPr>
+            <w:r>
+              <w:rPr>
+                <w:sz w:val="18"/>
+              </w:rPr>
+            </w:r>
+            <w:r>
+              <w:rPr>
+                <w:b w:val="0"/>
+                <w:i w:val="0"/>
+                <w:sz w:val="18"/>
+              </w:rPr>
+              <w:t>Anxiousness, tremor, tachycardia.</w:t>
+            </w:r>
+          </w:p>
+        </w:tc>
+        <w:tc>
+          <w:tcPr>
+            <w:tcW w:type="dxa" w:w="2909"/>
+          </w:tcPr>
+          <w:p>
+            <w:pPr>
+              <w:spacing w:after="40"/>
+            </w:pPr>
+            <w:r>
+              <w:rPr>
+                <w:sz w:val="18"/>
+              </w:rPr>
+            </w:r>
+            <w:r>
+              <w:rPr>
+                <w:b w:val="0"/>
+                <w:i w:val="0"/>
+                <w:sz w:val="18"/>
+              </w:rPr>
+              <w:t>Expected with a beta-2 agonist.</w:t>
+            </w:r>
+          </w:p>
+        </w:tc>
+        <w:tc>
+          <w:tcPr>
+            <w:tcW w:type="dxa" w:w="2909"/>
+          </w:tcPr>
+          <w:p>
+            <w:pPr>
+              <w:spacing w:after="40"/>
+            </w:pPr>
+            <w:r>
+              <w:rPr>
+                <w:sz w:val="18"/>
+              </w:rPr>
+            </w:r>
+            <w:r>
+              <w:rPr>
+                <w:b w:val="0"/>
+                <w:i w:val="0"/>
+                <w:sz w:val="18"/>
+              </w:rPr>
+              <w:t>Cardiovascular / Nervous system</w:t>
+            </w:r>
+          </w:p>
+        </w:tc>
+        <w:tc>
+          <w:tcPr>
+            <w:tcW w:type="dxa" w:w="2909"/>
+          </w:tcPr>
+          <w:p>
+            <w:pPr>
+              <w:spacing w:after="40"/>
+            </w:pPr>
+            <w:r>
+              <w:rPr>
+                <w:sz w:val="18"/>
+              </w:rPr>
+            </w:r>
+            <w:r>
+              <w:rPr>
+                <w:b w:val="0"/>
+                <w:i w:val="0"/>
+                <w:sz w:val="18"/>
+              </w:rPr>
+              <w:t>L11</w:t>
+            </w:r>
+            <w:r>
+              <w:rPr>
+                <w:sz w:val="18"/>
+              </w:rPr>
+              <w:br/>
+            </w:r>
+            <w:r>
+              <w:rPr>
+                <w:b w:val="0"/>
+                <w:i w:val="0"/>
+                <w:sz w:val="18"/>
+              </w:rPr>
+              <w:t>slide 54</w:t>
+            </w:r>
+          </w:p>
+        </w:tc>
+      </w:tr>
+      <w:tr>
+        <w:tc>
+          <w:tcPr>
+            <w:tcW w:type="dxa" w:w="14545"/>
+            <w:gridSpan w:val="5"/>
+          </w:tcPr>
+          <w:p>
+            <w:pPr>
+              <w:spacing w:after="40"/>
+            </w:pPr>
+            <w:r>
+              <w:rPr>
+                <w:sz w:val="18"/>
+              </w:rPr>
+            </w:r>
+            <w:r>
+              <w:rPr>
+                <w:b w:val="0"/>
+                <w:i w:val="0"/>
+                <w:sz w:val="18"/>
+              </w:rPr>
+              <w:t>Asthma: quick relief and bronchodilators</w:t>
+            </w:r>
+          </w:p>
+        </w:tc>
+      </w:tr>
+      <w:tr>
+        <w:tc>
+          <w:tcPr>
+            <w:tcW w:type="dxa" w:w="2909"/>
+          </w:tcPr>
+          <w:p>
+            <w:pPr>
+              <w:spacing w:after="40"/>
+            </w:pPr>
+            <w:r>
+              <w:rPr>
+                <w:sz w:val="18"/>
+              </w:rPr>
+            </w:r>
+            <w:r>
+              <w:rPr>
+                <w:b w:val="0"/>
+                <w:i w:val="0"/>
+                <w:sz w:val="18"/>
+              </w:rPr>
+              <w:t>Beta-2 agonists</w:t>
+            </w:r>
+            <w:r>
+              <w:rPr>
+                <w:sz w:val="18"/>
+              </w:rPr>
+              <w:br/>
+            </w:r>
+            <w:r>
+              <w:rPr>
+                <w:b w:val="0"/>
+                <w:i w:val="0"/>
+                <w:sz w:val="18"/>
+              </w:rPr>
+              <w:t>albuterol, levalbuterol, formoterol, salmeterol</w:t>
+            </w:r>
+          </w:p>
+        </w:tc>
+        <w:tc>
+          <w:tcPr>
+            <w:tcW w:type="dxa" w:w="2909"/>
+          </w:tcPr>
+          <w:p>
+            <w:pPr>
+              <w:spacing w:after="40"/>
+            </w:pPr>
+            <w:r>
+              <w:rPr>
+                <w:sz w:val="18"/>
+              </w:rPr>
+            </w:r>
+            <w:r>
+              <w:rPr>
+                <w:b/>
+                <w:i w:val="0"/>
+                <w:sz w:val="18"/>
+              </w:rPr>
+              <w:t>Tachycardia</w:t>
+            </w:r>
+            <w:r>
+              <w:rPr>
+                <w:b w:val="0"/>
+                <w:i w:val="0"/>
+                <w:sz w:val="18"/>
+              </w:rPr>
+              <w:t xml:space="preserve">, hypotension, headache, dizziness, insomnia, </w:t>
+            </w:r>
+            <w:r>
+              <w:rPr>
+                <w:b/>
+                <w:i w:val="0"/>
+                <w:sz w:val="18"/>
+              </w:rPr>
+              <w:t>tremors</w:t>
+            </w:r>
+            <w:r>
+              <w:rPr>
+                <w:b w:val="0"/>
+                <w:i w:val="0"/>
+                <w:sz w:val="18"/>
+              </w:rPr>
+              <w:t xml:space="preserve">, </w:t>
+            </w:r>
+            <w:r>
+              <w:rPr>
+                <w:b/>
+                <w:i w:val="0"/>
+                <w:sz w:val="18"/>
+              </w:rPr>
+              <w:t>hyperglycemia</w:t>
+            </w:r>
+            <w:r>
+              <w:rPr>
+                <w:b w:val="0"/>
+                <w:i w:val="0"/>
+                <w:sz w:val="18"/>
+              </w:rPr>
+              <w:t>.</w:t>
+            </w:r>
+          </w:p>
+        </w:tc>
+        <w:tc>
+          <w:tcPr>
+            <w:tcW w:type="dxa" w:w="2909"/>
+          </w:tcPr>
+          <w:p>
+            <w:pPr>
+              <w:spacing w:after="40"/>
+            </w:pPr>
+            <w:r>
+              <w:rPr>
+                <w:sz w:val="18"/>
+              </w:rPr>
+            </w:r>
+            <w:r>
+              <w:rPr>
+                <w:b w:val="0"/>
+                <w:i w:val="0"/>
+                <w:sz w:val="18"/>
+              </w:rPr>
+              <w:t>Increased heart rate and tremor are the expected ones; overuse of the short-acting drug means poor control.</w:t>
+            </w:r>
+          </w:p>
+        </w:tc>
+        <w:tc>
+          <w:tcPr>
+            <w:tcW w:type="dxa" w:w="2909"/>
+          </w:tcPr>
+          <w:p>
+            <w:pPr>
+              <w:spacing w:after="40"/>
+            </w:pPr>
+            <w:r>
+              <w:rPr>
+                <w:sz w:val="18"/>
+              </w:rPr>
+            </w:r>
+            <w:r>
+              <w:rPr>
+                <w:b w:val="0"/>
+                <w:i w:val="0"/>
+                <w:sz w:val="18"/>
+              </w:rPr>
+              <w:t>Cardiovascular / Metabolic</w:t>
+            </w:r>
+          </w:p>
+        </w:tc>
+        <w:tc>
+          <w:tcPr>
+            <w:tcW w:type="dxa" w:w="2909"/>
+          </w:tcPr>
+          <w:p>
+            <w:pPr>
+              <w:spacing w:after="40"/>
+            </w:pPr>
+            <w:r>
+              <w:rPr>
+                <w:sz w:val="18"/>
+              </w:rPr>
+            </w:r>
+            <w:r>
+              <w:rPr>
+                <w:b w:val="0"/>
+                <w:i w:val="0"/>
+                <w:sz w:val="18"/>
+              </w:rPr>
+              <w:t>L11</w:t>
+            </w:r>
+            <w:r>
+              <w:rPr>
+                <w:sz w:val="18"/>
+              </w:rPr>
+              <w:br/>
+            </w:r>
+            <w:r>
+              <w:rPr>
+                <w:b w:val="0"/>
+                <w:i w:val="0"/>
+                <w:sz w:val="18"/>
+              </w:rPr>
+              <w:t>slide 71</w:t>
+            </w:r>
+          </w:p>
+        </w:tc>
+      </w:tr>
+      <w:tr>
+        <w:tc>
+          <w:tcPr>
+            <w:tcW w:type="dxa" w:w="2909"/>
+          </w:tcPr>
+          <w:p>
+            <w:pPr>
+              <w:spacing w:after="40"/>
+            </w:pPr>
+            <w:r>
+              <w:rPr>
+                <w:sz w:val="18"/>
+              </w:rPr>
+            </w:r>
+            <w:r>
+              <w:rPr>
+                <w:b w:val="0"/>
+                <w:i w:val="0"/>
+                <w:sz w:val="18"/>
+              </w:rPr>
+              <w:t>Theophylline</w:t>
+            </w:r>
+            <w:r>
+              <w:rPr>
+                <w:sz w:val="18"/>
+              </w:rPr>
+              <w:br/>
+            </w:r>
+            <w:r>
+              <w:rPr>
+                <w:b w:val="0"/>
+                <w:i w:val="0"/>
+                <w:sz w:val="18"/>
+              </w:rPr>
+              <w:t>methylxanthine</w:t>
+            </w:r>
+          </w:p>
+        </w:tc>
+        <w:tc>
+          <w:tcPr>
+            <w:tcW w:type="dxa" w:w="2909"/>
+          </w:tcPr>
+          <w:p>
+            <w:pPr>
+              <w:spacing w:after="40"/>
+            </w:pPr>
+            <w:r>
+              <w:rPr>
+                <w:sz w:val="18"/>
+              </w:rPr>
+            </w:r>
+            <w:r>
+              <w:rPr>
+                <w:b w:val="0"/>
+                <w:i w:val="0"/>
+                <w:sz w:val="18"/>
+              </w:rPr>
+              <w:t>Arrhythmias, convulsions, headaches, nausea, insomnia, heartburn; it stimulates gastric acid, has diuretic effects and relaxes smooth muscle.</w:t>
+            </w:r>
+          </w:p>
+        </w:tc>
+        <w:tc>
+          <w:tcPr>
+            <w:tcW w:type="dxa" w:w="2909"/>
+          </w:tcPr>
+          <w:p>
+            <w:pPr>
+              <w:spacing w:after="40"/>
+            </w:pPr>
+            <w:r>
+              <w:rPr>
+                <w:sz w:val="18"/>
+              </w:rPr>
+            </w:r>
+            <w:r>
+              <w:rPr>
+                <w:b/>
+                <w:i w:val="0"/>
+                <w:sz w:val="18"/>
+              </w:rPr>
+              <w:t>Narrow therapeutic index: monitor plasma levels.</w:t>
+            </w:r>
+            <w:r>
+              <w:rPr>
+                <w:b w:val="0"/>
+                <w:i w:val="0"/>
+                <w:sz w:val="18"/>
+              </w:rPr>
+              <w:t xml:space="preserve"> As levels rise: nausea, vomiting and cardiac effects first, then seizures and arrhythmias. (The slides give level bands; their units differ between the two slides.)</w:t>
+            </w:r>
+          </w:p>
+        </w:tc>
+        <w:tc>
+          <w:tcPr>
+            <w:tcW w:type="dxa" w:w="2909"/>
+          </w:tcPr>
+          <w:p>
+            <w:pPr>
+              <w:spacing w:after="40"/>
+            </w:pPr>
+            <w:r>
+              <w:rPr>
+                <w:sz w:val="18"/>
+              </w:rPr>
+            </w:r>
+            <w:r>
+              <w:rPr>
+                <w:b w:val="0"/>
+                <w:i w:val="0"/>
+                <w:sz w:val="18"/>
+              </w:rPr>
+              <w:t>Cardiovascular / Nervous system / Gastrointestinal</w:t>
+            </w:r>
+          </w:p>
+        </w:tc>
+        <w:tc>
+          <w:tcPr>
+            <w:tcW w:type="dxa" w:w="2909"/>
+          </w:tcPr>
+          <w:p>
+            <w:pPr>
+              <w:spacing w:after="40"/>
+            </w:pPr>
+            <w:r>
+              <w:rPr>
+                <w:sz w:val="18"/>
+              </w:rPr>
+            </w:r>
+            <w:r>
+              <w:rPr>
+                <w:b w:val="0"/>
+                <w:i w:val="0"/>
+                <w:sz w:val="18"/>
+              </w:rPr>
+              <w:t>L11</w:t>
+            </w:r>
+            <w:r>
+              <w:rPr>
+                <w:sz w:val="18"/>
+              </w:rPr>
+              <w:br/>
+            </w:r>
+            <w:r>
+              <w:rPr>
+                <w:b w:val="0"/>
+                <w:i w:val="0"/>
+                <w:sz w:val="18"/>
+              </w:rPr>
+              <w:t>slide 82</w:t>
+            </w:r>
+          </w:p>
+        </w:tc>
+      </w:tr>
+      <w:tr>
+        <w:tc>
+          <w:tcPr>
+            <w:tcW w:type="dxa" w:w="2909"/>
+          </w:tcPr>
+          <w:p>
+            <w:pPr>
+              <w:spacing w:after="40"/>
+            </w:pPr>
+            <w:r>
+              <w:rPr>
+                <w:sz w:val="18"/>
+              </w:rPr>
+            </w:r>
+            <w:r>
+              <w:rPr>
+                <w:b w:val="0"/>
+                <w:i w:val="0"/>
+                <w:sz w:val="18"/>
+              </w:rPr>
+              <w:t>Anticholinergics</w:t>
+            </w:r>
+            <w:r>
+              <w:rPr>
+                <w:sz w:val="18"/>
+              </w:rPr>
+              <w:br/>
+            </w:r>
+            <w:r>
+              <w:rPr>
+                <w:b w:val="0"/>
+                <w:i w:val="0"/>
+                <w:sz w:val="18"/>
+              </w:rPr>
+              <w:t>ipratropium, tiotropium</w:t>
+            </w:r>
+          </w:p>
+        </w:tc>
+        <w:tc>
+          <w:tcPr>
+            <w:tcW w:type="dxa" w:w="2909"/>
+          </w:tcPr>
+          <w:p>
+            <w:pPr>
+              <w:spacing w:after="40"/>
+            </w:pPr>
+            <w:r>
+              <w:rPr>
+                <w:sz w:val="18"/>
+              </w:rPr>
+            </w:r>
+            <w:r>
+              <w:rPr>
+                <w:b/>
+                <w:i w:val="0"/>
+                <w:sz w:val="18"/>
+              </w:rPr>
+              <w:t>Blind as a bat</w:t>
+            </w:r>
+            <w:r>
+              <w:rPr>
+                <w:b w:val="0"/>
+                <w:i w:val="0"/>
+                <w:sz w:val="18"/>
+              </w:rPr>
+              <w:t xml:space="preserve"> (blurry vision, mydriasis), </w:t>
+            </w:r>
+            <w:r>
+              <w:rPr>
+                <w:b/>
+                <w:i w:val="0"/>
+                <w:sz w:val="18"/>
+              </w:rPr>
+              <w:t>mad as a hatter</w:t>
+            </w:r>
+            <w:r>
+              <w:rPr>
+                <w:b w:val="0"/>
+                <w:i w:val="0"/>
+                <w:sz w:val="18"/>
+              </w:rPr>
+              <w:t xml:space="preserve"> (hallucinations, delirium, memory loss, psychosis), </w:t>
+            </w:r>
+            <w:r>
+              <w:rPr>
+                <w:b/>
+                <w:i w:val="0"/>
+                <w:sz w:val="18"/>
+              </w:rPr>
+              <w:t>red as a beet</w:t>
+            </w:r>
+            <w:r>
+              <w:rPr>
+                <w:b w:val="0"/>
+                <w:i w:val="0"/>
+                <w:sz w:val="18"/>
+              </w:rPr>
+              <w:t xml:space="preserve"> (flushing), </w:t>
+            </w:r>
+            <w:r>
+              <w:rPr>
+                <w:b/>
+                <w:i w:val="0"/>
+                <w:sz w:val="18"/>
+              </w:rPr>
+              <w:t>hot as Hades</w:t>
+            </w:r>
+            <w:r>
+              <w:rPr>
+                <w:b w:val="0"/>
+                <w:i w:val="0"/>
+                <w:sz w:val="18"/>
+              </w:rPr>
+              <w:t xml:space="preserve"> (fever, hyperthermia), </w:t>
+            </w:r>
+            <w:r>
+              <w:rPr>
+                <w:b/>
+                <w:i w:val="0"/>
+                <w:sz w:val="18"/>
+              </w:rPr>
+              <w:t>dry as a bone</w:t>
+            </w:r>
+            <w:r>
+              <w:rPr>
+                <w:b w:val="0"/>
+                <w:i w:val="0"/>
+                <w:sz w:val="18"/>
+              </w:rPr>
+              <w:t xml:space="preserve"> (dry mouth, dry eyes); the bowel and bladder lose their tone (constipation, urinary retention); the heart runs alone (tachycardia, hypertension).</w:t>
+            </w:r>
+          </w:p>
+        </w:tc>
+        <w:tc>
+          <w:tcPr>
+            <w:tcW w:type="dxa" w:w="2909"/>
+          </w:tcPr>
+          <w:p>
+            <w:pPr>
+              <w:spacing w:after="40"/>
+            </w:pPr>
+            <w:r>
+              <w:rPr>
+                <w:sz w:val="18"/>
+              </w:rPr>
+            </w:r>
+            <w:r>
+              <w:rPr>
+                <w:b w:val="0"/>
+                <w:i w:val="0"/>
+                <w:sz w:val="18"/>
+              </w:rPr>
+              <w:t>Teach the patient the dry mouth, blurred vision and urinary retention to report.</w:t>
+            </w:r>
+          </w:p>
+        </w:tc>
+        <w:tc>
+          <w:tcPr>
+            <w:tcW w:type="dxa" w:w="2909"/>
+          </w:tcPr>
+          <w:p>
+            <w:pPr>
+              <w:spacing w:after="40"/>
+            </w:pPr>
+            <w:r>
+              <w:rPr>
+                <w:sz w:val="18"/>
+              </w:rPr>
+            </w:r>
+            <w:r>
+              <w:rPr>
+                <w:b w:val="0"/>
+                <w:i w:val="0"/>
+                <w:sz w:val="18"/>
+              </w:rPr>
+              <w:t>Autonomic</w:t>
+            </w:r>
+          </w:p>
+        </w:tc>
+        <w:tc>
+          <w:tcPr>
+            <w:tcW w:type="dxa" w:w="2909"/>
+          </w:tcPr>
+          <w:p>
+            <w:pPr>
+              <w:spacing w:after="40"/>
+            </w:pPr>
+            <w:r>
+              <w:rPr>
+                <w:sz w:val="18"/>
+              </w:rPr>
+            </w:r>
+            <w:r>
+              <w:rPr>
+                <w:b w:val="0"/>
+                <w:i w:val="0"/>
+                <w:sz w:val="18"/>
+              </w:rPr>
+              <w:t>L11</w:t>
+            </w:r>
+            <w:r>
+              <w:rPr>
+                <w:sz w:val="18"/>
+              </w:rPr>
+              <w:br/>
+            </w:r>
+            <w:r>
+              <w:rPr>
+                <w:b w:val="0"/>
+                <w:i w:val="0"/>
+                <w:sz w:val="18"/>
+              </w:rPr>
+              <w:t>slide 87</w:t>
+            </w:r>
+          </w:p>
+        </w:tc>
+      </w:tr>
+      <w:tr>
+        <w:tc>
+          <w:tcPr>
+            <w:tcW w:type="dxa" w:w="14545"/>
+            <w:gridSpan w:val="5"/>
+          </w:tcPr>
+          <w:p>
+            <w:pPr>
+              <w:spacing w:after="40"/>
+            </w:pPr>
+            <w:r>
+              <w:rPr>
+                <w:sz w:val="18"/>
+              </w:rPr>
+            </w:r>
+            <w:r>
+              <w:rPr>
+                <w:b w:val="0"/>
+                <w:i w:val="0"/>
+                <w:sz w:val="18"/>
+              </w:rPr>
+              <w:t>Asthma: long-term controllers and systemic steroids</w:t>
+            </w:r>
+          </w:p>
+        </w:tc>
+      </w:tr>
+      <w:tr>
+        <w:tc>
+          <w:tcPr>
+            <w:tcW w:type="dxa" w:w="2909"/>
+          </w:tcPr>
+          <w:p>
+            <w:pPr>
+              <w:spacing w:after="40"/>
+            </w:pPr>
+            <w:r>
+              <w:rPr>
+                <w:sz w:val="18"/>
+              </w:rPr>
+            </w:r>
+            <w:r>
+              <w:rPr>
+                <w:b w:val="0"/>
+                <w:i w:val="0"/>
+                <w:sz w:val="18"/>
+              </w:rPr>
+              <w:t>Inhaled corticosteroids</w:t>
+            </w:r>
+            <w:r>
+              <w:rPr>
+                <w:sz w:val="18"/>
+              </w:rPr>
+              <w:br/>
+            </w:r>
+            <w:r>
+              <w:rPr>
+                <w:b w:val="0"/>
+                <w:i w:val="0"/>
+                <w:sz w:val="18"/>
+              </w:rPr>
+              <w:t>controllers</w:t>
+            </w:r>
+          </w:p>
+        </w:tc>
+        <w:tc>
+          <w:tcPr>
+            <w:tcW w:type="dxa" w:w="2909"/>
+          </w:tcPr>
+          <w:p>
+            <w:pPr>
+              <w:spacing w:after="40"/>
+            </w:pPr>
+            <w:r>
+              <w:rPr>
+                <w:sz w:val="18"/>
+              </w:rPr>
+            </w:r>
+            <w:r>
+              <w:rPr>
+                <w:b/>
+                <w:i w:val="0"/>
+                <w:sz w:val="18"/>
+              </w:rPr>
+              <w:t>Oral candidiasis (thrush).</w:t>
+            </w:r>
+          </w:p>
+        </w:tc>
+        <w:tc>
+          <w:tcPr>
+            <w:tcW w:type="dxa" w:w="2909"/>
+          </w:tcPr>
+          <w:p>
+            <w:pPr>
+              <w:spacing w:after="40"/>
+            </w:pPr>
+            <w:r>
+              <w:rPr>
+                <w:sz w:val="18"/>
+              </w:rPr>
+            </w:r>
+            <w:r>
+              <w:rPr>
+                <w:b w:val="0"/>
+                <w:i w:val="0"/>
+                <w:sz w:val="18"/>
+              </w:rPr>
+              <w:t>Look in the mouth at follow-up.</w:t>
+            </w:r>
+          </w:p>
+        </w:tc>
+        <w:tc>
+          <w:tcPr>
+            <w:tcW w:type="dxa" w:w="2909"/>
+          </w:tcPr>
+          <w:p>
+            <w:pPr>
+              <w:spacing w:after="40"/>
+            </w:pPr>
+            <w:r>
+              <w:rPr>
+                <w:sz w:val="18"/>
+              </w:rPr>
+            </w:r>
+            <w:r>
+              <w:rPr>
+                <w:b w:val="0"/>
+                <w:i w:val="0"/>
+                <w:sz w:val="18"/>
+              </w:rPr>
+              <w:t>Mouth / Infection</w:t>
+            </w:r>
+          </w:p>
+        </w:tc>
+        <w:tc>
+          <w:tcPr>
+            <w:tcW w:type="dxa" w:w="2909"/>
+          </w:tcPr>
+          <w:p>
+            <w:pPr>
+              <w:spacing w:after="40"/>
+            </w:pPr>
+            <w:r>
+              <w:rPr>
+                <w:sz w:val="18"/>
+              </w:rPr>
+            </w:r>
+            <w:r>
+              <w:rPr>
+                <w:b w:val="0"/>
+                <w:i w:val="0"/>
+                <w:sz w:val="18"/>
+              </w:rPr>
+              <w:t>L11</w:t>
+            </w:r>
+            <w:r>
+              <w:rPr>
+                <w:sz w:val="18"/>
+              </w:rPr>
+              <w:br/>
+            </w:r>
+            <w:r>
+              <w:rPr>
+                <w:b w:val="0"/>
+                <w:i w:val="0"/>
+                <w:sz w:val="18"/>
+              </w:rPr>
+              <w:t>slide 73</w:t>
+            </w:r>
+          </w:p>
+        </w:tc>
+      </w:tr>
+      <w:tr>
+        <w:tc>
+          <w:tcPr>
+            <w:tcW w:type="dxa" w:w="2909"/>
+          </w:tcPr>
+          <w:p>
+            <w:pPr>
+              <w:spacing w:after="40"/>
+            </w:pPr>
+            <w:r>
+              <w:rPr>
+                <w:sz w:val="18"/>
+              </w:rPr>
+            </w:r>
+            <w:r>
+              <w:rPr>
+                <w:b w:val="0"/>
+                <w:i w:val="0"/>
+                <w:sz w:val="18"/>
+              </w:rPr>
+              <w:t>Inhaled corticosteroids</w:t>
+            </w:r>
+            <w:r>
+              <w:rPr>
+                <w:sz w:val="18"/>
+              </w:rPr>
+              <w:br/>
+            </w:r>
+            <w:r>
+              <w:rPr>
+                <w:b w:val="0"/>
+                <w:i w:val="0"/>
+                <w:sz w:val="18"/>
+              </w:rPr>
+              <w:t>controllers</w:t>
+            </w:r>
+          </w:p>
+        </w:tc>
+        <w:tc>
+          <w:tcPr>
+            <w:tcW w:type="dxa" w:w="2909"/>
+          </w:tcPr>
+          <w:p>
+            <w:pPr>
+              <w:spacing w:after="40"/>
+            </w:pPr>
+            <w:r>
+              <w:rPr>
+                <w:sz w:val="18"/>
+              </w:rPr>
+            </w:r>
+            <w:r>
+              <w:rPr>
+                <w:b/>
+                <w:i w:val="0"/>
+                <w:sz w:val="18"/>
+              </w:rPr>
+              <w:t>Growth suppression in children (high dose)</w:t>
+            </w:r>
+            <w:r>
+              <w:rPr>
+                <w:b w:val="0"/>
+                <w:i w:val="0"/>
+                <w:sz w:val="18"/>
+              </w:rPr>
+              <w:t>; immune inhibition (systemic action).</w:t>
+            </w:r>
+          </w:p>
+        </w:tc>
+        <w:tc>
+          <w:tcPr>
+            <w:tcW w:type="dxa" w:w="2909"/>
+          </w:tcPr>
+          <w:p>
+            <w:pPr>
+              <w:spacing w:after="40"/>
+            </w:pPr>
+            <w:r>
+              <w:rPr>
+                <w:sz w:val="18"/>
+              </w:rPr>
+            </w:r>
+            <w:r>
+              <w:rPr>
+                <w:b w:val="0"/>
+                <w:i w:val="0"/>
+                <w:sz w:val="18"/>
+              </w:rPr>
+              <w:t>Track growth in children on high doses.</w:t>
+            </w:r>
+          </w:p>
+        </w:tc>
+        <w:tc>
+          <w:tcPr>
+            <w:tcW w:type="dxa" w:w="2909"/>
+          </w:tcPr>
+          <w:p>
+            <w:pPr>
+              <w:spacing w:after="40"/>
+            </w:pPr>
+            <w:r>
+              <w:rPr>
+                <w:sz w:val="18"/>
+              </w:rPr>
+            </w:r>
+            <w:r>
+              <w:rPr>
+                <w:b w:val="0"/>
+                <w:i w:val="0"/>
+                <w:sz w:val="18"/>
+              </w:rPr>
+              <w:t>Endocrine / Immune</w:t>
+            </w:r>
+          </w:p>
+        </w:tc>
+        <w:tc>
+          <w:tcPr>
+            <w:tcW w:type="dxa" w:w="2909"/>
+          </w:tcPr>
+          <w:p>
+            <w:pPr>
+              <w:spacing w:after="40"/>
+            </w:pPr>
+            <w:r>
+              <w:rPr>
+                <w:sz w:val="18"/>
+              </w:rPr>
+            </w:r>
+            <w:r>
+              <w:rPr>
+                <w:b w:val="0"/>
+                <w:i w:val="0"/>
+                <w:sz w:val="18"/>
+              </w:rPr>
+              <w:t>L11</w:t>
+            </w:r>
+            <w:r>
+              <w:rPr>
+                <w:sz w:val="18"/>
+              </w:rPr>
+              <w:br/>
+            </w:r>
+            <w:r>
+              <w:rPr>
+                <w:b w:val="0"/>
+                <w:i w:val="0"/>
+                <w:sz w:val="18"/>
+              </w:rPr>
+              <w:t>slide 73</w:t>
+            </w:r>
+          </w:p>
+        </w:tc>
+      </w:tr>
+      <w:tr>
+        <w:tc>
+          <w:tcPr>
+            <w:tcW w:type="dxa" w:w="2909"/>
+          </w:tcPr>
+          <w:p>
+            <w:pPr>
+              <w:spacing w:after="40"/>
+            </w:pPr>
+            <w:r>
+              <w:rPr>
+                <w:sz w:val="18"/>
+              </w:rPr>
+            </w:r>
+            <w:r>
+              <w:rPr>
+                <w:b w:val="0"/>
+                <w:i w:val="0"/>
+                <w:sz w:val="18"/>
+              </w:rPr>
+              <w:t>Montelukast</w:t>
+            </w:r>
+            <w:r>
+              <w:rPr>
+                <w:sz w:val="18"/>
+              </w:rPr>
+              <w:br/>
+            </w:r>
+            <w:r>
+              <w:rPr>
+                <w:b w:val="0"/>
+                <w:i w:val="0"/>
+                <w:sz w:val="18"/>
+              </w:rPr>
+              <w:t>leukotriene receptor antagonist</w:t>
+            </w:r>
+          </w:p>
+        </w:tc>
+        <w:tc>
+          <w:tcPr>
+            <w:tcW w:type="dxa" w:w="2909"/>
+          </w:tcPr>
+          <w:p>
+            <w:pPr>
+              <w:spacing w:after="40"/>
+            </w:pPr>
+            <w:r>
+              <w:rPr>
+                <w:sz w:val="18"/>
+              </w:rPr>
+            </w:r>
+            <w:r>
+              <w:rPr>
+                <w:b w:val="0"/>
+                <w:i w:val="0"/>
+                <w:sz w:val="18"/>
+              </w:rPr>
+              <w:t xml:space="preserve">Side effects listed as minimal and well tolerated. </w:t>
+            </w:r>
+            <w:r>
+              <w:rPr>
+                <w:b w:val="0"/>
+                <w:i/>
+                <w:sz w:val="18"/>
+              </w:rPr>
+              <w:t>Current labeling differs: a FDA (Food and Drug Administration) boxed warning (2020) for serious neuropsychiatric events such as agitation, depression and suicidal thoughts.</w:t>
+            </w:r>
+          </w:p>
+        </w:tc>
+        <w:tc>
+          <w:tcPr>
+            <w:tcW w:type="dxa" w:w="2909"/>
+          </w:tcPr>
+          <w:p>
+            <w:pPr>
+              <w:spacing w:after="40"/>
+            </w:pPr>
+            <w:r>
+              <w:rPr>
+                <w:sz w:val="18"/>
+              </w:rPr>
+            </w:r>
+            <w:r>
+              <w:rPr>
+                <w:b w:val="0"/>
+                <w:i w:val="0"/>
+                <w:sz w:val="18"/>
+              </w:rPr>
+              <w:t>Ask about mood and behavior changes.</w:t>
+            </w:r>
+          </w:p>
+        </w:tc>
+        <w:tc>
+          <w:tcPr>
+            <w:tcW w:type="dxa" w:w="2909"/>
+          </w:tcPr>
+          <w:p>
+            <w:pPr>
+              <w:spacing w:after="40"/>
+            </w:pPr>
+            <w:r>
+              <w:rPr>
+                <w:sz w:val="18"/>
+              </w:rPr>
+            </w:r>
+            <w:r>
+              <w:rPr>
+                <w:b w:val="0"/>
+                <w:i w:val="0"/>
+                <w:sz w:val="18"/>
+              </w:rPr>
+              <w:t>Nervous system</w:t>
+            </w:r>
+          </w:p>
+        </w:tc>
+        <w:tc>
+          <w:tcPr>
+            <w:tcW w:type="dxa" w:w="2909"/>
+          </w:tcPr>
+          <w:p>
+            <w:pPr>
+              <w:spacing w:after="40"/>
+            </w:pPr>
+            <w:r>
+              <w:rPr>
+                <w:sz w:val="18"/>
+              </w:rPr>
+            </w:r>
+            <w:r>
+              <w:rPr>
+                <w:b w:val="0"/>
+                <w:i w:val="0"/>
+                <w:sz w:val="18"/>
+              </w:rPr>
+              <w:t>L11</w:t>
+            </w:r>
+            <w:r>
+              <w:rPr>
+                <w:sz w:val="18"/>
+              </w:rPr>
+              <w:br/>
+            </w:r>
+            <w:r>
+              <w:rPr>
+                <w:b w:val="0"/>
+                <w:i w:val="0"/>
+                <w:sz w:val="18"/>
+              </w:rPr>
+              <w:t>slide 75</w:t>
+            </w:r>
+          </w:p>
+        </w:tc>
+      </w:tr>
+      <w:tr>
+        <w:tc>
+          <w:tcPr>
+            <w:tcW w:type="dxa" w:w="2909"/>
+          </w:tcPr>
+          <w:p>
+            <w:pPr>
+              <w:spacing w:after="40"/>
+            </w:pPr>
+            <w:r>
+              <w:rPr>
+                <w:sz w:val="18"/>
+              </w:rPr>
+            </w:r>
+            <w:r>
+              <w:rPr>
+                <w:b w:val="0"/>
+                <w:i w:val="0"/>
+                <w:sz w:val="18"/>
+              </w:rPr>
+              <w:t>Omalizumab</w:t>
+            </w:r>
+            <w:r>
+              <w:rPr>
+                <w:sz w:val="18"/>
+              </w:rPr>
+              <w:br/>
+            </w:r>
+            <w:r>
+              <w:rPr>
+                <w:b w:val="0"/>
+                <w:i w:val="0"/>
+                <w:sz w:val="18"/>
+              </w:rPr>
+              <w:t>anti-immunoglobulin E</w:t>
+            </w:r>
+            <w:r>
+              <w:rPr>
+                <w:b w:val="0"/>
+                <w:i w:val="0"/>
+                <w:sz w:val="18"/>
+              </w:rPr>
+              <w:t>Black box</w:t>
+            </w:r>
+          </w:p>
+        </w:tc>
+        <w:tc>
+          <w:tcPr>
+            <w:tcW w:type="dxa" w:w="2909"/>
+          </w:tcPr>
+          <w:p>
+            <w:pPr>
+              <w:spacing w:after="40"/>
+            </w:pPr>
+            <w:r>
+              <w:rPr>
+                <w:sz w:val="18"/>
+              </w:rPr>
+            </w:r>
+            <w:r>
+              <w:rPr>
+                <w:b/>
+                <w:i w:val="0"/>
+                <w:sz w:val="18"/>
+              </w:rPr>
+              <w:t>Anaphylaxis</w:t>
+            </w:r>
+            <w:r>
+              <w:rPr>
+                <w:b w:val="0"/>
+                <w:i w:val="0"/>
+                <w:sz w:val="18"/>
+              </w:rPr>
+              <w:t xml:space="preserve"> (0.1 percent). </w:t>
+            </w:r>
+            <w:r>
+              <w:rPr>
+                <w:b w:val="0"/>
+                <w:i/>
+                <w:sz w:val="18"/>
+              </w:rPr>
+              <w:t>Added background (not on the slides): also a FDA (Food and Drug Administration) boxed warning; the slides list anaphylaxis among its adverse effects.</w:t>
+            </w:r>
+          </w:p>
+        </w:tc>
+        <w:tc>
+          <w:tcPr>
+            <w:tcW w:type="dxa" w:w="2909"/>
+          </w:tcPr>
+          <w:p>
+            <w:pPr>
+              <w:spacing w:after="40"/>
+            </w:pPr>
+            <w:r>
+              <w:rPr>
+                <w:sz w:val="18"/>
+              </w:rPr>
+            </w:r>
+            <w:r>
+              <w:rPr>
+                <w:b w:val="0"/>
+                <w:i w:val="0"/>
+                <w:sz w:val="18"/>
+              </w:rPr>
+              <w:t>Watch the patient after each injection.</w:t>
+            </w:r>
+          </w:p>
+        </w:tc>
+        <w:tc>
+          <w:tcPr>
+            <w:tcW w:type="dxa" w:w="2909"/>
+          </w:tcPr>
+          <w:p>
+            <w:pPr>
+              <w:spacing w:after="40"/>
+            </w:pPr>
+            <w:r>
+              <w:rPr>
+                <w:sz w:val="18"/>
+              </w:rPr>
+            </w:r>
+            <w:r>
+              <w:rPr>
+                <w:b w:val="0"/>
+                <w:i w:val="0"/>
+                <w:sz w:val="18"/>
+              </w:rPr>
+              <w:t>Immune</w:t>
+            </w:r>
+          </w:p>
+        </w:tc>
+        <w:tc>
+          <w:tcPr>
+            <w:tcW w:type="dxa" w:w="2909"/>
+          </w:tcPr>
+          <w:p>
+            <w:pPr>
+              <w:spacing w:after="40"/>
+            </w:pPr>
+            <w:r>
+              <w:rPr>
+                <w:sz w:val="18"/>
+              </w:rPr>
+            </w:r>
+            <w:r>
+              <w:rPr>
+                <w:b w:val="0"/>
+                <w:i w:val="0"/>
+                <w:sz w:val="18"/>
+              </w:rPr>
+              <w:t>L11</w:t>
+            </w:r>
+            <w:r>
+              <w:rPr>
+                <w:sz w:val="18"/>
+              </w:rPr>
+              <w:br/>
+            </w:r>
+            <w:r>
+              <w:rPr>
+                <w:b w:val="0"/>
+                <w:i w:val="0"/>
+                <w:sz w:val="18"/>
+              </w:rPr>
+              <w:t>slide 79</w:t>
+            </w:r>
+          </w:p>
+        </w:tc>
+      </w:tr>
+      <w:tr>
+        <w:tc>
+          <w:tcPr>
+            <w:tcW w:type="dxa" w:w="2909"/>
+          </w:tcPr>
+          <w:p>
+            <w:pPr>
+              <w:spacing w:after="40"/>
+            </w:pPr>
+            <w:r>
+              <w:rPr>
+                <w:sz w:val="18"/>
+              </w:rPr>
+            </w:r>
+            <w:r>
+              <w:rPr>
+                <w:b w:val="0"/>
+                <w:i w:val="0"/>
+                <w:sz w:val="18"/>
+              </w:rPr>
+              <w:t>Omalizumab</w:t>
+            </w:r>
+            <w:r>
+              <w:rPr>
+                <w:sz w:val="18"/>
+              </w:rPr>
+              <w:br/>
+            </w:r>
+            <w:r>
+              <w:rPr>
+                <w:b w:val="0"/>
+                <w:i w:val="0"/>
+                <w:sz w:val="18"/>
+              </w:rPr>
+              <w:t>anti-immunoglobulin E</w:t>
+            </w:r>
+          </w:p>
+        </w:tc>
+        <w:tc>
+          <w:tcPr>
+            <w:tcW w:type="dxa" w:w="2909"/>
+          </w:tcPr>
+          <w:p>
+            <w:pPr>
+              <w:spacing w:after="40"/>
+            </w:pPr>
+            <w:r>
+              <w:rPr>
+                <w:sz w:val="18"/>
+              </w:rPr>
+            </w:r>
+            <w:r>
+              <w:rPr>
+                <w:b w:val="0"/>
+                <w:i w:val="0"/>
+                <w:sz w:val="18"/>
+              </w:rPr>
+              <w:t xml:space="preserve">Gastrointestinal disturbances; neutralizing antibodies may develop; </w:t>
+            </w:r>
+            <w:r>
+              <w:rPr>
+                <w:b/>
+                <w:i w:val="0"/>
+                <w:sz w:val="18"/>
+              </w:rPr>
+              <w:t>secondary malignancies</w:t>
+            </w:r>
+            <w:r>
+              <w:rPr>
+                <w:b w:val="0"/>
+                <w:i w:val="0"/>
+                <w:sz w:val="18"/>
+              </w:rPr>
+              <w:t>; urticaria (0.1 percent); injection-site pain; bruising.</w:t>
+            </w:r>
+          </w:p>
+        </w:tc>
+        <w:tc>
+          <w:tcPr>
+            <w:tcW w:type="dxa" w:w="2909"/>
+          </w:tcPr>
+          <w:p>
+            <w:pPr>
+              <w:spacing w:after="40"/>
+            </w:pPr>
+            <w:r>
+              <w:rPr>
+                <w:sz w:val="18"/>
+              </w:rPr>
+            </w:r>
+            <w:r>
+              <w:rPr>
+                <w:b w:val="0"/>
+                <w:i w:val="0"/>
+                <w:sz w:val="18"/>
+              </w:rPr>
+              <w:t>Similar profile for mepolizumab, benralizumab, reslizumab and dupilumab.</w:t>
+            </w:r>
+          </w:p>
+        </w:tc>
+        <w:tc>
+          <w:tcPr>
+            <w:tcW w:type="dxa" w:w="2909"/>
+          </w:tcPr>
+          <w:p>
+            <w:pPr>
+              <w:spacing w:after="40"/>
+            </w:pPr>
+            <w:r>
+              <w:rPr>
+                <w:sz w:val="18"/>
+              </w:rPr>
+            </w:r>
+            <w:r>
+              <w:rPr>
+                <w:b w:val="0"/>
+                <w:i w:val="0"/>
+                <w:sz w:val="18"/>
+              </w:rPr>
+              <w:t>Immune / Gastrointestinal / Skin</w:t>
+            </w:r>
+          </w:p>
+        </w:tc>
+        <w:tc>
+          <w:tcPr>
+            <w:tcW w:type="dxa" w:w="2909"/>
+          </w:tcPr>
+          <w:p>
+            <w:pPr>
+              <w:spacing w:after="40"/>
+            </w:pPr>
+            <w:r>
+              <w:rPr>
+                <w:sz w:val="18"/>
+              </w:rPr>
+            </w:r>
+            <w:r>
+              <w:rPr>
+                <w:b w:val="0"/>
+                <w:i w:val="0"/>
+                <w:sz w:val="18"/>
+              </w:rPr>
+              <w:t>L11</w:t>
+            </w:r>
+            <w:r>
+              <w:rPr>
+                <w:sz w:val="18"/>
+              </w:rPr>
+              <w:br/>
+            </w:r>
+            <w:r>
+              <w:rPr>
+                <w:b w:val="0"/>
+                <w:i w:val="0"/>
+                <w:sz w:val="18"/>
+              </w:rPr>
+              <w:t>slide 79</w:t>
+            </w:r>
+          </w:p>
+        </w:tc>
+      </w:tr>
+      <w:tr>
+        <w:tc>
+          <w:tcPr>
+            <w:tcW w:type="dxa" w:w="2909"/>
+          </w:tcPr>
+          <w:p>
+            <w:pPr>
+              <w:spacing w:after="40"/>
+            </w:pPr>
+            <w:r>
+              <w:rPr>
+                <w:sz w:val="18"/>
+              </w:rPr>
+            </w:r>
+            <w:r>
+              <w:rPr>
+                <w:b w:val="0"/>
+                <w:i w:val="0"/>
+                <w:sz w:val="18"/>
+              </w:rPr>
+              <w:t>Systemic corticosteroids</w:t>
+            </w:r>
+            <w:r>
+              <w:rPr>
+                <w:sz w:val="18"/>
+              </w:rPr>
+              <w:br/>
+            </w:r>
+            <w:r>
+              <w:rPr>
+                <w:b w:val="0"/>
+                <w:i w:val="0"/>
+                <w:sz w:val="18"/>
+              </w:rPr>
+              <w:t>prednisone and others</w:t>
+            </w:r>
+          </w:p>
+        </w:tc>
+        <w:tc>
+          <w:tcPr>
+            <w:tcW w:type="dxa" w:w="2909"/>
+          </w:tcPr>
+          <w:p>
+            <w:pPr>
+              <w:spacing w:after="40"/>
+            </w:pPr>
+            <w:r>
+              <w:rPr>
+                <w:sz w:val="18"/>
+              </w:rPr>
+            </w:r>
+            <w:r>
+              <w:rPr>
+                <w:b/>
+                <w:i w:val="0"/>
+                <w:sz w:val="18"/>
+              </w:rPr>
+              <w:t>Adrenal suppression.</w:t>
+            </w:r>
+            <w:r>
+              <w:rPr>
+                <w:b w:val="0"/>
+                <w:i w:val="0"/>
+                <w:sz w:val="18"/>
+              </w:rPr>
+              <w:t xml:space="preserve"> The general rule given: taper if the course lasts more than 5 days. </w:t>
+            </w:r>
+            <w:r>
+              <w:rPr>
+                <w:b w:val="0"/>
+                <w:i/>
+                <w:sz w:val="18"/>
+              </w:rPr>
+              <w:t>References differ on the cutoff: many taper only after longer courses.</w:t>
+            </w:r>
+          </w:p>
+        </w:tc>
+        <w:tc>
+          <w:tcPr>
+            <w:tcW w:type="dxa" w:w="2909"/>
+          </w:tcPr>
+          <w:p>
+            <w:pPr>
+              <w:spacing w:after="40"/>
+            </w:pPr>
+            <w:r>
+              <w:rPr>
+                <w:sz w:val="18"/>
+              </w:rPr>
+            </w:r>
+            <w:r>
+              <w:rPr>
+                <w:b w:val="0"/>
+                <w:i w:val="0"/>
+                <w:sz w:val="18"/>
+              </w:rPr>
+              <w:t>Do not stop a long course abruptly.</w:t>
+            </w:r>
+          </w:p>
+        </w:tc>
+        <w:tc>
+          <w:tcPr>
+            <w:tcW w:type="dxa" w:w="2909"/>
+          </w:tcPr>
+          <w:p>
+            <w:pPr>
+              <w:spacing w:after="40"/>
+            </w:pPr>
+            <w:r>
+              <w:rPr>
+                <w:sz w:val="18"/>
+              </w:rPr>
+            </w:r>
+            <w:r>
+              <w:rPr>
+                <w:b w:val="0"/>
+                <w:i w:val="0"/>
+                <w:sz w:val="18"/>
+              </w:rPr>
+              <w:t>Endocrine</w:t>
+            </w:r>
+          </w:p>
+        </w:tc>
+        <w:tc>
+          <w:tcPr>
+            <w:tcW w:type="dxa" w:w="2909"/>
+          </w:tcPr>
+          <w:p>
+            <w:pPr>
+              <w:spacing w:after="40"/>
+            </w:pPr>
+            <w:r>
+              <w:rPr>
+                <w:sz w:val="18"/>
+              </w:rPr>
+            </w:r>
+            <w:r>
+              <w:rPr>
+                <w:b w:val="0"/>
+                <w:i w:val="0"/>
+                <w:sz w:val="18"/>
+              </w:rPr>
+              <w:t>L11</w:t>
+            </w:r>
+            <w:r>
+              <w:rPr>
+                <w:sz w:val="18"/>
+              </w:rPr>
+              <w:br/>
+            </w:r>
+            <w:r>
+              <w:rPr>
+                <w:b w:val="0"/>
+                <w:i w:val="0"/>
+                <w:sz w:val="18"/>
+              </w:rPr>
+              <w:t>slide 89</w:t>
+            </w:r>
+          </w:p>
+        </w:tc>
+      </w:tr>
+      <w:tr>
+        <w:tc>
+          <w:tcPr>
+            <w:tcW w:type="dxa" w:w="2909"/>
+          </w:tcPr>
+          <w:p>
+            <w:pPr>
+              <w:spacing w:after="40"/>
+            </w:pPr>
+            <w:r>
+              <w:rPr>
+                <w:sz w:val="18"/>
+              </w:rPr>
+            </w:r>
+            <w:r>
+              <w:rPr>
+                <w:b w:val="0"/>
+                <w:i w:val="0"/>
+                <w:sz w:val="18"/>
+              </w:rPr>
+              <w:t>Systemic corticosteroids</w:t>
+            </w:r>
+            <w:r>
+              <w:rPr>
+                <w:sz w:val="18"/>
+              </w:rPr>
+              <w:br/>
+            </w:r>
+            <w:r>
+              <w:rPr>
+                <w:b w:val="0"/>
+                <w:i w:val="0"/>
+                <w:sz w:val="18"/>
+              </w:rPr>
+              <w:t>prednisone and others</w:t>
+            </w:r>
+          </w:p>
+        </w:tc>
+        <w:tc>
+          <w:tcPr>
+            <w:tcW w:type="dxa" w:w="2909"/>
+          </w:tcPr>
+          <w:p>
+            <w:pPr>
+              <w:spacing w:after="40"/>
+            </w:pPr>
+            <w:r>
+              <w:rPr>
+                <w:sz w:val="18"/>
+              </w:rPr>
+            </w:r>
+            <w:r>
+              <w:rPr>
+                <w:b w:val="0"/>
+                <w:i w:val="0"/>
+                <w:sz w:val="18"/>
+              </w:rPr>
+              <w:t xml:space="preserve">Growth suppression, dermal thinning, </w:t>
+            </w:r>
+            <w:r>
+              <w:rPr>
+                <w:b/>
+                <w:i w:val="0"/>
+                <w:sz w:val="18"/>
+              </w:rPr>
+              <w:t>hypertension</w:t>
+            </w:r>
+            <w:r>
+              <w:rPr>
+                <w:b w:val="0"/>
+                <w:i w:val="0"/>
+                <w:sz w:val="18"/>
+              </w:rPr>
+              <w:t xml:space="preserve">, </w:t>
+            </w:r>
+            <w:r>
+              <w:rPr>
+                <w:b/>
+                <w:i w:val="0"/>
+                <w:sz w:val="18"/>
+              </w:rPr>
+              <w:t>hyperglycemia</w:t>
+            </w:r>
+            <w:r>
+              <w:rPr>
+                <w:b w:val="0"/>
+                <w:i w:val="0"/>
+                <w:sz w:val="18"/>
+              </w:rPr>
+              <w:t xml:space="preserve">, altered mood or mental status, muscle weakness (steroid myopathy), </w:t>
+            </w:r>
+            <w:r>
+              <w:rPr>
+                <w:b/>
+                <w:i w:val="0"/>
+                <w:sz w:val="18"/>
+              </w:rPr>
+              <w:t>immunosuppression</w:t>
+            </w:r>
+            <w:r>
+              <w:rPr>
+                <w:b w:val="0"/>
+                <w:i w:val="0"/>
+                <w:sz w:val="18"/>
+              </w:rPr>
+              <w:t>.</w:t>
+            </w:r>
+          </w:p>
+        </w:tc>
+        <w:tc>
+          <w:tcPr>
+            <w:tcW w:type="dxa" w:w="2909"/>
+          </w:tcPr>
+          <w:p>
+            <w:pPr>
+              <w:spacing w:after="40"/>
+            </w:pPr>
+            <w:r>
+              <w:rPr>
+                <w:sz w:val="18"/>
+              </w:rPr>
+            </w:r>
+            <w:r>
+              <w:rPr>
+                <w:b w:val="0"/>
+                <w:i w:val="0"/>
+                <w:sz w:val="18"/>
+              </w:rPr>
+              <w:t>The reason systemic steroids are kept for exacerbations: most potent, limited by side effects.</w:t>
+            </w:r>
+          </w:p>
+        </w:tc>
+        <w:tc>
+          <w:tcPr>
+            <w:tcW w:type="dxa" w:w="2909"/>
+          </w:tcPr>
+          <w:p>
+            <w:pPr>
+              <w:spacing w:after="40"/>
+            </w:pPr>
+            <w:r>
+              <w:rPr>
+                <w:sz w:val="18"/>
+              </w:rPr>
+            </w:r>
+            <w:r>
+              <w:rPr>
+                <w:b w:val="0"/>
+                <w:i w:val="0"/>
+                <w:sz w:val="18"/>
+              </w:rPr>
+              <w:t>Endocrine / Metabolic / Musculoskeletal</w:t>
+            </w:r>
+          </w:p>
+        </w:tc>
+        <w:tc>
+          <w:tcPr>
+            <w:tcW w:type="dxa" w:w="2909"/>
+          </w:tcPr>
+          <w:p>
+            <w:pPr>
+              <w:spacing w:after="40"/>
+            </w:pPr>
+            <w:r>
+              <w:rPr>
+                <w:sz w:val="18"/>
+              </w:rPr>
+            </w:r>
+            <w:r>
+              <w:rPr>
+                <w:b w:val="0"/>
+                <w:i w:val="0"/>
+                <w:sz w:val="18"/>
+              </w:rPr>
+              <w:t>L11</w:t>
+            </w:r>
+            <w:r>
+              <w:rPr>
+                <w:sz w:val="18"/>
+              </w:rPr>
+              <w:br/>
+            </w:r>
+            <w:r>
+              <w:rPr>
+                <w:b w:val="0"/>
+                <w:i w:val="0"/>
+                <w:sz w:val="18"/>
+              </w:rPr>
+              <w:t>slide 89</w:t>
+            </w:r>
+          </w:p>
+        </w:tc>
+      </w:tr>
+      <w:tr>
+        <w:tc>
+          <w:tcPr>
+            <w:tcW w:type="dxa" w:w="14545"/>
+            <w:gridSpan w:val="5"/>
+          </w:tcPr>
+          <w:p>
+            <w:pPr>
+              <w:spacing w:after="40"/>
+            </w:pPr>
+            <w:r>
+              <w:rPr>
+                <w:sz w:val="18"/>
+              </w:rPr>
+            </w:r>
+            <w:r>
+              <w:rPr>
+                <w:b w:val="0"/>
+                <w:i w:val="0"/>
+                <w:sz w:val="18"/>
+              </w:rPr>
+              <w:t>Inhaler devices, technique and status asthmaticus</w:t>
+            </w:r>
+          </w:p>
+        </w:tc>
+      </w:tr>
+      <w:tr>
+        <w:tc>
+          <w:tcPr>
+            <w:tcW w:type="dxa" w:w="2909"/>
+          </w:tcPr>
+          <w:p>
+            <w:pPr>
+              <w:spacing w:after="40"/>
+            </w:pPr>
+            <w:r>
+              <w:rPr>
+                <w:sz w:val="18"/>
+              </w:rPr>
+            </w:r>
+            <w:r>
+              <w:rPr>
+                <w:b w:val="0"/>
+                <w:i w:val="0"/>
+                <w:sz w:val="18"/>
+              </w:rPr>
+              <w:t>Nebulizer</w:t>
+            </w:r>
+            <w:r>
+              <w:rPr>
+                <w:sz w:val="18"/>
+              </w:rPr>
+              <w:br/>
+            </w:r>
+            <w:r>
+              <w:rPr>
+                <w:b w:val="0"/>
+                <w:i w:val="0"/>
+                <w:sz w:val="18"/>
+              </w:rPr>
+              <w:t>device</w:t>
+            </w:r>
+          </w:p>
+        </w:tc>
+        <w:tc>
+          <w:tcPr>
+            <w:tcW w:type="dxa" w:w="2909"/>
+          </w:tcPr>
+          <w:p>
+            <w:pPr>
+              <w:spacing w:after="40"/>
+            </w:pPr>
+            <w:r>
+              <w:rPr>
+                <w:sz w:val="18"/>
+              </w:rPr>
+            </w:r>
+            <w:r>
+              <w:rPr>
+                <w:b w:val="0"/>
+                <w:i w:val="0"/>
+                <w:sz w:val="18"/>
+              </w:rPr>
+              <w:t xml:space="preserve">A bigger dose is given overall, which </w:t>
+            </w:r>
+            <w:r>
+              <w:rPr>
+                <w:b/>
+                <w:i w:val="0"/>
+                <w:sz w:val="18"/>
+              </w:rPr>
+              <w:t>may lead to more side effects</w:t>
+            </w:r>
+            <w:r>
+              <w:rPr>
+                <w:b w:val="0"/>
+                <w:i w:val="0"/>
+                <w:sz w:val="18"/>
+              </w:rPr>
+              <w:t>.</w:t>
+            </w:r>
+          </w:p>
+        </w:tc>
+        <w:tc>
+          <w:tcPr>
+            <w:tcW w:type="dxa" w:w="2909"/>
+          </w:tcPr>
+          <w:p>
+            <w:pPr>
+              <w:spacing w:after="40"/>
+            </w:pPr>
+            <w:r>
+              <w:rPr>
+                <w:sz w:val="18"/>
+              </w:rPr>
+            </w:r>
+            <w:r>
+              <w:rPr>
+                <w:b w:val="0"/>
+                <w:i w:val="0"/>
+                <w:sz w:val="18"/>
+              </w:rPr>
+              <w:t>Clean regularly to prevent microbial growth.</w:t>
+            </w:r>
+          </w:p>
+        </w:tc>
+        <w:tc>
+          <w:tcPr>
+            <w:tcW w:type="dxa" w:w="2909"/>
+          </w:tcPr>
+          <w:p>
+            <w:pPr>
+              <w:spacing w:after="40"/>
+            </w:pPr>
+            <w:r>
+              <w:rPr>
+                <w:sz w:val="18"/>
+              </w:rPr>
+            </w:r>
+            <w:r>
+              <w:rPr>
+                <w:b w:val="0"/>
+                <w:i w:val="0"/>
+                <w:sz w:val="18"/>
+              </w:rPr>
+              <w:t>Device</w:t>
+            </w:r>
+          </w:p>
+        </w:tc>
+        <w:tc>
+          <w:tcPr>
+            <w:tcW w:type="dxa" w:w="2909"/>
+          </w:tcPr>
+          <w:p>
+            <w:pPr>
+              <w:spacing w:after="40"/>
+            </w:pPr>
+            <w:r>
+              <w:rPr>
+                <w:sz w:val="18"/>
+              </w:rPr>
+            </w:r>
+            <w:r>
+              <w:rPr>
+                <w:b w:val="0"/>
+                <w:i w:val="0"/>
+                <w:sz w:val="18"/>
+              </w:rPr>
+              <w:t>L11</w:t>
+            </w:r>
+            <w:r>
+              <w:rPr>
+                <w:sz w:val="18"/>
+              </w:rPr>
+              <w:br/>
+            </w:r>
+            <w:r>
+              <w:rPr>
+                <w:b w:val="0"/>
+                <w:i w:val="0"/>
+                <w:sz w:val="18"/>
+              </w:rPr>
+              <w:t>slide 92</w:t>
+            </w:r>
+          </w:p>
+        </w:tc>
+      </w:tr>
+      <w:tr>
+        <w:tc>
+          <w:tcPr>
+            <w:tcW w:type="dxa" w:w="2909"/>
+          </w:tcPr>
+          <w:p>
+            <w:pPr>
+              <w:spacing w:after="40"/>
+            </w:pPr>
+            <w:r>
+              <w:rPr>
+                <w:sz w:val="18"/>
+              </w:rPr>
+            </w:r>
+            <w:r>
+              <w:rPr>
+                <w:b w:val="0"/>
+                <w:i w:val="0"/>
+                <w:sz w:val="18"/>
+              </w:rPr>
+              <w:t>Ketamine</w:t>
+            </w:r>
+            <w:r>
+              <w:rPr>
+                <w:sz w:val="18"/>
+              </w:rPr>
+              <w:br/>
+            </w:r>
+            <w:r>
+              <w:rPr>
+                <w:b w:val="0"/>
+                <w:i w:val="0"/>
+                <w:sz w:val="18"/>
+              </w:rPr>
+              <w:t>status asthmaticus, if intubated</w:t>
+            </w:r>
+          </w:p>
+        </w:tc>
+        <w:tc>
+          <w:tcPr>
+            <w:tcW w:type="dxa" w:w="2909"/>
+          </w:tcPr>
+          <w:p>
+            <w:pPr>
+              <w:spacing w:after="40"/>
+            </w:pPr>
+            <w:r>
+              <w:rPr>
+                <w:sz w:val="18"/>
+              </w:rPr>
+            </w:r>
+            <w:r>
+              <w:rPr>
+                <w:b/>
+                <w:i w:val="0"/>
+                <w:sz w:val="18"/>
+              </w:rPr>
+              <w:t>Emergence phenomenon</w:t>
+            </w:r>
+            <w:r>
+              <w:rPr>
+                <w:b w:val="0"/>
+                <w:i w:val="0"/>
+                <w:sz w:val="18"/>
+              </w:rPr>
+              <w:t>, hypertension, tachycardia, vomiting.</w:t>
+            </w:r>
+          </w:p>
+        </w:tc>
+        <w:tc>
+          <w:tcPr>
+            <w:tcW w:type="dxa" w:w="2909"/>
+          </w:tcPr>
+          <w:p>
+            <w:pPr>
+              <w:spacing w:after="40"/>
+            </w:pPr>
+            <w:r>
+              <w:rPr>
+                <w:sz w:val="18"/>
+              </w:rPr>
+            </w:r>
+            <w:r>
+              <w:rPr>
+                <w:b w:val="0"/>
+                <w:i w:val="0"/>
+                <w:sz w:val="18"/>
+              </w:rPr>
+              <w:t>Used only once the patient is intubated.</w:t>
+            </w:r>
+          </w:p>
+        </w:tc>
+        <w:tc>
+          <w:tcPr>
+            <w:tcW w:type="dxa" w:w="2909"/>
+          </w:tcPr>
+          <w:p>
+            <w:pPr>
+              <w:spacing w:after="40"/>
+            </w:pPr>
+            <w:r>
+              <w:rPr>
+                <w:sz w:val="18"/>
+              </w:rPr>
+            </w:r>
+            <w:r>
+              <w:rPr>
+                <w:b w:val="0"/>
+                <w:i w:val="0"/>
+                <w:sz w:val="18"/>
+              </w:rPr>
+              <w:t>Nervous system / Cardiovascular</w:t>
+            </w:r>
+          </w:p>
+        </w:tc>
+        <w:tc>
+          <w:tcPr>
+            <w:tcW w:type="dxa" w:w="2909"/>
+          </w:tcPr>
+          <w:p>
+            <w:pPr>
+              <w:spacing w:after="40"/>
+            </w:pPr>
+            <w:r>
+              <w:rPr>
+                <w:sz w:val="18"/>
+              </w:rPr>
+            </w:r>
+            <w:r>
+              <w:rPr>
+                <w:b w:val="0"/>
+                <w:i w:val="0"/>
+                <w:sz w:val="18"/>
+              </w:rPr>
+              <w:t>L11</w:t>
+            </w:r>
+            <w:r>
+              <w:rPr>
+                <w:sz w:val="18"/>
+              </w:rPr>
+              <w:br/>
+            </w:r>
+            <w:r>
+              <w:rPr>
+                <w:b w:val="0"/>
+                <w:i w:val="0"/>
+                <w:sz w:val="18"/>
+              </w:rPr>
+              <w:t>slide 99</w:t>
+            </w:r>
+          </w:p>
+        </w:tc>
+      </w:tr>
+      <w:tr>
+        <w:tc>
+          <w:tcPr>
+            <w:tcW w:type="dxa" w:w="14545"/>
+            <w:gridSpan w:val="5"/>
+          </w:tcPr>
+          <w:p>
+            <w:pPr>
+              <w:spacing w:after="40"/>
+            </w:pPr>
+            <w:r>
+              <w:rPr>
+                <w:sz w:val="18"/>
+              </w:rPr>
+            </w:r>
+            <w:r>
+              <w:rPr>
+                <w:b w:val="0"/>
+                <w:i w:val="0"/>
+                <w:sz w:val="18"/>
+              </w:rPr>
+              <w:t>Chronic obstructive pulmonary disease, smoking cessation and vaccines</w:t>
+            </w:r>
+          </w:p>
+        </w:tc>
+      </w:tr>
+      <w:tr>
+        <w:tc>
+          <w:tcPr>
+            <w:tcW w:type="dxa" w:w="2909"/>
+          </w:tcPr>
+          <w:p>
+            <w:pPr>
+              <w:spacing w:after="40"/>
+            </w:pPr>
+            <w:r>
+              <w:rPr>
+                <w:sz w:val="18"/>
+              </w:rPr>
+            </w:r>
+            <w:r>
+              <w:rPr>
+                <w:b w:val="0"/>
+                <w:i w:val="0"/>
+                <w:sz w:val="18"/>
+              </w:rPr>
+              <w:t>Nicotine replacement</w:t>
+            </w:r>
+            <w:r>
+              <w:rPr>
+                <w:sz w:val="18"/>
+              </w:rPr>
+              <w:br/>
+            </w:r>
+            <w:r>
+              <w:rPr>
+                <w:b w:val="0"/>
+                <w:i w:val="0"/>
+                <w:sz w:val="18"/>
+              </w:rPr>
+              <w:t>patch, gum, spray, inhaler</w:t>
+            </w:r>
+          </w:p>
+        </w:tc>
+        <w:tc>
+          <w:tcPr>
+            <w:tcW w:type="dxa" w:w="2909"/>
+          </w:tcPr>
+          <w:p>
+            <w:pPr>
+              <w:spacing w:after="40"/>
+            </w:pPr>
+            <w:r>
+              <w:rPr>
+                <w:sz w:val="18"/>
+              </w:rPr>
+            </w:r>
+            <w:r>
+              <w:rPr>
+                <w:b/>
+                <w:i w:val="0"/>
+                <w:sz w:val="18"/>
+              </w:rPr>
+              <w:t>Tachyarrhythmias and hypertension.</w:t>
+            </w:r>
+          </w:p>
+        </w:tc>
+        <w:tc>
+          <w:tcPr>
+            <w:tcW w:type="dxa" w:w="2909"/>
+          </w:tcPr>
+          <w:p>
+            <w:pPr>
+              <w:spacing w:after="40"/>
+            </w:pPr>
+            <w:r>
+              <w:rPr>
+                <w:sz w:val="18"/>
+              </w:rPr>
+            </w:r>
+            <w:r>
+              <w:rPr>
+                <w:b w:val="0"/>
+                <w:i w:val="0"/>
+                <w:sz w:val="18"/>
+              </w:rPr>
+              <w:t>Caution in patients with cardiovascular problems.</w:t>
+            </w:r>
+          </w:p>
+        </w:tc>
+        <w:tc>
+          <w:tcPr>
+            <w:tcW w:type="dxa" w:w="2909"/>
+          </w:tcPr>
+          <w:p>
+            <w:pPr>
+              <w:spacing w:after="40"/>
+            </w:pPr>
+            <w:r>
+              <w:rPr>
+                <w:sz w:val="18"/>
+              </w:rPr>
+            </w:r>
+            <w:r>
+              <w:rPr>
+                <w:b w:val="0"/>
+                <w:i w:val="0"/>
+                <w:sz w:val="18"/>
+              </w:rPr>
+              <w:t>Cardiovascular</w:t>
+            </w:r>
+          </w:p>
+        </w:tc>
+        <w:tc>
+          <w:tcPr>
+            <w:tcW w:type="dxa" w:w="2909"/>
+          </w:tcPr>
+          <w:p>
+            <w:pPr>
+              <w:spacing w:after="40"/>
+            </w:pPr>
+            <w:r>
+              <w:rPr>
+                <w:sz w:val="18"/>
+              </w:rPr>
+            </w:r>
+            <w:r>
+              <w:rPr>
+                <w:b w:val="0"/>
+                <w:i w:val="0"/>
+                <w:sz w:val="18"/>
+              </w:rPr>
+              <w:t>L11</w:t>
+            </w:r>
+            <w:r>
+              <w:rPr>
+                <w:sz w:val="18"/>
+              </w:rPr>
+              <w:br/>
+            </w:r>
+            <w:r>
+              <w:rPr>
+                <w:b w:val="0"/>
+                <w:i w:val="0"/>
+                <w:sz w:val="18"/>
+              </w:rPr>
+              <w:t>slide 106</w:t>
+            </w:r>
+          </w:p>
+        </w:tc>
+      </w:tr>
+      <w:tr>
+        <w:tc>
+          <w:tcPr>
+            <w:tcW w:type="dxa" w:w="2909"/>
+          </w:tcPr>
+          <w:p>
+            <w:pPr>
+              <w:spacing w:after="40"/>
+            </w:pPr>
+            <w:r>
+              <w:rPr>
+                <w:sz w:val="18"/>
+              </w:rPr>
+            </w:r>
+            <w:r>
+              <w:rPr>
+                <w:b w:val="0"/>
+                <w:i w:val="0"/>
+                <w:sz w:val="18"/>
+              </w:rPr>
+              <w:t>Varenicline</w:t>
+            </w:r>
+            <w:r>
+              <w:rPr>
+                <w:sz w:val="18"/>
+              </w:rPr>
+              <w:br/>
+            </w:r>
+            <w:r>
+              <w:rPr>
+                <w:b w:val="0"/>
+                <w:i w:val="0"/>
+                <w:sz w:val="18"/>
+              </w:rPr>
+              <w:t>smoking cessation</w:t>
+            </w:r>
+          </w:p>
+        </w:tc>
+        <w:tc>
+          <w:tcPr>
+            <w:tcW w:type="dxa" w:w="2909"/>
+          </w:tcPr>
+          <w:p>
+            <w:pPr>
+              <w:spacing w:after="40"/>
+            </w:pPr>
+            <w:r>
+              <w:rPr>
+                <w:sz w:val="18"/>
+              </w:rPr>
+            </w:r>
+            <w:r>
+              <w:rPr>
+                <w:b w:val="0"/>
+                <w:i w:val="0"/>
+                <w:sz w:val="18"/>
+              </w:rPr>
+              <w:t>Nausea, sleep disturbance, headache.</w:t>
+            </w:r>
+          </w:p>
+        </w:tc>
+        <w:tc>
+          <w:tcPr>
+            <w:tcW w:type="dxa" w:w="2909"/>
+          </w:tcPr>
+          <w:p>
+            <w:pPr>
+              <w:spacing w:after="40"/>
+            </w:pPr>
+            <w:r>
+              <w:rPr>
+                <w:sz w:val="18"/>
+              </w:rPr>
+            </w:r>
+            <w:r>
+              <w:rPr>
+                <w:b w:val="0"/>
+                <w:i w:val="0"/>
+                <w:sz w:val="18"/>
+              </w:rPr>
+              <w:t>Start one week before the quit date.</w:t>
+            </w:r>
+          </w:p>
+        </w:tc>
+        <w:tc>
+          <w:tcPr>
+            <w:tcW w:type="dxa" w:w="2909"/>
+          </w:tcPr>
+          <w:p>
+            <w:pPr>
+              <w:spacing w:after="40"/>
+            </w:pPr>
+            <w:r>
+              <w:rPr>
+                <w:sz w:val="18"/>
+              </w:rPr>
+            </w:r>
+            <w:r>
+              <w:rPr>
+                <w:b w:val="0"/>
+                <w:i w:val="0"/>
+                <w:sz w:val="18"/>
+              </w:rPr>
+              <w:t>Gastrointestinal / Nervous system</w:t>
+            </w:r>
+          </w:p>
+        </w:tc>
+        <w:tc>
+          <w:tcPr>
+            <w:tcW w:type="dxa" w:w="2909"/>
+          </w:tcPr>
+          <w:p>
+            <w:pPr>
+              <w:spacing w:after="40"/>
+            </w:pPr>
+            <w:r>
+              <w:rPr>
+                <w:sz w:val="18"/>
+              </w:rPr>
+            </w:r>
+            <w:r>
+              <w:rPr>
+                <w:b w:val="0"/>
+                <w:i w:val="0"/>
+                <w:sz w:val="18"/>
+              </w:rPr>
+              <w:t>L11</w:t>
+            </w:r>
+            <w:r>
+              <w:rPr>
+                <w:sz w:val="18"/>
+              </w:rPr>
+              <w:br/>
+            </w:r>
+            <w:r>
+              <w:rPr>
+                <w:b w:val="0"/>
+                <w:i w:val="0"/>
+                <w:sz w:val="18"/>
+              </w:rPr>
+              <w:t>slide 107</w:t>
+            </w:r>
+          </w:p>
+        </w:tc>
+      </w:tr>
+      <w:tr>
+        <w:tc>
+          <w:tcPr>
+            <w:tcW w:type="dxa" w:w="2909"/>
+          </w:tcPr>
+          <w:p>
+            <w:pPr>
+              <w:spacing w:after="40"/>
+            </w:pPr>
+            <w:r>
+              <w:rPr>
+                <w:sz w:val="18"/>
+              </w:rPr>
+            </w:r>
+            <w:r>
+              <w:rPr>
+                <w:b w:val="0"/>
+                <w:i w:val="0"/>
+                <w:sz w:val="18"/>
+              </w:rPr>
+              <w:t>Varenicline</w:t>
+            </w:r>
+            <w:r>
+              <w:rPr>
+                <w:sz w:val="18"/>
+              </w:rPr>
+              <w:br/>
+            </w:r>
+            <w:r>
+              <w:rPr>
+                <w:b w:val="0"/>
+                <w:i w:val="0"/>
+                <w:sz w:val="18"/>
+              </w:rPr>
+              <w:t>smoking cessation</w:t>
+            </w:r>
+            <w:r>
+              <w:rPr>
+                <w:b w:val="0"/>
+                <w:i w:val="0"/>
+                <w:sz w:val="18"/>
+              </w:rPr>
+              <w:t>Black box</w:t>
+            </w:r>
+          </w:p>
+        </w:tc>
+        <w:tc>
+          <w:tcPr>
+            <w:tcW w:type="dxa" w:w="2909"/>
+          </w:tcPr>
+          <w:p>
+            <w:pPr>
+              <w:spacing w:after="40"/>
+            </w:pPr>
+            <w:r>
+              <w:rPr>
+                <w:sz w:val="18"/>
+              </w:rPr>
+            </w:r>
+            <w:r>
+              <w:rPr>
+                <w:b/>
+                <w:i w:val="0"/>
+                <w:sz w:val="18"/>
+              </w:rPr>
+              <w:t>Black box warning: neuropsychiatric events (depression, suicidal ideation).</w:t>
+            </w:r>
+            <w:r>
+              <w:rPr>
+                <w:b w:val="0"/>
+                <w:i w:val="0"/>
+                <w:sz w:val="18"/>
+              </w:rPr>
+              <w:t xml:space="preserve"> </w:t>
+            </w:r>
+            <w:r>
+              <w:rPr>
+                <w:b w:val="0"/>
+                <w:i/>
+                <w:sz w:val="18"/>
+              </w:rPr>
+              <w:t>Current labeling differs: the FDA (Food and Drug Administration) removed this boxed warning in 2016; neuropsychiatric events stay in the warnings.</w:t>
+            </w:r>
+          </w:p>
+        </w:tc>
+        <w:tc>
+          <w:tcPr>
+            <w:tcW w:type="dxa" w:w="2909"/>
+          </w:tcPr>
+          <w:p>
+            <w:pPr>
+              <w:spacing w:after="40"/>
+            </w:pPr>
+            <w:r>
+              <w:rPr>
+                <w:sz w:val="18"/>
+              </w:rPr>
+            </w:r>
+            <w:r>
+              <w:rPr>
+                <w:b w:val="0"/>
+                <w:i w:val="0"/>
+                <w:sz w:val="18"/>
+              </w:rPr>
+              <w:t>Ask about mood and suicidal thoughts at each visit.</w:t>
+            </w:r>
+          </w:p>
+        </w:tc>
+        <w:tc>
+          <w:tcPr>
+            <w:tcW w:type="dxa" w:w="2909"/>
+          </w:tcPr>
+          <w:p>
+            <w:pPr>
+              <w:spacing w:after="40"/>
+            </w:pPr>
+            <w:r>
+              <w:rPr>
+                <w:sz w:val="18"/>
+              </w:rPr>
+            </w:r>
+            <w:r>
+              <w:rPr>
+                <w:b w:val="0"/>
+                <w:i w:val="0"/>
+                <w:sz w:val="18"/>
+              </w:rPr>
+              <w:t>Psychiatric</w:t>
+            </w:r>
+          </w:p>
+        </w:tc>
+        <w:tc>
+          <w:tcPr>
+            <w:tcW w:type="dxa" w:w="2909"/>
+          </w:tcPr>
+          <w:p>
+            <w:pPr>
+              <w:spacing w:after="40"/>
+            </w:pPr>
+            <w:r>
+              <w:rPr>
+                <w:sz w:val="18"/>
+              </w:rPr>
+            </w:r>
+            <w:r>
+              <w:rPr>
+                <w:b w:val="0"/>
+                <w:i w:val="0"/>
+                <w:sz w:val="18"/>
+              </w:rPr>
+              <w:t>L11</w:t>
+            </w:r>
+            <w:r>
+              <w:rPr>
+                <w:sz w:val="18"/>
+              </w:rPr>
+              <w:br/>
+            </w:r>
+            <w:r>
+              <w:rPr>
+                <w:b w:val="0"/>
+                <w:i w:val="0"/>
+                <w:sz w:val="18"/>
+              </w:rPr>
+              <w:t>slide 107</w:t>
             </w:r>
           </w:p>
         </w:tc>
